--- a/Федеральное_государственное_бюджетное_образовательное_учреждение.docx
+++ b/Федеральное_государственное_бюджетное_образовательное_учреждение.docx
@@ -571,7 +571,6 @@
           <w:bCs/>
           <w:sz w:val="28"/>
           <w:szCs w:val="28"/>
-          <w:lang w:val="en-US"/>
         </w:rPr>
       </w:pPr>
       <w:bookmarkStart w:id="0" w:name="_Toc230707236"/>
@@ -593,7 +592,6 @@
           <w:bCs/>
           <w:sz w:val="28"/>
           <w:szCs w:val="28"/>
-          <w:lang w:val="en-US"/>
         </w:rPr>
         <w:t>:</w:t>
       </w:r>
@@ -607,7 +605,6 @@
           <w:color w:val="2E74B5" w:themeColor="accent1" w:themeShade="BF"/>
           <w:sz w:val="28"/>
           <w:szCs w:val="40"/>
-          <w:lang w:val="en-US"/>
         </w:rPr>
       </w:pPr>
     </w:p>
@@ -616,6 +613,9 @@
         <w:jc w:val="center"/>
       </w:pPr>
       <w:r>
+        <w:rPr>
+          <w:noProof/>
+        </w:rPr>
         <w:drawing>
           <wp:inline distT="0" distB="0" distL="0" distR="0" wp14:anchorId="6B44D00A" wp14:editId="76F70472">
             <wp:extent cx="3867150" cy="4105275"/>
@@ -749,32 +749,9 @@
           <w:szCs w:val="28"/>
           <w:lang w:eastAsia="ru-RU"/>
         </w:rPr>
-        <w:t>X2 (Фотобарьер / ФБ):</w:t>
-      </w:r>
-      <w:r>
-        <w:rPr>
-          <w:rFonts w:ascii="Times New Roman" w:eastAsia="Times New Roman" w:hAnsi="Times New Roman" w:cs="Times New Roman"/>
-          <w:sz w:val="28"/>
-          <w:szCs w:val="28"/>
-          <w:lang w:eastAsia="ru-RU"/>
-        </w:rPr>
-        <w:t xml:space="preserve"> Датчик безопасности, установленный непосредственно в створе дверей. Выдает логическую «1» при наличии препятствия, предотвращая зажатие.</w:t>
-      </w:r>
-    </w:p>
-    <w:p>
-      <w:pPr>
-        <w:numPr>
-          <w:ilvl w:val="0"/>
-          <w:numId w:val="47"/>
-        </w:numPr>
-        <w:spacing w:before="100" w:beforeAutospacing="1" w:after="100" w:afterAutospacing="1" w:line="240" w:lineRule="auto"/>
-        <w:rPr>
-          <w:rFonts w:ascii="Times New Roman" w:eastAsia="Times New Roman" w:hAnsi="Times New Roman" w:cs="Times New Roman"/>
-          <w:sz w:val="28"/>
-          <w:szCs w:val="28"/>
-          <w:lang w:eastAsia="ru-RU"/>
-        </w:rPr>
-      </w:pPr>
+        <w:t>X2 (</w:t>
+      </w:r>
+      <w:proofErr w:type="spellStart"/>
       <w:r>
         <w:rPr>
           <w:rFonts w:ascii="Times New Roman" w:eastAsia="Times New Roman" w:hAnsi="Times New Roman" w:cs="Times New Roman"/>
@@ -784,8 +761,9 @@
           <w:szCs w:val="28"/>
           <w:lang w:eastAsia="ru-RU"/>
         </w:rPr>
-        <w:t>X</w:t>
-      </w:r>
+        <w:t>Фотобарьер</w:t>
+      </w:r>
+      <w:proofErr w:type="spellEnd"/>
       <w:r>
         <w:rPr>
           <w:rFonts w:ascii="Times New Roman" w:eastAsia="Times New Roman" w:hAnsi="Times New Roman" w:cs="Times New Roman"/>
@@ -795,8 +773,32 @@
           <w:szCs w:val="28"/>
           <w:lang w:eastAsia="ru-RU"/>
         </w:rPr>
-        <w:t>3</w:t>
-      </w:r>
+        <w:t xml:space="preserve"> / ФБ):</w:t>
+      </w:r>
+      <w:r>
+        <w:rPr>
+          <w:rFonts w:ascii="Times New Roman" w:eastAsia="Times New Roman" w:hAnsi="Times New Roman" w:cs="Times New Roman"/>
+          <w:sz w:val="28"/>
+          <w:szCs w:val="28"/>
+          <w:lang w:eastAsia="ru-RU"/>
+        </w:rPr>
+        <w:t xml:space="preserve"> Датчик безопасности, установленный непосредственно в створе дверей. Выдает логическую «1» при наличии препятствия, предотвращая зажатие.</w:t>
+      </w:r>
+    </w:p>
+    <w:p>
+      <w:pPr>
+        <w:numPr>
+          <w:ilvl w:val="0"/>
+          <w:numId w:val="47"/>
+        </w:numPr>
+        <w:spacing w:before="100" w:beforeAutospacing="1" w:after="100" w:afterAutospacing="1" w:line="240" w:lineRule="auto"/>
+        <w:rPr>
+          <w:rFonts w:ascii="Times New Roman" w:eastAsia="Times New Roman" w:hAnsi="Times New Roman" w:cs="Times New Roman"/>
+          <w:sz w:val="28"/>
+          <w:szCs w:val="28"/>
+          <w:lang w:eastAsia="ru-RU"/>
+        </w:rPr>
+      </w:pPr>
       <w:r>
         <w:rPr>
           <w:rFonts w:ascii="Times New Roman" w:eastAsia="Times New Roman" w:hAnsi="Times New Roman" w:cs="Times New Roman"/>
@@ -806,32 +808,8 @@
           <w:szCs w:val="28"/>
           <w:lang w:eastAsia="ru-RU"/>
         </w:rPr>
-        <w:t xml:space="preserve"> (Тумблер питания):</w:t>
-      </w:r>
-      <w:r>
-        <w:rPr>
-          <w:rFonts w:ascii="Times New Roman" w:eastAsia="Times New Roman" w:hAnsi="Times New Roman" w:cs="Times New Roman"/>
-          <w:sz w:val="28"/>
-          <w:szCs w:val="28"/>
-          <w:lang w:eastAsia="ru-RU"/>
-        </w:rPr>
-        <w:t xml:space="preserve"> Логическая «1» — система активна, логический «0» — система заблокирована.</w:t>
-      </w:r>
-    </w:p>
-    <w:p>
-      <w:pPr>
-        <w:numPr>
-          <w:ilvl w:val="0"/>
-          <w:numId w:val="47"/>
-        </w:numPr>
-        <w:spacing w:before="100" w:beforeAutospacing="1" w:after="100" w:afterAutospacing="1" w:line="240" w:lineRule="auto"/>
-        <w:rPr>
-          <w:rFonts w:ascii="Times New Roman" w:eastAsia="Times New Roman" w:hAnsi="Times New Roman" w:cs="Times New Roman"/>
-          <w:sz w:val="28"/>
-          <w:szCs w:val="28"/>
-          <w:lang w:eastAsia="ru-RU"/>
-        </w:rPr>
-      </w:pPr>
+        <w:t>X</w:t>
+      </w:r>
       <w:r>
         <w:rPr>
           <w:rFonts w:ascii="Times New Roman" w:eastAsia="Times New Roman" w:hAnsi="Times New Roman" w:cs="Times New Roman"/>
@@ -841,50 +819,8 @@
           <w:szCs w:val="28"/>
           <w:lang w:eastAsia="ru-RU"/>
         </w:rPr>
-        <w:t>Микроконтроллер (Управляющее устройство / УУ):</w:t>
-      </w:r>
-      <w:r>
-        <w:rPr>
-          <w:rFonts w:ascii="Times New Roman" w:eastAsia="Times New Roman" w:hAnsi="Times New Roman" w:cs="Times New Roman"/>
-          <w:sz w:val="28"/>
-          <w:szCs w:val="28"/>
-          <w:lang w:eastAsia="ru-RU"/>
-        </w:rPr>
-        <w:t xml:space="preserve"> Вычислительный модуль, реализующий комбинационную логику. Формирует команды управления на основе текущего состояния входов X1, X2 и X</w:t>
-      </w:r>
-      <w:r>
-        <w:rPr>
-          <w:rFonts w:ascii="Times New Roman" w:eastAsia="Times New Roman" w:hAnsi="Times New Roman" w:cs="Times New Roman"/>
-          <w:sz w:val="28"/>
-          <w:szCs w:val="28"/>
-          <w:lang w:eastAsia="ru-RU"/>
-        </w:rPr>
         <w:t>3</w:t>
       </w:r>
-      <w:r>
-        <w:rPr>
-          <w:rFonts w:ascii="Times New Roman" w:eastAsia="Times New Roman" w:hAnsi="Times New Roman" w:cs="Times New Roman"/>
-          <w:sz w:val="28"/>
-          <w:szCs w:val="28"/>
-          <w:lang w:eastAsia="ru-RU"/>
-        </w:rPr>
-        <w:t xml:space="preserve"> без использования внутренней памяти.</w:t>
-      </w:r>
-    </w:p>
-    <w:p>
-      <w:pPr>
-        <w:numPr>
-          <w:ilvl w:val="0"/>
-          <w:numId w:val="47"/>
-        </w:numPr>
-        <w:spacing w:before="100" w:beforeAutospacing="1" w:after="100" w:afterAutospacing="1" w:line="240" w:lineRule="auto"/>
-        <w:rPr>
-          <w:rFonts w:ascii="Times New Roman" w:eastAsia="Times New Roman" w:hAnsi="Times New Roman" w:cs="Times New Roman"/>
-          <w:sz w:val="28"/>
-          <w:szCs w:val="28"/>
-          <w:lang w:eastAsia="ru-RU"/>
-        </w:rPr>
-      </w:pPr>
       <w:r>
         <w:rPr>
           <w:rFonts w:ascii="Times New Roman" w:eastAsia="Times New Roman" w:hAnsi="Times New Roman" w:cs="Times New Roman"/>
@@ -894,7 +830,7 @@
           <w:szCs w:val="28"/>
           <w:lang w:eastAsia="ru-RU"/>
         </w:rPr>
-        <w:t>Электропривод и створки (Объект управления / ОУ):</w:t>
+        <w:t xml:space="preserve"> (Тумблер питания):</w:t>
       </w:r>
       <w:r>
         <w:rPr>
@@ -903,17 +839,7 @@
           <w:szCs w:val="28"/>
           <w:lang w:eastAsia="ru-RU"/>
         </w:rPr>
-        <w:t xml:space="preserve"> Исполнительный механизм со встроенной аппаратной защитой (внутренними </w:t>
-      </w:r>
-      <w:r>
-        <w:rPr>
-          <w:rFonts w:ascii="Times New Roman" w:eastAsia="Times New Roman" w:hAnsi="Times New Roman" w:cs="Times New Roman"/>
-          <w:sz w:val="28"/>
-          <w:szCs w:val="28"/>
-          <w:lang w:eastAsia="ru-RU"/>
-        </w:rPr>
-        <w:lastRenderedPageBreak/>
-        <w:t>концевиками). Осуществляет физическое движение створок по команде от УУ и самостоятельно отключает двигатель в крайних положениях.</w:t>
+        <w:t xml:space="preserve"> Логическая «1» — система активна, логический «0» — система заблокирована.</w:t>
       </w:r>
     </w:p>
     <w:p>
@@ -939,6 +865,104 @@
           <w:szCs w:val="28"/>
           <w:lang w:eastAsia="ru-RU"/>
         </w:rPr>
+        <w:t>Микроконтроллер (Управляющее устройство / УУ):</w:t>
+      </w:r>
+      <w:r>
+        <w:rPr>
+          <w:rFonts w:ascii="Times New Roman" w:eastAsia="Times New Roman" w:hAnsi="Times New Roman" w:cs="Times New Roman"/>
+          <w:sz w:val="28"/>
+          <w:szCs w:val="28"/>
+          <w:lang w:eastAsia="ru-RU"/>
+        </w:rPr>
+        <w:t xml:space="preserve"> Вычислительный модуль, реализующий комбинационную логику. Формирует команды управления на основе текущего состояния входов X1, X2 и X</w:t>
+      </w:r>
+      <w:r>
+        <w:rPr>
+          <w:rFonts w:ascii="Times New Roman" w:eastAsia="Times New Roman" w:hAnsi="Times New Roman" w:cs="Times New Roman"/>
+          <w:sz w:val="28"/>
+          <w:szCs w:val="28"/>
+          <w:lang w:eastAsia="ru-RU"/>
+        </w:rPr>
+        <w:t>3</w:t>
+      </w:r>
+      <w:r>
+        <w:rPr>
+          <w:rFonts w:ascii="Times New Roman" w:eastAsia="Times New Roman" w:hAnsi="Times New Roman" w:cs="Times New Roman"/>
+          <w:sz w:val="28"/>
+          <w:szCs w:val="28"/>
+          <w:lang w:eastAsia="ru-RU"/>
+        </w:rPr>
+        <w:t xml:space="preserve"> без использования внутренней памяти.</w:t>
+      </w:r>
+    </w:p>
+    <w:p>
+      <w:pPr>
+        <w:numPr>
+          <w:ilvl w:val="0"/>
+          <w:numId w:val="47"/>
+        </w:numPr>
+        <w:spacing w:before="100" w:beforeAutospacing="1" w:after="100" w:afterAutospacing="1" w:line="240" w:lineRule="auto"/>
+        <w:rPr>
+          <w:rFonts w:ascii="Times New Roman" w:eastAsia="Times New Roman" w:hAnsi="Times New Roman" w:cs="Times New Roman"/>
+          <w:sz w:val="28"/>
+          <w:szCs w:val="28"/>
+          <w:lang w:eastAsia="ru-RU"/>
+        </w:rPr>
+      </w:pPr>
+      <w:r>
+        <w:rPr>
+          <w:rFonts w:ascii="Times New Roman" w:eastAsia="Times New Roman" w:hAnsi="Times New Roman" w:cs="Times New Roman"/>
+          <w:b/>
+          <w:bCs/>
+          <w:sz w:val="28"/>
+          <w:szCs w:val="28"/>
+          <w:lang w:eastAsia="ru-RU"/>
+        </w:rPr>
+        <w:t>Электропривод и створки (Объект управления / ОУ):</w:t>
+      </w:r>
+      <w:r>
+        <w:rPr>
+          <w:rFonts w:ascii="Times New Roman" w:eastAsia="Times New Roman" w:hAnsi="Times New Roman" w:cs="Times New Roman"/>
+          <w:sz w:val="28"/>
+          <w:szCs w:val="28"/>
+          <w:lang w:eastAsia="ru-RU"/>
+        </w:rPr>
+        <w:t xml:space="preserve"> Исполнительный механизм со встроенной аппаратной защитой (внутренними </w:t>
+      </w:r>
+      <w:r>
+        <w:rPr>
+          <w:rFonts w:ascii="Times New Roman" w:eastAsia="Times New Roman" w:hAnsi="Times New Roman" w:cs="Times New Roman"/>
+          <w:sz w:val="28"/>
+          <w:szCs w:val="28"/>
+          <w:lang w:eastAsia="ru-RU"/>
+        </w:rPr>
+        <w:lastRenderedPageBreak/>
+        <w:t>концевиками). Осуществляет физическое движение створок по команде от УУ и самостоятельно отключает двигатель в крайних положениях.</w:t>
+      </w:r>
+    </w:p>
+    <w:p>
+      <w:pPr>
+        <w:numPr>
+          <w:ilvl w:val="0"/>
+          <w:numId w:val="47"/>
+        </w:numPr>
+        <w:spacing w:before="100" w:beforeAutospacing="1" w:after="100" w:afterAutospacing="1" w:line="240" w:lineRule="auto"/>
+        <w:rPr>
+          <w:rFonts w:ascii="Times New Roman" w:eastAsia="Times New Roman" w:hAnsi="Times New Roman" w:cs="Times New Roman"/>
+          <w:sz w:val="28"/>
+          <w:szCs w:val="28"/>
+          <w:lang w:eastAsia="ru-RU"/>
+        </w:rPr>
+      </w:pPr>
+      <w:r>
+        <w:rPr>
+          <w:rFonts w:ascii="Times New Roman" w:eastAsia="Times New Roman" w:hAnsi="Times New Roman" w:cs="Times New Roman"/>
+          <w:b/>
+          <w:bCs/>
+          <w:sz w:val="28"/>
+          <w:szCs w:val="28"/>
+          <w:lang w:eastAsia="ru-RU"/>
+        </w:rPr>
         <w:t>Y (Двухбитная шина управления):</w:t>
       </w:r>
       <w:r>
@@ -1050,7 +1074,6 @@
           <w:rFonts w:ascii="Times New Roman" w:hAnsi="Times New Roman" w:cs="Times New Roman"/>
           <w:sz w:val="28"/>
           <w:szCs w:val="28"/>
-          <w:lang w:val="en-US"/>
         </w:rPr>
       </w:pPr>
     </w:p>
@@ -2264,9 +2287,11 @@
         <w:ind w:left="720"/>
         <w:rPr>
           <w:rFonts w:ascii="Times New Roman" w:eastAsia="Times New Roman" w:hAnsi="Times New Roman" w:cs="Times New Roman"/>
+          <w:b/>
+          <w:bCs/>
           <w:sz w:val="28"/>
           <w:szCs w:val="28"/>
-          <w:lang w:eastAsia="ru-RU"/>
+          <w:lang w:val="en-US" w:eastAsia="ru-RU"/>
         </w:rPr>
       </w:pPr>
       <w:r>
@@ -2407,6 +2432,159 @@
     </w:p>
     <w:p>
       <w:pPr>
+        <w:spacing w:before="100" w:beforeAutospacing="1" w:after="100" w:afterAutospacing="1" w:line="240" w:lineRule="auto"/>
+        <w:ind w:left="720"/>
+        <w:rPr>
+          <w:rFonts w:ascii="Times New Roman" w:eastAsia="Times New Roman" w:hAnsi="Times New Roman" w:cs="Times New Roman"/>
+          <w:b/>
+          <w:bCs/>
+          <w:sz w:val="28"/>
+          <w:szCs w:val="28"/>
+          <w:lang w:val="en-US" w:eastAsia="ru-RU"/>
+        </w:rPr>
+      </w:pPr>
+    </w:p>
+    <w:p>
+      <w:pPr>
+        <w:spacing w:after="160" w:line="259" w:lineRule="auto"/>
+        <w:rPr>
+          <w:rFonts w:ascii="Times New Roman" w:eastAsia="Times New Roman" w:hAnsi="Times New Roman" w:cs="Times New Roman"/>
+          <w:sz w:val="28"/>
+          <w:szCs w:val="28"/>
+          <w:lang w:val="en-US" w:eastAsia="ru-RU"/>
+        </w:rPr>
+      </w:pPr>
+      <w:r>
+        <w:rPr>
+          <w:rFonts w:ascii="Times New Roman" w:eastAsia="Times New Roman" w:hAnsi="Times New Roman" w:cs="Times New Roman"/>
+          <w:sz w:val="28"/>
+          <w:szCs w:val="28"/>
+          <w:lang w:val="en-US" w:eastAsia="ru-RU"/>
+        </w:rPr>
+        <w:br w:type="page"/>
+      </w:r>
+    </w:p>
+    <w:p>
+      <w:pPr>
+        <w:spacing w:before="100" w:beforeAutospacing="1" w:after="100" w:afterAutospacing="1" w:line="240" w:lineRule="auto"/>
+        <w:rPr>
+          <w:rFonts w:ascii="Times New Roman" w:eastAsia="Times New Roman" w:hAnsi="Times New Roman" w:cs="Times New Roman"/>
+          <w:b/>
+          <w:bCs/>
+          <w:sz w:val="28"/>
+          <w:szCs w:val="28"/>
+          <w:lang w:eastAsia="ru-RU"/>
+        </w:rPr>
+      </w:pPr>
+      <w:r>
+        <w:rPr>
+          <w:rFonts w:ascii="Times New Roman" w:eastAsia="Times New Roman" w:hAnsi="Times New Roman" w:cs="Times New Roman"/>
+          <w:b/>
+          <w:bCs/>
+          <w:sz w:val="28"/>
+          <w:szCs w:val="28"/>
+          <w:lang w:eastAsia="ru-RU"/>
+        </w:rPr>
+        <w:lastRenderedPageBreak/>
+        <w:t xml:space="preserve">Блок-схема алгоритма </w:t>
+      </w:r>
+    </w:p>
+    <w:p>
+      <w:pPr>
+        <w:spacing w:before="100" w:beforeAutospacing="1" w:after="100" w:afterAutospacing="1" w:line="240" w:lineRule="auto"/>
+        <w:rPr>
+          <w:rFonts w:ascii="Times New Roman" w:eastAsia="Times New Roman" w:hAnsi="Times New Roman" w:cs="Times New Roman"/>
+          <w:b/>
+          <w:bCs/>
+          <w:sz w:val="28"/>
+          <w:szCs w:val="28"/>
+          <w:lang w:eastAsia="ru-RU"/>
+        </w:rPr>
+      </w:pPr>
+    </w:p>
+    <w:p>
+      <w:pPr>
+        <w:spacing w:before="100" w:beforeAutospacing="1" w:after="100" w:afterAutospacing="1" w:line="240" w:lineRule="auto"/>
+        <w:ind w:left="720"/>
+        <w:rPr>
+          <w:rFonts w:ascii="Times New Roman" w:eastAsia="Times New Roman" w:hAnsi="Times New Roman" w:cs="Times New Roman"/>
+          <w:b/>
+          <w:bCs/>
+          <w:sz w:val="28"/>
+          <w:szCs w:val="28"/>
+          <w:lang w:eastAsia="ru-RU"/>
+        </w:rPr>
+      </w:pPr>
+      <w:r>
+        <w:rPr>
+          <w:noProof/>
+        </w:rPr>
+        <w:drawing>
+          <wp:inline distT="0" distB="0" distL="0" distR="0" wp14:anchorId="25735208" wp14:editId="541ECE5A">
+            <wp:extent cx="4371975" cy="4886325"/>
+            <wp:effectExtent l="0" t="0" r="9525" b="9525"/>
+            <wp:docPr id="898309075" name="Рисунок 1"/>
+            <wp:cNvGraphicFramePr>
+              <a:graphicFrameLocks xmlns:a="http://schemas.openxmlformats.org/drawingml/2006/main" noChangeAspect="1"/>
+            </wp:cNvGraphicFramePr>
+            <a:graphic xmlns:a="http://schemas.openxmlformats.org/drawingml/2006/main">
+              <a:graphicData uri="http://schemas.openxmlformats.org/drawingml/2006/picture">
+                <pic:pic xmlns:pic="http://schemas.openxmlformats.org/drawingml/2006/picture">
+                  <pic:nvPicPr>
+                    <pic:cNvPr id="0" name="Picture 1"/>
+                    <pic:cNvPicPr>
+                      <a:picLocks noChangeAspect="1" noChangeArrowheads="1"/>
+                    </pic:cNvPicPr>
+                  </pic:nvPicPr>
+                  <pic:blipFill>
+                    <a:blip r:embed="rId9">
+                      <a:extLst>
+                        <a:ext uri="{28A0092B-C50C-407E-A947-70E740481C1C}">
+                          <a14:useLocalDpi xmlns:a14="http://schemas.microsoft.com/office/drawing/2010/main" val="0"/>
+                        </a:ext>
+                      </a:extLst>
+                    </a:blip>
+                    <a:srcRect/>
+                    <a:stretch>
+                      <a:fillRect/>
+                    </a:stretch>
+                  </pic:blipFill>
+                  <pic:spPr bwMode="auto">
+                    <a:xfrm>
+                      <a:off x="0" y="0"/>
+                      <a:ext cx="4371975" cy="4886325"/>
+                    </a:xfrm>
+                    <a:prstGeom prst="rect">
+                      <a:avLst/>
+                    </a:prstGeom>
+                    <a:noFill/>
+                    <a:ln>
+                      <a:noFill/>
+                    </a:ln>
+                  </pic:spPr>
+                </pic:pic>
+              </a:graphicData>
+            </a:graphic>
+          </wp:inline>
+        </w:drawing>
+      </w:r>
+    </w:p>
+    <w:p>
+      <w:pPr>
+        <w:spacing w:before="100" w:beforeAutospacing="1" w:after="100" w:afterAutospacing="1" w:line="240" w:lineRule="auto"/>
+        <w:ind w:left="720"/>
+        <w:rPr>
+          <w:rFonts w:ascii="Times New Roman" w:eastAsia="Times New Roman" w:hAnsi="Times New Roman" w:cs="Times New Roman"/>
+          <w:b/>
+          <w:bCs/>
+          <w:sz w:val="28"/>
+          <w:szCs w:val="28"/>
+          <w:lang w:eastAsia="ru-RU"/>
+        </w:rPr>
+      </w:pPr>
+    </w:p>
+    <w:p>
+      <w:pPr>
         <w:pStyle w:val="1"/>
         <w:spacing w:line="360" w:lineRule="auto"/>
         <w:ind w:left="450"/>
@@ -2629,13 +2807,42 @@
           <w:lang w:val="en-US"/>
         </w:rPr>
       </w:pPr>
-      <w:r>
-        <w:rPr>
-          <w:rFonts w:ascii="Courier New" w:hAnsi="Courier New" w:cs="Courier New"/>
-          <w:sz w:val="20"/>
-          <w:lang w:val="en-US"/>
-        </w:rPr>
-        <w:t>enum DoorState {</w:t>
+      <w:proofErr w:type="spellStart"/>
+      <w:r>
+        <w:rPr>
+          <w:rFonts w:ascii="Courier New" w:hAnsi="Courier New" w:cs="Courier New"/>
+          <w:sz w:val="20"/>
+          <w:lang w:val="en-US"/>
+        </w:rPr>
+        <w:lastRenderedPageBreak/>
+        <w:t>enum</w:t>
+      </w:r>
+      <w:proofErr w:type="spellEnd"/>
+      <w:r>
+        <w:rPr>
+          <w:rFonts w:ascii="Courier New" w:hAnsi="Courier New" w:cs="Courier New"/>
+          <w:sz w:val="20"/>
+          <w:lang w:val="en-US"/>
+        </w:rPr>
+        <w:t xml:space="preserve"> </w:t>
+      </w:r>
+      <w:proofErr w:type="spellStart"/>
+      <w:r>
+        <w:rPr>
+          <w:rFonts w:ascii="Courier New" w:hAnsi="Courier New" w:cs="Courier New"/>
+          <w:sz w:val="20"/>
+          <w:lang w:val="en-US"/>
+        </w:rPr>
+        <w:t>DoorState</w:t>
+      </w:r>
+      <w:proofErr w:type="spellEnd"/>
+      <w:r>
+        <w:rPr>
+          <w:rFonts w:ascii="Courier New" w:hAnsi="Courier New" w:cs="Courier New"/>
+          <w:sz w:val="20"/>
+          <w:lang w:val="en-US"/>
+        </w:rPr>
+        <w:t xml:space="preserve"> {</w:t>
       </w:r>
     </w:p>
     <w:p>
@@ -2765,59 +2972,114 @@
           <w:lang w:val="en-US"/>
         </w:rPr>
       </w:pPr>
-      <w:r>
-        <w:rPr>
-          <w:rFonts w:ascii="Courier New" w:hAnsi="Courier New" w:cs="Courier New"/>
-          <w:sz w:val="20"/>
-          <w:lang w:val="en-US"/>
-        </w:rPr>
-        <w:t>DoorState currentState = S0_WAIT;</w:t>
-      </w:r>
-    </w:p>
-    <w:p>
-      <w:pPr>
-        <w:spacing w:after="0" w:line="240" w:lineRule="auto"/>
-        <w:rPr>
-          <w:rFonts w:ascii="Courier New" w:hAnsi="Courier New" w:cs="Courier New"/>
-          <w:sz w:val="20"/>
-          <w:lang w:val="en-US"/>
-        </w:rPr>
-      </w:pPr>
-      <w:r>
-        <w:rPr>
-          <w:rFonts w:ascii="Courier New" w:hAnsi="Courier New" w:cs="Courier New"/>
-          <w:sz w:val="20"/>
-          <w:lang w:val="en-US"/>
-        </w:rPr>
-        <w:t>DoorState lastState = S_STOPPED;</w:t>
-      </w:r>
-    </w:p>
-    <w:p>
-      <w:pPr>
-        <w:spacing w:after="0" w:line="240" w:lineRule="auto"/>
-        <w:rPr>
-          <w:rFonts w:ascii="Courier New" w:hAnsi="Courier New" w:cs="Courier New"/>
-          <w:sz w:val="20"/>
-          <w:lang w:val="en-US"/>
-        </w:rPr>
-      </w:pPr>
-    </w:p>
-    <w:p>
-      <w:pPr>
-        <w:spacing w:after="0" w:line="240" w:lineRule="auto"/>
-        <w:rPr>
-          <w:rFonts w:ascii="Courier New" w:hAnsi="Courier New" w:cs="Courier New"/>
-          <w:sz w:val="20"/>
-          <w:lang w:val="en-US"/>
-        </w:rPr>
-      </w:pPr>
-      <w:r>
-        <w:rPr>
-          <w:rFonts w:ascii="Courier New" w:hAnsi="Courier New" w:cs="Courier New"/>
-          <w:sz w:val="20"/>
-          <w:lang w:val="en-US"/>
-        </w:rPr>
-        <w:lastRenderedPageBreak/>
+      <w:proofErr w:type="spellStart"/>
+      <w:r>
+        <w:rPr>
+          <w:rFonts w:ascii="Courier New" w:hAnsi="Courier New" w:cs="Courier New"/>
+          <w:sz w:val="20"/>
+          <w:lang w:val="en-US"/>
+        </w:rPr>
+        <w:t>DoorState</w:t>
+      </w:r>
+      <w:proofErr w:type="spellEnd"/>
+      <w:r>
+        <w:rPr>
+          <w:rFonts w:ascii="Courier New" w:hAnsi="Courier New" w:cs="Courier New"/>
+          <w:sz w:val="20"/>
+          <w:lang w:val="en-US"/>
+        </w:rPr>
+        <w:t xml:space="preserve"> </w:t>
+      </w:r>
+      <w:proofErr w:type="spellStart"/>
+      <w:r>
+        <w:rPr>
+          <w:rFonts w:ascii="Courier New" w:hAnsi="Courier New" w:cs="Courier New"/>
+          <w:sz w:val="20"/>
+          <w:lang w:val="en-US"/>
+        </w:rPr>
+        <w:t>currentState</w:t>
+      </w:r>
+      <w:proofErr w:type="spellEnd"/>
+      <w:r>
+        <w:rPr>
+          <w:rFonts w:ascii="Courier New" w:hAnsi="Courier New" w:cs="Courier New"/>
+          <w:sz w:val="20"/>
+          <w:lang w:val="en-US"/>
+        </w:rPr>
+        <w:t xml:space="preserve"> = S0_WAIT;</w:t>
+      </w:r>
+    </w:p>
+    <w:p>
+      <w:pPr>
+        <w:spacing w:after="0" w:line="240" w:lineRule="auto"/>
+        <w:rPr>
+          <w:rFonts w:ascii="Courier New" w:hAnsi="Courier New" w:cs="Courier New"/>
+          <w:sz w:val="20"/>
+          <w:lang w:val="en-US"/>
+        </w:rPr>
+      </w:pPr>
+      <w:proofErr w:type="spellStart"/>
+      <w:r>
+        <w:rPr>
+          <w:rFonts w:ascii="Courier New" w:hAnsi="Courier New" w:cs="Courier New"/>
+          <w:sz w:val="20"/>
+          <w:lang w:val="en-US"/>
+        </w:rPr>
+        <w:t>DoorState</w:t>
+      </w:r>
+      <w:proofErr w:type="spellEnd"/>
+      <w:r>
+        <w:rPr>
+          <w:rFonts w:ascii="Courier New" w:hAnsi="Courier New" w:cs="Courier New"/>
+          <w:sz w:val="20"/>
+          <w:lang w:val="en-US"/>
+        </w:rPr>
+        <w:t xml:space="preserve"> </w:t>
+      </w:r>
+      <w:proofErr w:type="spellStart"/>
+      <w:r>
+        <w:rPr>
+          <w:rFonts w:ascii="Courier New" w:hAnsi="Courier New" w:cs="Courier New"/>
+          <w:sz w:val="20"/>
+          <w:lang w:val="en-US"/>
+        </w:rPr>
+        <w:t>lastState</w:t>
+      </w:r>
+      <w:proofErr w:type="spellEnd"/>
+      <w:r>
+        <w:rPr>
+          <w:rFonts w:ascii="Courier New" w:hAnsi="Courier New" w:cs="Courier New"/>
+          <w:sz w:val="20"/>
+          <w:lang w:val="en-US"/>
+        </w:rPr>
+        <w:t xml:space="preserve"> = S_STOPPED;</w:t>
+      </w:r>
+    </w:p>
+    <w:p>
+      <w:pPr>
+        <w:spacing w:after="0" w:line="240" w:lineRule="auto"/>
+        <w:rPr>
+          <w:rFonts w:ascii="Courier New" w:hAnsi="Courier New" w:cs="Courier New"/>
+          <w:sz w:val="20"/>
+          <w:lang w:val="en-US"/>
+        </w:rPr>
+      </w:pPr>
+    </w:p>
+    <w:p>
+      <w:pPr>
+        <w:spacing w:after="0" w:line="240" w:lineRule="auto"/>
+        <w:rPr>
+          <w:rFonts w:ascii="Courier New" w:hAnsi="Courier New" w:cs="Courier New"/>
+          <w:sz w:val="20"/>
+          <w:lang w:val="en-US"/>
+        </w:rPr>
+      </w:pPr>
+      <w:r>
+        <w:rPr>
+          <w:rFonts w:ascii="Courier New" w:hAnsi="Courier New" w:cs="Courier New"/>
+          <w:sz w:val="20"/>
+          <w:lang w:val="en-US"/>
+        </w:rPr>
         <w:t xml:space="preserve">// </w:t>
       </w:r>
       <w:r>
@@ -2873,7 +3135,25 @@
           <w:sz w:val="20"/>
           <w:lang w:val="en-US"/>
         </w:rPr>
-        <w:t>unsigned long timerStart = 0;</w:t>
+        <w:t xml:space="preserve">unsigned long </w:t>
+      </w:r>
+      <w:proofErr w:type="spellStart"/>
+      <w:r>
+        <w:rPr>
+          <w:rFonts w:ascii="Courier New" w:hAnsi="Courier New" w:cs="Courier New"/>
+          <w:sz w:val="20"/>
+          <w:lang w:val="en-US"/>
+        </w:rPr>
+        <w:t>timerStart</w:t>
+      </w:r>
+      <w:proofErr w:type="spellEnd"/>
+      <w:r>
+        <w:rPr>
+          <w:rFonts w:ascii="Courier New" w:hAnsi="Courier New" w:cs="Courier New"/>
+          <w:sz w:val="20"/>
+          <w:lang w:val="en-US"/>
+        </w:rPr>
+        <w:t xml:space="preserve"> = 0;</w:t>
       </w:r>
     </w:p>
     <w:p>
@@ -2937,7 +3217,25 @@
           <w:sz w:val="20"/>
           <w:lang w:val="en-US"/>
         </w:rPr>
-        <w:t>void setup() {</w:t>
+        <w:t xml:space="preserve">void </w:t>
+      </w:r>
+      <w:proofErr w:type="gramStart"/>
+      <w:r>
+        <w:rPr>
+          <w:rFonts w:ascii="Courier New" w:hAnsi="Courier New" w:cs="Courier New"/>
+          <w:sz w:val="20"/>
+          <w:lang w:val="en-US"/>
+        </w:rPr>
+        <w:t>setup(</w:t>
+      </w:r>
+      <w:proofErr w:type="gramEnd"/>
+      <w:r>
+        <w:rPr>
+          <w:rFonts w:ascii="Courier New" w:hAnsi="Courier New" w:cs="Courier New"/>
+          <w:sz w:val="20"/>
+          <w:lang w:val="en-US"/>
+        </w:rPr>
+        <w:t>) {</w:t>
       </w:r>
     </w:p>
     <w:p>
@@ -2957,6 +3255,7 @@
         </w:rPr>
         <w:t xml:space="preserve">  </w:t>
       </w:r>
+      <w:proofErr w:type="spellStart"/>
       <w:r>
         <w:rPr>
           <w:rFonts w:ascii="Courier New" w:hAnsi="Courier New" w:cs="Courier New"/>
@@ -2973,7 +3272,16 @@
           <w:sz w:val="20"/>
           <w:lang w:val="en-US"/>
         </w:rPr>
-        <w:t>.begin(9600);</w:t>
+        <w:t>.begin</w:t>
+      </w:r>
+      <w:proofErr w:type="spellEnd"/>
+      <w:r>
+        <w:rPr>
+          <w:rFonts w:ascii="Courier New" w:hAnsi="Courier New" w:cs="Courier New"/>
+          <w:sz w:val="20"/>
+          <w:lang w:val="en-US"/>
+        </w:rPr>
+        <w:t>(9600);</w:t>
       </w:r>
     </w:p>
     <w:p>
@@ -2993,6 +3301,7 @@
         </w:rPr>
         <w:t xml:space="preserve">  </w:t>
       </w:r>
+      <w:proofErr w:type="spellStart"/>
       <w:r>
         <w:rPr>
           <w:rFonts w:ascii="Courier New" w:hAnsi="Courier New" w:cs="Courier New"/>
@@ -3019,6 +3328,7 @@
         </w:rPr>
         <w:t>println</w:t>
       </w:r>
+      <w:proofErr w:type="spellEnd"/>
       <w:r>
         <w:rPr>
           <w:rFonts w:ascii="Courier New" w:hAnsi="Courier New" w:cs="Courier New"/>
@@ -3108,177 +3418,33 @@
         </w:rPr>
         <w:t xml:space="preserve"> </w:t>
       </w:r>
-      <w:r>
-        <w:rPr>
-          <w:rFonts w:ascii="Courier New" w:hAnsi="Courier New" w:cs="Courier New"/>
-          <w:sz w:val="20"/>
-          <w:lang w:val="en-US"/>
-        </w:rPr>
-        <w:t>pinMode(PIN_X1_RADAR, INPUT_PULLUP);</w:t>
-      </w:r>
-    </w:p>
-    <w:p>
-      <w:pPr>
-        <w:spacing w:after="0" w:line="240" w:lineRule="auto"/>
-        <w:rPr>
-          <w:rFonts w:ascii="Courier New" w:hAnsi="Courier New" w:cs="Courier New"/>
-          <w:sz w:val="20"/>
-          <w:lang w:val="en-US"/>
-        </w:rPr>
-      </w:pPr>
-      <w:r>
-        <w:rPr>
-          <w:rFonts w:ascii="Courier New" w:hAnsi="Courier New" w:cs="Courier New"/>
-          <w:sz w:val="20"/>
-          <w:lang w:val="en-US"/>
-        </w:rPr>
-        <w:t>  pinMode(PIN_X2_BARRIER, INPUT_PULLUP);</w:t>
-      </w:r>
-    </w:p>
-    <w:p>
-      <w:pPr>
-        <w:spacing w:after="0" w:line="240" w:lineRule="auto"/>
-        <w:rPr>
-          <w:rFonts w:ascii="Courier New" w:hAnsi="Courier New" w:cs="Courier New"/>
-          <w:sz w:val="20"/>
-          <w:lang w:val="en-US"/>
-        </w:rPr>
-      </w:pPr>
-      <w:r>
-        <w:rPr>
-          <w:rFonts w:ascii="Courier New" w:hAnsi="Courier New" w:cs="Courier New"/>
-          <w:sz w:val="20"/>
-          <w:lang w:val="en-US"/>
-        </w:rPr>
-        <w:t>  pinMode(PIN_X3_LIMIT_OPEN, INPUT_PULLUP);</w:t>
-      </w:r>
-    </w:p>
-    <w:p>
-      <w:pPr>
-        <w:spacing w:after="0" w:line="240" w:lineRule="auto"/>
-        <w:rPr>
-          <w:rFonts w:ascii="Courier New" w:hAnsi="Courier New" w:cs="Courier New"/>
-          <w:sz w:val="20"/>
-          <w:lang w:val="en-US"/>
-        </w:rPr>
-      </w:pPr>
-      <w:r>
-        <w:rPr>
-          <w:rFonts w:ascii="Courier New" w:hAnsi="Courier New" w:cs="Courier New"/>
-          <w:sz w:val="20"/>
-          <w:lang w:val="en-US"/>
-        </w:rPr>
-        <w:t>  pinMode(PIN_X4_LIMIT_CLOSED, INPUT_PULLUP);</w:t>
-      </w:r>
-    </w:p>
-    <w:p>
-      <w:pPr>
-        <w:spacing w:after="0" w:line="240" w:lineRule="auto"/>
-        <w:rPr>
-          <w:rFonts w:ascii="Courier New" w:hAnsi="Courier New" w:cs="Courier New"/>
-          <w:sz w:val="20"/>
-          <w:lang w:val="en-US"/>
-        </w:rPr>
-      </w:pPr>
-      <w:r>
-        <w:rPr>
-          <w:rFonts w:ascii="Courier New" w:hAnsi="Courier New" w:cs="Courier New"/>
-          <w:sz w:val="20"/>
-          <w:lang w:val="en-US"/>
-        </w:rPr>
-        <w:t>  pinMode(PIN_STOP, INPUT_PULLUP);</w:t>
-      </w:r>
-    </w:p>
-    <w:p>
-      <w:pPr>
-        <w:spacing w:after="0" w:line="240" w:lineRule="auto"/>
-        <w:rPr>
-          <w:rFonts w:ascii="Courier New" w:hAnsi="Courier New" w:cs="Courier New"/>
-          <w:sz w:val="20"/>
-          <w:lang w:val="en-US"/>
-        </w:rPr>
-      </w:pPr>
-    </w:p>
-    <w:p>
-      <w:pPr>
-        <w:spacing w:after="0" w:line="240" w:lineRule="auto"/>
-        <w:rPr>
-          <w:rFonts w:ascii="Courier New" w:hAnsi="Courier New" w:cs="Courier New"/>
-          <w:sz w:val="20"/>
-          <w:lang w:val="en-US"/>
-        </w:rPr>
-      </w:pPr>
-      <w:r>
-        <w:rPr>
-          <w:rFonts w:ascii="Courier New" w:hAnsi="Courier New" w:cs="Courier New"/>
-          <w:sz w:val="20"/>
-          <w:lang w:val="en-US"/>
-        </w:rPr>
-        <w:t>  pinMode(PIN_Y1_OPEN, OUTPUT);</w:t>
-      </w:r>
-    </w:p>
-    <w:p>
-      <w:pPr>
-        <w:spacing w:after="0" w:line="240" w:lineRule="auto"/>
-        <w:rPr>
-          <w:rFonts w:ascii="Courier New" w:hAnsi="Courier New" w:cs="Courier New"/>
-          <w:sz w:val="20"/>
-          <w:lang w:val="en-US"/>
-        </w:rPr>
-      </w:pPr>
-      <w:r>
-        <w:rPr>
-          <w:rFonts w:ascii="Courier New" w:hAnsi="Courier New" w:cs="Courier New"/>
-          <w:sz w:val="20"/>
-          <w:lang w:val="en-US"/>
-        </w:rPr>
-        <w:t>  pinMode(PIN_Y2_CLOSE, OUTPUT);</w:t>
-      </w:r>
-    </w:p>
-    <w:p>
-      <w:pPr>
-        <w:spacing w:after="0" w:line="240" w:lineRule="auto"/>
-        <w:rPr>
-          <w:rFonts w:ascii="Courier New" w:hAnsi="Courier New" w:cs="Courier New"/>
-          <w:sz w:val="20"/>
-          <w:lang w:val="en-US"/>
-        </w:rPr>
-      </w:pPr>
-    </w:p>
-    <w:p>
-      <w:pPr>
-        <w:spacing w:after="0" w:line="240" w:lineRule="auto"/>
-        <w:rPr>
-          <w:rFonts w:ascii="Courier New" w:hAnsi="Courier New" w:cs="Courier New"/>
-          <w:sz w:val="20"/>
-          <w:lang w:val="en-US"/>
-        </w:rPr>
-      </w:pPr>
-      <w:r>
-        <w:rPr>
-          <w:rFonts w:ascii="Courier New" w:hAnsi="Courier New" w:cs="Courier New"/>
-          <w:sz w:val="20"/>
-          <w:lang w:val="en-US"/>
-        </w:rPr>
-        <w:t>  digitalWrite(PIN_Y1_OPEN, LOW);</w:t>
-      </w:r>
-    </w:p>
-    <w:p>
-      <w:pPr>
-        <w:spacing w:after="0" w:line="240" w:lineRule="auto"/>
-        <w:rPr>
-          <w:rFonts w:ascii="Courier New" w:hAnsi="Courier New" w:cs="Courier New"/>
-          <w:sz w:val="20"/>
-          <w:lang w:val="en-US"/>
-        </w:rPr>
-      </w:pPr>
-      <w:r>
-        <w:rPr>
-          <w:rFonts w:ascii="Courier New" w:hAnsi="Courier New" w:cs="Courier New"/>
-          <w:sz w:val="20"/>
-          <w:lang w:val="en-US"/>
-        </w:rPr>
-        <w:t>  digitalWrite(PIN_Y2_CLOSE, LOW);</w:t>
+      <w:proofErr w:type="spellStart"/>
+      <w:proofErr w:type="gramStart"/>
+      <w:r>
+        <w:rPr>
+          <w:rFonts w:ascii="Courier New" w:hAnsi="Courier New" w:cs="Courier New"/>
+          <w:sz w:val="20"/>
+          <w:lang w:val="en-US"/>
+        </w:rPr>
+        <w:t>pinMode</w:t>
+      </w:r>
+      <w:proofErr w:type="spellEnd"/>
+      <w:r>
+        <w:rPr>
+          <w:rFonts w:ascii="Courier New" w:hAnsi="Courier New" w:cs="Courier New"/>
+          <w:sz w:val="20"/>
+          <w:lang w:val="en-US"/>
+        </w:rPr>
+        <w:t>(</w:t>
+      </w:r>
+      <w:proofErr w:type="gramEnd"/>
+      <w:r>
+        <w:rPr>
+          <w:rFonts w:ascii="Courier New" w:hAnsi="Courier New" w:cs="Courier New"/>
+          <w:sz w:val="20"/>
+          <w:lang w:val="en-US"/>
+        </w:rPr>
+        <w:t>PIN_X1_RADAR, INPUT_PULLUP);</w:t>
       </w:r>
     </w:p>
     <w:p>
@@ -3298,41 +3464,439 @@
         </w:rPr>
         <w:t xml:space="preserve">  </w:t>
       </w:r>
-    </w:p>
-    <w:p>
-      <w:pPr>
-        <w:spacing w:after="0" w:line="240" w:lineRule="auto"/>
-        <w:rPr>
-          <w:rFonts w:ascii="Courier New" w:hAnsi="Courier New" w:cs="Courier New"/>
-          <w:sz w:val="20"/>
-          <w:lang w:val="en-US"/>
-        </w:rPr>
-      </w:pPr>
-      <w:r>
-        <w:rPr>
-          <w:rFonts w:ascii="Courier New" w:hAnsi="Courier New" w:cs="Courier New"/>
-          <w:sz w:val="20"/>
-          <w:lang w:val="en-US"/>
-        </w:rPr>
-        <w:t>  if (digitalRead(PIN_X4_LIMIT_CLOSED) == HIGH) {</w:t>
-      </w:r>
-    </w:p>
-    <w:p>
-      <w:pPr>
-        <w:spacing w:after="0" w:line="240" w:lineRule="auto"/>
-        <w:rPr>
-          <w:rFonts w:ascii="Courier New" w:hAnsi="Courier New" w:cs="Courier New"/>
-          <w:sz w:val="20"/>
-          <w:lang w:val="en-US"/>
-        </w:rPr>
-      </w:pPr>
-      <w:r>
-        <w:rPr>
-          <w:rFonts w:ascii="Courier New" w:hAnsi="Courier New" w:cs="Courier New"/>
-          <w:sz w:val="20"/>
-          <w:lang w:val="en-US"/>
-        </w:rPr>
-        <w:t xml:space="preserve">     currentState = S3_CLOSING; </w:t>
+      <w:proofErr w:type="spellStart"/>
+      <w:proofErr w:type="gramStart"/>
+      <w:r>
+        <w:rPr>
+          <w:rFonts w:ascii="Courier New" w:hAnsi="Courier New" w:cs="Courier New"/>
+          <w:sz w:val="20"/>
+          <w:lang w:val="en-US"/>
+        </w:rPr>
+        <w:t>pinMode</w:t>
+      </w:r>
+      <w:proofErr w:type="spellEnd"/>
+      <w:r>
+        <w:rPr>
+          <w:rFonts w:ascii="Courier New" w:hAnsi="Courier New" w:cs="Courier New"/>
+          <w:sz w:val="20"/>
+          <w:lang w:val="en-US"/>
+        </w:rPr>
+        <w:t>(</w:t>
+      </w:r>
+      <w:proofErr w:type="gramEnd"/>
+      <w:r>
+        <w:rPr>
+          <w:rFonts w:ascii="Courier New" w:hAnsi="Courier New" w:cs="Courier New"/>
+          <w:sz w:val="20"/>
+          <w:lang w:val="en-US"/>
+        </w:rPr>
+        <w:t>PIN_X2_BARRIER, INPUT_PULLUP);</w:t>
+      </w:r>
+    </w:p>
+    <w:p>
+      <w:pPr>
+        <w:spacing w:after="0" w:line="240" w:lineRule="auto"/>
+        <w:rPr>
+          <w:rFonts w:ascii="Courier New" w:hAnsi="Courier New" w:cs="Courier New"/>
+          <w:sz w:val="20"/>
+          <w:lang w:val="en-US"/>
+        </w:rPr>
+      </w:pPr>
+      <w:r>
+        <w:rPr>
+          <w:rFonts w:ascii="Courier New" w:hAnsi="Courier New" w:cs="Courier New"/>
+          <w:sz w:val="20"/>
+          <w:lang w:val="en-US"/>
+        </w:rPr>
+        <w:t xml:space="preserve">  </w:t>
+      </w:r>
+      <w:proofErr w:type="spellStart"/>
+      <w:proofErr w:type="gramStart"/>
+      <w:r>
+        <w:rPr>
+          <w:rFonts w:ascii="Courier New" w:hAnsi="Courier New" w:cs="Courier New"/>
+          <w:sz w:val="20"/>
+          <w:lang w:val="en-US"/>
+        </w:rPr>
+        <w:t>pinMode</w:t>
+      </w:r>
+      <w:proofErr w:type="spellEnd"/>
+      <w:r>
+        <w:rPr>
+          <w:rFonts w:ascii="Courier New" w:hAnsi="Courier New" w:cs="Courier New"/>
+          <w:sz w:val="20"/>
+          <w:lang w:val="en-US"/>
+        </w:rPr>
+        <w:t>(</w:t>
+      </w:r>
+      <w:proofErr w:type="gramEnd"/>
+      <w:r>
+        <w:rPr>
+          <w:rFonts w:ascii="Courier New" w:hAnsi="Courier New" w:cs="Courier New"/>
+          <w:sz w:val="20"/>
+          <w:lang w:val="en-US"/>
+        </w:rPr>
+        <w:t>PIN_X3_LIMIT_OPEN, INPUT_PULLUP);</w:t>
+      </w:r>
+    </w:p>
+    <w:p>
+      <w:pPr>
+        <w:spacing w:after="0" w:line="240" w:lineRule="auto"/>
+        <w:rPr>
+          <w:rFonts w:ascii="Courier New" w:hAnsi="Courier New" w:cs="Courier New"/>
+          <w:sz w:val="20"/>
+          <w:lang w:val="en-US"/>
+        </w:rPr>
+      </w:pPr>
+      <w:r>
+        <w:rPr>
+          <w:rFonts w:ascii="Courier New" w:hAnsi="Courier New" w:cs="Courier New"/>
+          <w:sz w:val="20"/>
+          <w:lang w:val="en-US"/>
+        </w:rPr>
+        <w:t xml:space="preserve">  </w:t>
+      </w:r>
+      <w:proofErr w:type="spellStart"/>
+      <w:proofErr w:type="gramStart"/>
+      <w:r>
+        <w:rPr>
+          <w:rFonts w:ascii="Courier New" w:hAnsi="Courier New" w:cs="Courier New"/>
+          <w:sz w:val="20"/>
+          <w:lang w:val="en-US"/>
+        </w:rPr>
+        <w:t>pinMode</w:t>
+      </w:r>
+      <w:proofErr w:type="spellEnd"/>
+      <w:r>
+        <w:rPr>
+          <w:rFonts w:ascii="Courier New" w:hAnsi="Courier New" w:cs="Courier New"/>
+          <w:sz w:val="20"/>
+          <w:lang w:val="en-US"/>
+        </w:rPr>
+        <w:t>(</w:t>
+      </w:r>
+      <w:proofErr w:type="gramEnd"/>
+      <w:r>
+        <w:rPr>
+          <w:rFonts w:ascii="Courier New" w:hAnsi="Courier New" w:cs="Courier New"/>
+          <w:sz w:val="20"/>
+          <w:lang w:val="en-US"/>
+        </w:rPr>
+        <w:t>PIN_X4_LIMIT_CLOSED, INPUT_PULLUP);</w:t>
+      </w:r>
+    </w:p>
+    <w:p>
+      <w:pPr>
+        <w:spacing w:after="0" w:line="240" w:lineRule="auto"/>
+        <w:rPr>
+          <w:rFonts w:ascii="Courier New" w:hAnsi="Courier New" w:cs="Courier New"/>
+          <w:sz w:val="20"/>
+          <w:lang w:val="en-US"/>
+        </w:rPr>
+      </w:pPr>
+      <w:r>
+        <w:rPr>
+          <w:rFonts w:ascii="Courier New" w:hAnsi="Courier New" w:cs="Courier New"/>
+          <w:sz w:val="20"/>
+          <w:lang w:val="en-US"/>
+        </w:rPr>
+        <w:t xml:space="preserve">  </w:t>
+      </w:r>
+      <w:proofErr w:type="spellStart"/>
+      <w:proofErr w:type="gramStart"/>
+      <w:r>
+        <w:rPr>
+          <w:rFonts w:ascii="Courier New" w:hAnsi="Courier New" w:cs="Courier New"/>
+          <w:sz w:val="20"/>
+          <w:lang w:val="en-US"/>
+        </w:rPr>
+        <w:t>pinMode</w:t>
+      </w:r>
+      <w:proofErr w:type="spellEnd"/>
+      <w:r>
+        <w:rPr>
+          <w:rFonts w:ascii="Courier New" w:hAnsi="Courier New" w:cs="Courier New"/>
+          <w:sz w:val="20"/>
+          <w:lang w:val="en-US"/>
+        </w:rPr>
+        <w:t>(</w:t>
+      </w:r>
+      <w:proofErr w:type="gramEnd"/>
+      <w:r>
+        <w:rPr>
+          <w:rFonts w:ascii="Courier New" w:hAnsi="Courier New" w:cs="Courier New"/>
+          <w:sz w:val="20"/>
+          <w:lang w:val="en-US"/>
+        </w:rPr>
+        <w:t>PIN_STOP, INPUT_PULLUP);</w:t>
+      </w:r>
+    </w:p>
+    <w:p>
+      <w:pPr>
+        <w:spacing w:after="0" w:line="240" w:lineRule="auto"/>
+        <w:rPr>
+          <w:rFonts w:ascii="Courier New" w:hAnsi="Courier New" w:cs="Courier New"/>
+          <w:sz w:val="20"/>
+          <w:lang w:val="en-US"/>
+        </w:rPr>
+      </w:pPr>
+    </w:p>
+    <w:p>
+      <w:pPr>
+        <w:spacing w:after="0" w:line="240" w:lineRule="auto"/>
+        <w:rPr>
+          <w:rFonts w:ascii="Courier New" w:hAnsi="Courier New" w:cs="Courier New"/>
+          <w:sz w:val="20"/>
+          <w:lang w:val="en-US"/>
+        </w:rPr>
+      </w:pPr>
+      <w:r>
+        <w:rPr>
+          <w:rFonts w:ascii="Courier New" w:hAnsi="Courier New" w:cs="Courier New"/>
+          <w:sz w:val="20"/>
+          <w:lang w:val="en-US"/>
+        </w:rPr>
+        <w:t xml:space="preserve">  </w:t>
+      </w:r>
+      <w:proofErr w:type="spellStart"/>
+      <w:proofErr w:type="gramStart"/>
+      <w:r>
+        <w:rPr>
+          <w:rFonts w:ascii="Courier New" w:hAnsi="Courier New" w:cs="Courier New"/>
+          <w:sz w:val="20"/>
+          <w:lang w:val="en-US"/>
+        </w:rPr>
+        <w:t>pinMode</w:t>
+      </w:r>
+      <w:proofErr w:type="spellEnd"/>
+      <w:r>
+        <w:rPr>
+          <w:rFonts w:ascii="Courier New" w:hAnsi="Courier New" w:cs="Courier New"/>
+          <w:sz w:val="20"/>
+          <w:lang w:val="en-US"/>
+        </w:rPr>
+        <w:t>(</w:t>
+      </w:r>
+      <w:proofErr w:type="gramEnd"/>
+      <w:r>
+        <w:rPr>
+          <w:rFonts w:ascii="Courier New" w:hAnsi="Courier New" w:cs="Courier New"/>
+          <w:sz w:val="20"/>
+          <w:lang w:val="en-US"/>
+        </w:rPr>
+        <w:t>PIN_Y1_OPEN, OUTPUT);</w:t>
+      </w:r>
+    </w:p>
+    <w:p>
+      <w:pPr>
+        <w:spacing w:after="0" w:line="240" w:lineRule="auto"/>
+        <w:rPr>
+          <w:rFonts w:ascii="Courier New" w:hAnsi="Courier New" w:cs="Courier New"/>
+          <w:sz w:val="20"/>
+          <w:lang w:val="en-US"/>
+        </w:rPr>
+      </w:pPr>
+      <w:r>
+        <w:rPr>
+          <w:rFonts w:ascii="Courier New" w:hAnsi="Courier New" w:cs="Courier New"/>
+          <w:sz w:val="20"/>
+          <w:lang w:val="en-US"/>
+        </w:rPr>
+        <w:t xml:space="preserve">  </w:t>
+      </w:r>
+      <w:proofErr w:type="spellStart"/>
+      <w:proofErr w:type="gramStart"/>
+      <w:r>
+        <w:rPr>
+          <w:rFonts w:ascii="Courier New" w:hAnsi="Courier New" w:cs="Courier New"/>
+          <w:sz w:val="20"/>
+          <w:lang w:val="en-US"/>
+        </w:rPr>
+        <w:t>pinMode</w:t>
+      </w:r>
+      <w:proofErr w:type="spellEnd"/>
+      <w:r>
+        <w:rPr>
+          <w:rFonts w:ascii="Courier New" w:hAnsi="Courier New" w:cs="Courier New"/>
+          <w:sz w:val="20"/>
+          <w:lang w:val="en-US"/>
+        </w:rPr>
+        <w:t>(</w:t>
+      </w:r>
+      <w:proofErr w:type="gramEnd"/>
+      <w:r>
+        <w:rPr>
+          <w:rFonts w:ascii="Courier New" w:hAnsi="Courier New" w:cs="Courier New"/>
+          <w:sz w:val="20"/>
+          <w:lang w:val="en-US"/>
+        </w:rPr>
+        <w:t>PIN_Y2_CLOSE, OUTPUT);</w:t>
+      </w:r>
+    </w:p>
+    <w:p>
+      <w:pPr>
+        <w:spacing w:after="0" w:line="240" w:lineRule="auto"/>
+        <w:rPr>
+          <w:rFonts w:ascii="Courier New" w:hAnsi="Courier New" w:cs="Courier New"/>
+          <w:sz w:val="20"/>
+          <w:lang w:val="en-US"/>
+        </w:rPr>
+      </w:pPr>
+    </w:p>
+    <w:p>
+      <w:pPr>
+        <w:spacing w:after="0" w:line="240" w:lineRule="auto"/>
+        <w:rPr>
+          <w:rFonts w:ascii="Courier New" w:hAnsi="Courier New" w:cs="Courier New"/>
+          <w:sz w:val="20"/>
+          <w:lang w:val="en-US"/>
+        </w:rPr>
+      </w:pPr>
+      <w:r>
+        <w:rPr>
+          <w:rFonts w:ascii="Courier New" w:hAnsi="Courier New" w:cs="Courier New"/>
+          <w:sz w:val="20"/>
+          <w:lang w:val="en-US"/>
+        </w:rPr>
+        <w:t xml:space="preserve">  </w:t>
+      </w:r>
+      <w:proofErr w:type="spellStart"/>
+      <w:proofErr w:type="gramStart"/>
+      <w:r>
+        <w:rPr>
+          <w:rFonts w:ascii="Courier New" w:hAnsi="Courier New" w:cs="Courier New"/>
+          <w:sz w:val="20"/>
+          <w:lang w:val="en-US"/>
+        </w:rPr>
+        <w:t>digitalWrite</w:t>
+      </w:r>
+      <w:proofErr w:type="spellEnd"/>
+      <w:r>
+        <w:rPr>
+          <w:rFonts w:ascii="Courier New" w:hAnsi="Courier New" w:cs="Courier New"/>
+          <w:sz w:val="20"/>
+          <w:lang w:val="en-US"/>
+        </w:rPr>
+        <w:t>(</w:t>
+      </w:r>
+      <w:proofErr w:type="gramEnd"/>
+      <w:r>
+        <w:rPr>
+          <w:rFonts w:ascii="Courier New" w:hAnsi="Courier New" w:cs="Courier New"/>
+          <w:sz w:val="20"/>
+          <w:lang w:val="en-US"/>
+        </w:rPr>
+        <w:t>PIN_Y1_OPEN, LOW);</w:t>
+      </w:r>
+    </w:p>
+    <w:p>
+      <w:pPr>
+        <w:spacing w:after="0" w:line="240" w:lineRule="auto"/>
+        <w:rPr>
+          <w:rFonts w:ascii="Courier New" w:hAnsi="Courier New" w:cs="Courier New"/>
+          <w:sz w:val="20"/>
+          <w:lang w:val="en-US"/>
+        </w:rPr>
+      </w:pPr>
+      <w:r>
+        <w:rPr>
+          <w:rFonts w:ascii="Courier New" w:hAnsi="Courier New" w:cs="Courier New"/>
+          <w:sz w:val="20"/>
+          <w:lang w:val="en-US"/>
+        </w:rPr>
+        <w:t xml:space="preserve">  </w:t>
+      </w:r>
+      <w:proofErr w:type="spellStart"/>
+      <w:proofErr w:type="gramStart"/>
+      <w:r>
+        <w:rPr>
+          <w:rFonts w:ascii="Courier New" w:hAnsi="Courier New" w:cs="Courier New"/>
+          <w:sz w:val="20"/>
+          <w:lang w:val="en-US"/>
+        </w:rPr>
+        <w:t>digitalWrite</w:t>
+      </w:r>
+      <w:proofErr w:type="spellEnd"/>
+      <w:r>
+        <w:rPr>
+          <w:rFonts w:ascii="Courier New" w:hAnsi="Courier New" w:cs="Courier New"/>
+          <w:sz w:val="20"/>
+          <w:lang w:val="en-US"/>
+        </w:rPr>
+        <w:t>(</w:t>
+      </w:r>
+      <w:proofErr w:type="gramEnd"/>
+      <w:r>
+        <w:rPr>
+          <w:rFonts w:ascii="Courier New" w:hAnsi="Courier New" w:cs="Courier New"/>
+          <w:sz w:val="20"/>
+          <w:lang w:val="en-US"/>
+        </w:rPr>
+        <w:t>PIN_Y2_CLOSE, LOW);</w:t>
+      </w:r>
+    </w:p>
+    <w:p>
+      <w:pPr>
+        <w:spacing w:after="0" w:line="240" w:lineRule="auto"/>
+        <w:rPr>
+          <w:rFonts w:ascii="Courier New" w:hAnsi="Courier New" w:cs="Courier New"/>
+          <w:sz w:val="20"/>
+          <w:lang w:val="en-US"/>
+        </w:rPr>
+      </w:pPr>
+      <w:r>
+        <w:rPr>
+          <w:rFonts w:ascii="Courier New" w:hAnsi="Courier New" w:cs="Courier New"/>
+          <w:sz w:val="20"/>
+          <w:lang w:val="en-US"/>
+        </w:rPr>
+        <w:t xml:space="preserve">  </w:t>
+      </w:r>
+    </w:p>
+    <w:p>
+      <w:pPr>
+        <w:spacing w:after="0" w:line="240" w:lineRule="auto"/>
+        <w:rPr>
+          <w:rFonts w:ascii="Courier New" w:hAnsi="Courier New" w:cs="Courier New"/>
+          <w:sz w:val="20"/>
+          <w:lang w:val="en-US"/>
+        </w:rPr>
+      </w:pPr>
+      <w:r>
+        <w:rPr>
+          <w:rFonts w:ascii="Courier New" w:hAnsi="Courier New" w:cs="Courier New"/>
+          <w:sz w:val="20"/>
+          <w:lang w:val="en-US"/>
+        </w:rPr>
+        <w:t>  if (</w:t>
+      </w:r>
+      <w:proofErr w:type="spellStart"/>
+      <w:proofErr w:type="gramStart"/>
+      <w:r>
+        <w:rPr>
+          <w:rFonts w:ascii="Courier New" w:hAnsi="Courier New" w:cs="Courier New"/>
+          <w:sz w:val="20"/>
+          <w:lang w:val="en-US"/>
+        </w:rPr>
+        <w:t>digitalRead</w:t>
+      </w:r>
+      <w:proofErr w:type="spellEnd"/>
+      <w:r>
+        <w:rPr>
+          <w:rFonts w:ascii="Courier New" w:hAnsi="Courier New" w:cs="Courier New"/>
+          <w:sz w:val="20"/>
+          <w:lang w:val="en-US"/>
+        </w:rPr>
+        <w:t>(</w:t>
+      </w:r>
+      <w:proofErr w:type="gramEnd"/>
+      <w:r>
+        <w:rPr>
+          <w:rFonts w:ascii="Courier New" w:hAnsi="Courier New" w:cs="Courier New"/>
+          <w:sz w:val="20"/>
+          <w:lang w:val="en-US"/>
+        </w:rPr>
+        <w:t>PIN_X4_LIMIT_CLOSED) == HIGH) {</w:t>
       </w:r>
     </w:p>
     <w:p>
@@ -3352,6 +3916,43 @@
         </w:rPr>
         <w:t>     </w:t>
       </w:r>
+      <w:proofErr w:type="spellStart"/>
+      <w:r>
+        <w:rPr>
+          <w:rFonts w:ascii="Courier New" w:hAnsi="Courier New" w:cs="Courier New"/>
+          <w:sz w:val="20"/>
+          <w:lang w:val="en-US"/>
+        </w:rPr>
+        <w:t>currentState</w:t>
+      </w:r>
+      <w:proofErr w:type="spellEnd"/>
+      <w:r>
+        <w:rPr>
+          <w:rFonts w:ascii="Courier New" w:hAnsi="Courier New" w:cs="Courier New"/>
+          <w:sz w:val="20"/>
+          <w:lang w:val="en-US"/>
+        </w:rPr>
+        <w:t xml:space="preserve"> = S3_CLOSING; </w:t>
+      </w:r>
+    </w:p>
+    <w:p>
+      <w:pPr>
+        <w:spacing w:after="0" w:line="240" w:lineRule="auto"/>
+        <w:rPr>
+          <w:rFonts w:ascii="Courier New" w:hAnsi="Courier New" w:cs="Courier New"/>
+          <w:sz w:val="20"/>
+          <w:lang w:val="en-US"/>
+        </w:rPr>
+      </w:pPr>
+      <w:r>
+        <w:rPr>
+          <w:rFonts w:ascii="Courier New" w:hAnsi="Courier New" w:cs="Courier New"/>
+          <w:sz w:val="20"/>
+          <w:lang w:val="en-US"/>
+        </w:rPr>
+        <w:t>     </w:t>
+      </w:r>
+      <w:proofErr w:type="spellStart"/>
       <w:r>
         <w:rPr>
           <w:rFonts w:ascii="Courier New" w:hAnsi="Courier New" w:cs="Courier New"/>
@@ -3368,7 +3969,16 @@
           <w:sz w:val="20"/>
           <w:lang w:val="en-US"/>
         </w:rPr>
-        <w:t>.println("</w:t>
+        <w:t>.println</w:t>
+      </w:r>
+      <w:proofErr w:type="spellEnd"/>
+      <w:r>
+        <w:rPr>
+          <w:rFonts w:ascii="Courier New" w:hAnsi="Courier New" w:cs="Courier New"/>
+          <w:sz w:val="20"/>
+          <w:lang w:val="en-US"/>
+        </w:rPr>
+        <w:t>("</w:t>
       </w:r>
       <w:r>
         <w:rPr>
@@ -3479,25 +4089,44 @@
           <w:sz w:val="20"/>
           <w:lang w:val="en-US"/>
         </w:rPr>
-        <w:t>     currentState = S0_WAIT;</w:t>
-      </w:r>
-    </w:p>
-    <w:p>
-      <w:pPr>
-        <w:spacing w:after="0" w:line="240" w:lineRule="auto"/>
-        <w:rPr>
-          <w:rFonts w:ascii="Courier New" w:hAnsi="Courier New" w:cs="Courier New"/>
-          <w:sz w:val="20"/>
-        </w:rPr>
-      </w:pPr>
-      <w:r>
-        <w:rPr>
-          <w:rFonts w:ascii="Courier New" w:hAnsi="Courier New" w:cs="Courier New"/>
-          <w:sz w:val="20"/>
-          <w:lang w:val="en-US"/>
-        </w:rPr>
         <w:t>     </w:t>
       </w:r>
+      <w:proofErr w:type="spellStart"/>
+      <w:r>
+        <w:rPr>
+          <w:rFonts w:ascii="Courier New" w:hAnsi="Courier New" w:cs="Courier New"/>
+          <w:sz w:val="20"/>
+          <w:lang w:val="en-US"/>
+        </w:rPr>
+        <w:t>currentState</w:t>
+      </w:r>
+      <w:proofErr w:type="spellEnd"/>
+      <w:r>
+        <w:rPr>
+          <w:rFonts w:ascii="Courier New" w:hAnsi="Courier New" w:cs="Courier New"/>
+          <w:sz w:val="20"/>
+          <w:lang w:val="en-US"/>
+        </w:rPr>
+        <w:t xml:space="preserve"> = S0_WAIT;</w:t>
+      </w:r>
+    </w:p>
+    <w:p>
+      <w:pPr>
+        <w:spacing w:after="0" w:line="240" w:lineRule="auto"/>
+        <w:rPr>
+          <w:rFonts w:ascii="Courier New" w:hAnsi="Courier New" w:cs="Courier New"/>
+          <w:sz w:val="20"/>
+        </w:rPr>
+      </w:pPr>
+      <w:r>
+        <w:rPr>
+          <w:rFonts w:ascii="Courier New" w:hAnsi="Courier New" w:cs="Courier New"/>
+          <w:sz w:val="20"/>
+          <w:lang w:val="en-US"/>
+        </w:rPr>
+        <w:t>     </w:t>
+      </w:r>
+      <w:proofErr w:type="spellStart"/>
       <w:r>
         <w:rPr>
           <w:rFonts w:ascii="Courier New" w:hAnsi="Courier New" w:cs="Courier New"/>
@@ -3512,7 +4141,15 @@
           <w:rFonts w:ascii="Courier New" w:hAnsi="Courier New" w:cs="Courier New"/>
           <w:sz w:val="20"/>
         </w:rPr>
-        <w:t>.println("ИНИЦИАЛИЗАЦИЯ: Дверь закрыта. Готов к работе.");</w:t>
+        <w:t>.println</w:t>
+      </w:r>
+      <w:proofErr w:type="spellEnd"/>
+      <w:r>
+        <w:rPr>
+          <w:rFonts w:ascii="Courier New" w:hAnsi="Courier New" w:cs="Courier New"/>
+          <w:sz w:val="20"/>
+        </w:rPr>
+        <w:t>("ИНИЦИАЛИЗАЦИЯ: Дверь закрыта. Готов к работе.");</w:t>
       </w:r>
     </w:p>
     <w:p>
@@ -3579,6 +4216,7 @@
         </w:rPr>
         <w:t xml:space="preserve"> </w:t>
       </w:r>
+      <w:proofErr w:type="gramStart"/>
       <w:r>
         <w:rPr>
           <w:rFonts w:ascii="Courier New" w:hAnsi="Courier New" w:cs="Courier New"/>
@@ -3592,7 +4230,15 @@
           <w:rFonts w:ascii="Courier New" w:hAnsi="Courier New" w:cs="Courier New"/>
           <w:sz w:val="20"/>
         </w:rPr>
-        <w:t>() {</w:t>
+        <w:t>(</w:t>
+      </w:r>
+      <w:proofErr w:type="gramEnd"/>
+      <w:r>
+        <w:rPr>
+          <w:rFonts w:ascii="Courier New" w:hAnsi="Courier New" w:cs="Courier New"/>
+          <w:sz w:val="20"/>
+        </w:rPr>
+        <w:t>) {</w:t>
       </w:r>
     </w:p>
     <w:p>
@@ -3625,107 +4271,293 @@
           <w:sz w:val="20"/>
           <w:lang w:val="en-US"/>
         </w:rPr>
-        <w:t>uint8_t X1 = !digitalRead(PIN_X1_RADAR);</w:t>
-      </w:r>
-    </w:p>
-    <w:p>
-      <w:pPr>
-        <w:spacing w:after="0" w:line="240" w:lineRule="auto"/>
-        <w:rPr>
-          <w:rFonts w:ascii="Courier New" w:hAnsi="Courier New" w:cs="Courier New"/>
-          <w:sz w:val="20"/>
-          <w:lang w:val="en-US"/>
-        </w:rPr>
-      </w:pPr>
-      <w:r>
-        <w:rPr>
-          <w:rFonts w:ascii="Courier New" w:hAnsi="Courier New" w:cs="Courier New"/>
-          <w:sz w:val="20"/>
-          <w:lang w:val="en-US"/>
-        </w:rPr>
-        <w:t>  uint8_t X2 = !digitalRead(PIN_X2_BARRIER);</w:t>
-      </w:r>
-    </w:p>
-    <w:p>
-      <w:pPr>
-        <w:spacing w:after="0" w:line="240" w:lineRule="auto"/>
-        <w:rPr>
-          <w:rFonts w:ascii="Courier New" w:hAnsi="Courier New" w:cs="Courier New"/>
-          <w:sz w:val="20"/>
-          <w:lang w:val="en-US"/>
-        </w:rPr>
-      </w:pPr>
-      <w:r>
-        <w:rPr>
-          <w:rFonts w:ascii="Courier New" w:hAnsi="Courier New" w:cs="Courier New"/>
-          <w:sz w:val="20"/>
-          <w:lang w:val="en-US"/>
-        </w:rPr>
-        <w:t>  uint8_t X3 = !digitalRead(PIN_X3_LIMIT_OPEN);</w:t>
-      </w:r>
-    </w:p>
-    <w:p>
-      <w:pPr>
-        <w:spacing w:after="0" w:line="240" w:lineRule="auto"/>
-        <w:rPr>
-          <w:rFonts w:ascii="Courier New" w:hAnsi="Courier New" w:cs="Courier New"/>
-          <w:sz w:val="20"/>
-          <w:lang w:val="en-US"/>
-        </w:rPr>
-      </w:pPr>
-      <w:r>
-        <w:rPr>
-          <w:rFonts w:ascii="Courier New" w:hAnsi="Courier New" w:cs="Courier New"/>
-          <w:sz w:val="20"/>
-          <w:lang w:val="en-US"/>
-        </w:rPr>
-        <w:t>  uint8_t X4 = !digitalRead(PIN_X4_LIMIT_CLOSED);</w:t>
-      </w:r>
-    </w:p>
-    <w:p>
-      <w:pPr>
-        <w:spacing w:after="0" w:line="240" w:lineRule="auto"/>
-        <w:rPr>
-          <w:rFonts w:ascii="Courier New" w:hAnsi="Courier New" w:cs="Courier New"/>
-          <w:sz w:val="20"/>
-          <w:lang w:val="en-US"/>
-        </w:rPr>
-      </w:pPr>
-      <w:r>
-        <w:rPr>
-          <w:rFonts w:ascii="Courier New" w:hAnsi="Courier New" w:cs="Courier New"/>
-          <w:sz w:val="20"/>
-          <w:lang w:val="en-US"/>
-        </w:rPr>
-        <w:t>  uint8_t STOP = !digitalRead(PIN_STOP);</w:t>
-      </w:r>
-    </w:p>
-    <w:p>
-      <w:pPr>
-        <w:spacing w:after="0" w:line="240" w:lineRule="auto"/>
-        <w:rPr>
-          <w:rFonts w:ascii="Courier New" w:hAnsi="Courier New" w:cs="Courier New"/>
-          <w:sz w:val="20"/>
-          <w:lang w:val="en-US"/>
-        </w:rPr>
-      </w:pPr>
-    </w:p>
-    <w:p>
-      <w:pPr>
-        <w:spacing w:after="0" w:line="240" w:lineRule="auto"/>
-        <w:rPr>
-          <w:rFonts w:ascii="Courier New" w:hAnsi="Courier New" w:cs="Courier New"/>
-          <w:sz w:val="20"/>
-          <w:lang w:val="en-US"/>
-        </w:rPr>
-      </w:pPr>
-      <w:r>
-        <w:rPr>
-          <w:rFonts w:ascii="Courier New" w:hAnsi="Courier New" w:cs="Courier New"/>
-          <w:sz w:val="20"/>
-          <w:lang w:val="en-US"/>
-        </w:rPr>
-        <w:t>  if (currentState != lastState) {</w:t>
+        <w:t xml:space="preserve">uint8_t X1 </w:t>
+      </w:r>
+      <w:proofErr w:type="gramStart"/>
+      <w:r>
+        <w:rPr>
+          <w:rFonts w:ascii="Courier New" w:hAnsi="Courier New" w:cs="Courier New"/>
+          <w:sz w:val="20"/>
+          <w:lang w:val="en-US"/>
+        </w:rPr>
+        <w:t>= !</w:t>
+      </w:r>
+      <w:proofErr w:type="spellStart"/>
+      <w:r>
+        <w:rPr>
+          <w:rFonts w:ascii="Courier New" w:hAnsi="Courier New" w:cs="Courier New"/>
+          <w:sz w:val="20"/>
+          <w:lang w:val="en-US"/>
+        </w:rPr>
+        <w:t>digitalRead</w:t>
+      </w:r>
+      <w:proofErr w:type="spellEnd"/>
+      <w:proofErr w:type="gramEnd"/>
+      <w:r>
+        <w:rPr>
+          <w:rFonts w:ascii="Courier New" w:hAnsi="Courier New" w:cs="Courier New"/>
+          <w:sz w:val="20"/>
+          <w:lang w:val="en-US"/>
+        </w:rPr>
+        <w:t>(PIN_X1_RADAR);</w:t>
+      </w:r>
+    </w:p>
+    <w:p>
+      <w:pPr>
+        <w:spacing w:after="0" w:line="240" w:lineRule="auto"/>
+        <w:rPr>
+          <w:rFonts w:ascii="Courier New" w:hAnsi="Courier New" w:cs="Courier New"/>
+          <w:sz w:val="20"/>
+          <w:lang w:val="en-US"/>
+        </w:rPr>
+      </w:pPr>
+      <w:r>
+        <w:rPr>
+          <w:rFonts w:ascii="Courier New" w:hAnsi="Courier New" w:cs="Courier New"/>
+          <w:sz w:val="20"/>
+          <w:lang w:val="en-US"/>
+        </w:rPr>
+        <w:t xml:space="preserve">  uint8_t X2 </w:t>
+      </w:r>
+      <w:proofErr w:type="gramStart"/>
+      <w:r>
+        <w:rPr>
+          <w:rFonts w:ascii="Courier New" w:hAnsi="Courier New" w:cs="Courier New"/>
+          <w:sz w:val="20"/>
+          <w:lang w:val="en-US"/>
+        </w:rPr>
+        <w:t>= !</w:t>
+      </w:r>
+      <w:proofErr w:type="spellStart"/>
+      <w:r>
+        <w:rPr>
+          <w:rFonts w:ascii="Courier New" w:hAnsi="Courier New" w:cs="Courier New"/>
+          <w:sz w:val="20"/>
+          <w:lang w:val="en-US"/>
+        </w:rPr>
+        <w:t>digitalRead</w:t>
+      </w:r>
+      <w:proofErr w:type="spellEnd"/>
+      <w:proofErr w:type="gramEnd"/>
+      <w:r>
+        <w:rPr>
+          <w:rFonts w:ascii="Courier New" w:hAnsi="Courier New" w:cs="Courier New"/>
+          <w:sz w:val="20"/>
+          <w:lang w:val="en-US"/>
+        </w:rPr>
+        <w:t>(PIN_X2_BARRIER);</w:t>
+      </w:r>
+    </w:p>
+    <w:p>
+      <w:pPr>
+        <w:spacing w:after="0" w:line="240" w:lineRule="auto"/>
+        <w:rPr>
+          <w:rFonts w:ascii="Courier New" w:hAnsi="Courier New" w:cs="Courier New"/>
+          <w:sz w:val="20"/>
+          <w:lang w:val="en-US"/>
+        </w:rPr>
+      </w:pPr>
+      <w:r>
+        <w:rPr>
+          <w:rFonts w:ascii="Courier New" w:hAnsi="Courier New" w:cs="Courier New"/>
+          <w:sz w:val="20"/>
+          <w:lang w:val="en-US"/>
+        </w:rPr>
+        <w:t xml:space="preserve">  uint8_t X3 </w:t>
+      </w:r>
+      <w:proofErr w:type="gramStart"/>
+      <w:r>
+        <w:rPr>
+          <w:rFonts w:ascii="Courier New" w:hAnsi="Courier New" w:cs="Courier New"/>
+          <w:sz w:val="20"/>
+          <w:lang w:val="en-US"/>
+        </w:rPr>
+        <w:t>= !</w:t>
+      </w:r>
+      <w:proofErr w:type="spellStart"/>
+      <w:r>
+        <w:rPr>
+          <w:rFonts w:ascii="Courier New" w:hAnsi="Courier New" w:cs="Courier New"/>
+          <w:sz w:val="20"/>
+          <w:lang w:val="en-US"/>
+        </w:rPr>
+        <w:t>digitalRead</w:t>
+      </w:r>
+      <w:proofErr w:type="spellEnd"/>
+      <w:proofErr w:type="gramEnd"/>
+      <w:r>
+        <w:rPr>
+          <w:rFonts w:ascii="Courier New" w:hAnsi="Courier New" w:cs="Courier New"/>
+          <w:sz w:val="20"/>
+          <w:lang w:val="en-US"/>
+        </w:rPr>
+        <w:t>(PIN_X3_LIMIT_OPEN);</w:t>
+      </w:r>
+    </w:p>
+    <w:p>
+      <w:pPr>
+        <w:spacing w:after="0" w:line="240" w:lineRule="auto"/>
+        <w:rPr>
+          <w:rFonts w:ascii="Courier New" w:hAnsi="Courier New" w:cs="Courier New"/>
+          <w:sz w:val="20"/>
+          <w:lang w:val="en-US"/>
+        </w:rPr>
+      </w:pPr>
+      <w:r>
+        <w:rPr>
+          <w:rFonts w:ascii="Courier New" w:hAnsi="Courier New" w:cs="Courier New"/>
+          <w:sz w:val="20"/>
+          <w:lang w:val="en-US"/>
+        </w:rPr>
+        <w:t xml:space="preserve">  uint8_t X4 </w:t>
+      </w:r>
+      <w:proofErr w:type="gramStart"/>
+      <w:r>
+        <w:rPr>
+          <w:rFonts w:ascii="Courier New" w:hAnsi="Courier New" w:cs="Courier New"/>
+          <w:sz w:val="20"/>
+          <w:lang w:val="en-US"/>
+        </w:rPr>
+        <w:t>= !</w:t>
+      </w:r>
+      <w:proofErr w:type="spellStart"/>
+      <w:r>
+        <w:rPr>
+          <w:rFonts w:ascii="Courier New" w:hAnsi="Courier New" w:cs="Courier New"/>
+          <w:sz w:val="20"/>
+          <w:lang w:val="en-US"/>
+        </w:rPr>
+        <w:t>digitalRead</w:t>
+      </w:r>
+      <w:proofErr w:type="spellEnd"/>
+      <w:proofErr w:type="gramEnd"/>
+      <w:r>
+        <w:rPr>
+          <w:rFonts w:ascii="Courier New" w:hAnsi="Courier New" w:cs="Courier New"/>
+          <w:sz w:val="20"/>
+          <w:lang w:val="en-US"/>
+        </w:rPr>
+        <w:t>(PIN_X4_LIMIT_CLOSED);</w:t>
+      </w:r>
+    </w:p>
+    <w:p>
+      <w:pPr>
+        <w:spacing w:after="0" w:line="240" w:lineRule="auto"/>
+        <w:rPr>
+          <w:rFonts w:ascii="Courier New" w:hAnsi="Courier New" w:cs="Courier New"/>
+          <w:sz w:val="20"/>
+          <w:lang w:val="en-US"/>
+        </w:rPr>
+      </w:pPr>
+      <w:r>
+        <w:rPr>
+          <w:rFonts w:ascii="Courier New" w:hAnsi="Courier New" w:cs="Courier New"/>
+          <w:sz w:val="20"/>
+          <w:lang w:val="en-US"/>
+        </w:rPr>
+        <w:t xml:space="preserve">  uint8_t STOP </w:t>
+      </w:r>
+      <w:proofErr w:type="gramStart"/>
+      <w:r>
+        <w:rPr>
+          <w:rFonts w:ascii="Courier New" w:hAnsi="Courier New" w:cs="Courier New"/>
+          <w:sz w:val="20"/>
+          <w:lang w:val="en-US"/>
+        </w:rPr>
+        <w:t>= !</w:t>
+      </w:r>
+      <w:proofErr w:type="spellStart"/>
+      <w:r>
+        <w:rPr>
+          <w:rFonts w:ascii="Courier New" w:hAnsi="Courier New" w:cs="Courier New"/>
+          <w:sz w:val="20"/>
+          <w:lang w:val="en-US"/>
+        </w:rPr>
+        <w:t>digitalRead</w:t>
+      </w:r>
+      <w:proofErr w:type="spellEnd"/>
+      <w:proofErr w:type="gramEnd"/>
+      <w:r>
+        <w:rPr>
+          <w:rFonts w:ascii="Courier New" w:hAnsi="Courier New" w:cs="Courier New"/>
+          <w:sz w:val="20"/>
+          <w:lang w:val="en-US"/>
+        </w:rPr>
+        <w:t>(PIN_STOP);</w:t>
+      </w:r>
+    </w:p>
+    <w:p>
+      <w:pPr>
+        <w:spacing w:after="0" w:line="240" w:lineRule="auto"/>
+        <w:rPr>
+          <w:rFonts w:ascii="Courier New" w:hAnsi="Courier New" w:cs="Courier New"/>
+          <w:sz w:val="20"/>
+          <w:lang w:val="en-US"/>
+        </w:rPr>
+      </w:pPr>
+    </w:p>
+    <w:p>
+      <w:pPr>
+        <w:spacing w:after="0" w:line="240" w:lineRule="auto"/>
+        <w:rPr>
+          <w:rFonts w:ascii="Courier New" w:hAnsi="Courier New" w:cs="Courier New"/>
+          <w:sz w:val="20"/>
+          <w:lang w:val="en-US"/>
+        </w:rPr>
+      </w:pPr>
+      <w:r>
+        <w:rPr>
+          <w:rFonts w:ascii="Courier New" w:hAnsi="Courier New" w:cs="Courier New"/>
+          <w:sz w:val="20"/>
+          <w:lang w:val="en-US"/>
+        </w:rPr>
+        <w:t>  if (</w:t>
+      </w:r>
+      <w:proofErr w:type="spellStart"/>
+      <w:proofErr w:type="gramStart"/>
+      <w:r>
+        <w:rPr>
+          <w:rFonts w:ascii="Courier New" w:hAnsi="Courier New" w:cs="Courier New"/>
+          <w:sz w:val="20"/>
+          <w:lang w:val="en-US"/>
+        </w:rPr>
+        <w:t>currentState</w:t>
+      </w:r>
+      <w:proofErr w:type="spellEnd"/>
+      <w:r>
+        <w:rPr>
+          <w:rFonts w:ascii="Courier New" w:hAnsi="Courier New" w:cs="Courier New"/>
+          <w:sz w:val="20"/>
+          <w:lang w:val="en-US"/>
+        </w:rPr>
+        <w:t xml:space="preserve"> !</w:t>
+      </w:r>
+      <w:proofErr w:type="gramEnd"/>
+      <w:r>
+        <w:rPr>
+          <w:rFonts w:ascii="Courier New" w:hAnsi="Courier New" w:cs="Courier New"/>
+          <w:sz w:val="20"/>
+          <w:lang w:val="en-US"/>
+        </w:rPr>
+        <w:t xml:space="preserve">= </w:t>
+      </w:r>
+      <w:proofErr w:type="spellStart"/>
+      <w:r>
+        <w:rPr>
+          <w:rFonts w:ascii="Courier New" w:hAnsi="Courier New" w:cs="Courier New"/>
+          <w:sz w:val="20"/>
+          <w:lang w:val="en-US"/>
+        </w:rPr>
+        <w:t>lastState</w:t>
+      </w:r>
+      <w:proofErr w:type="spellEnd"/>
+      <w:r>
+        <w:rPr>
+          <w:rFonts w:ascii="Courier New" w:hAnsi="Courier New" w:cs="Courier New"/>
+          <w:sz w:val="20"/>
+          <w:lang w:val="en-US"/>
+        </w:rPr>
+        <w:t>) {</w:t>
       </w:r>
     </w:p>
     <w:p>
@@ -3745,6 +4577,7 @@
         </w:rPr>
         <w:t xml:space="preserve">    </w:t>
       </w:r>
+      <w:proofErr w:type="spellStart"/>
       <w:r>
         <w:rPr>
           <w:rFonts w:ascii="Courier New" w:hAnsi="Courier New" w:cs="Courier New"/>
@@ -3761,7 +4594,16 @@
           <w:sz w:val="20"/>
           <w:lang w:val="en-US"/>
         </w:rPr>
-        <w:t>.print("</w:t>
+        <w:t>.print</w:t>
+      </w:r>
+      <w:proofErr w:type="spellEnd"/>
+      <w:r>
+        <w:rPr>
+          <w:rFonts w:ascii="Courier New" w:hAnsi="Courier New" w:cs="Courier New"/>
+          <w:sz w:val="20"/>
+          <w:lang w:val="en-US"/>
+        </w:rPr>
+        <w:t>("</w:t>
       </w:r>
       <w:r>
         <w:rPr>
@@ -3809,7 +4651,25 @@
           <w:sz w:val="20"/>
           <w:lang w:val="en-US"/>
         </w:rPr>
-        <w:t>    switch (currentState) {</w:t>
+        <w:t>    switch (</w:t>
+      </w:r>
+      <w:proofErr w:type="spellStart"/>
+      <w:r>
+        <w:rPr>
+          <w:rFonts w:ascii="Courier New" w:hAnsi="Courier New" w:cs="Courier New"/>
+          <w:sz w:val="20"/>
+          <w:lang w:val="en-US"/>
+        </w:rPr>
+        <w:t>currentState</w:t>
+      </w:r>
+      <w:proofErr w:type="spellEnd"/>
+      <w:r>
+        <w:rPr>
+          <w:rFonts w:ascii="Courier New" w:hAnsi="Courier New" w:cs="Courier New"/>
+          <w:sz w:val="20"/>
+          <w:lang w:val="en-US"/>
+        </w:rPr>
+        <w:t>) {</w:t>
       </w:r>
     </w:p>
     <w:p>
@@ -3829,6 +4689,7 @@
         </w:rPr>
         <w:t xml:space="preserve">      case S0_WAIT: </w:t>
       </w:r>
+      <w:proofErr w:type="spellStart"/>
       <w:r>
         <w:rPr>
           <w:rFonts w:ascii="Courier New" w:hAnsi="Courier New" w:cs="Courier New"/>
@@ -3845,7 +4706,16 @@
           <w:sz w:val="20"/>
           <w:lang w:val="en-US"/>
         </w:rPr>
-        <w:t>.println("S0 (</w:t>
+        <w:t>.println</w:t>
+      </w:r>
+      <w:proofErr w:type="spellEnd"/>
+      <w:r>
+        <w:rPr>
+          <w:rFonts w:ascii="Courier New" w:hAnsi="Courier New" w:cs="Courier New"/>
+          <w:sz w:val="20"/>
+          <w:lang w:val="en-US"/>
+        </w:rPr>
+        <w:t>("S0 (</w:t>
       </w:r>
       <w:r>
         <w:rPr>
@@ -3895,6 +4765,7 @@
         </w:rPr>
         <w:t xml:space="preserve">      case S1_OPENING: </w:t>
       </w:r>
+      <w:proofErr w:type="spellStart"/>
       <w:r>
         <w:rPr>
           <w:rFonts w:ascii="Courier New" w:hAnsi="Courier New" w:cs="Courier New"/>
@@ -3911,7 +4782,16 @@
           <w:sz w:val="20"/>
           <w:lang w:val="en-US"/>
         </w:rPr>
-        <w:t>.println("S1 (</w:t>
+        <w:t>.println</w:t>
+      </w:r>
+      <w:proofErr w:type="spellEnd"/>
+      <w:r>
+        <w:rPr>
+          <w:rFonts w:ascii="Courier New" w:hAnsi="Courier New" w:cs="Courier New"/>
+          <w:sz w:val="20"/>
+          <w:lang w:val="en-US"/>
+        </w:rPr>
+        <w:t>("S1 (</w:t>
       </w:r>
       <w:r>
         <w:rPr>
@@ -3961,6 +4841,7 @@
         </w:rPr>
         <w:t xml:space="preserve">      case S2_OPENED: </w:t>
       </w:r>
+      <w:proofErr w:type="spellStart"/>
       <w:r>
         <w:rPr>
           <w:rFonts w:ascii="Courier New" w:hAnsi="Courier New" w:cs="Courier New"/>
@@ -3977,7 +4858,16 @@
           <w:sz w:val="20"/>
           <w:lang w:val="en-US"/>
         </w:rPr>
-        <w:t>.println("S2 (</w:t>
+        <w:t>.println</w:t>
+      </w:r>
+      <w:proofErr w:type="spellEnd"/>
+      <w:r>
+        <w:rPr>
+          <w:rFonts w:ascii="Courier New" w:hAnsi="Courier New" w:cs="Courier New"/>
+          <w:sz w:val="20"/>
+          <w:lang w:val="en-US"/>
+        </w:rPr>
+        <w:t>("S2 (</w:t>
       </w:r>
       <w:r>
         <w:rPr>
@@ -4042,6 +4932,7 @@
         </w:rPr>
         <w:t xml:space="preserve">      case S3_CLOSING: </w:t>
       </w:r>
+      <w:proofErr w:type="spellStart"/>
       <w:r>
         <w:rPr>
           <w:rFonts w:ascii="Courier New" w:hAnsi="Courier New" w:cs="Courier New"/>
@@ -4058,7 +4949,16 @@
           <w:sz w:val="20"/>
           <w:lang w:val="en-US"/>
         </w:rPr>
-        <w:t>.println("S3 (</w:t>
+        <w:t>.println</w:t>
+      </w:r>
+      <w:proofErr w:type="spellEnd"/>
+      <w:r>
+        <w:rPr>
+          <w:rFonts w:ascii="Courier New" w:hAnsi="Courier New" w:cs="Courier New"/>
+          <w:sz w:val="20"/>
+          <w:lang w:val="en-US"/>
+        </w:rPr>
+        <w:t>("S3 (</w:t>
       </w:r>
       <w:r>
         <w:rPr>
@@ -4108,6 +5008,7 @@
         </w:rPr>
         <w:t xml:space="preserve">      case S_STOPPED: </w:t>
       </w:r>
+      <w:proofErr w:type="spellStart"/>
       <w:r>
         <w:rPr>
           <w:rFonts w:ascii="Courier New" w:hAnsi="Courier New" w:cs="Courier New"/>
@@ -4124,7 +5025,16 @@
           <w:sz w:val="20"/>
           <w:lang w:val="en-US"/>
         </w:rPr>
-        <w:t>.println("</w:t>
+        <w:t>.println</w:t>
+      </w:r>
+      <w:proofErr w:type="spellEnd"/>
+      <w:r>
+        <w:rPr>
+          <w:rFonts w:ascii="Courier New" w:hAnsi="Courier New" w:cs="Courier New"/>
+          <w:sz w:val="20"/>
+          <w:lang w:val="en-US"/>
+        </w:rPr>
+        <w:t>("</w:t>
       </w:r>
       <w:r>
         <w:rPr>
@@ -4190,7 +5100,43 @@
           <w:sz w:val="20"/>
           <w:lang w:val="en-US"/>
         </w:rPr>
-        <w:t>    lastState = currentState;</w:t>
+        <w:t xml:space="preserve">    </w:t>
+      </w:r>
+      <w:proofErr w:type="spellStart"/>
+      <w:r>
+        <w:rPr>
+          <w:rFonts w:ascii="Courier New" w:hAnsi="Courier New" w:cs="Courier New"/>
+          <w:sz w:val="20"/>
+          <w:lang w:val="en-US"/>
+        </w:rPr>
+        <w:t>lastState</w:t>
+      </w:r>
+      <w:proofErr w:type="spellEnd"/>
+      <w:r>
+        <w:rPr>
+          <w:rFonts w:ascii="Courier New" w:hAnsi="Courier New" w:cs="Courier New"/>
+          <w:sz w:val="20"/>
+          <w:lang w:val="en-US"/>
+        </w:rPr>
+        <w:t xml:space="preserve"> = </w:t>
+      </w:r>
+      <w:proofErr w:type="spellStart"/>
+      <w:r>
+        <w:rPr>
+          <w:rFonts w:ascii="Courier New" w:hAnsi="Courier New" w:cs="Courier New"/>
+          <w:sz w:val="20"/>
+          <w:lang w:val="en-US"/>
+        </w:rPr>
+        <w:t>currentState</w:t>
+      </w:r>
+      <w:proofErr w:type="spellEnd"/>
+      <w:r>
+        <w:rPr>
+          <w:rFonts w:ascii="Courier New" w:hAnsi="Courier New" w:cs="Courier New"/>
+          <w:sz w:val="20"/>
+          <w:lang w:val="en-US"/>
+        </w:rPr>
+        <w:t>;</w:t>
       </w:r>
     </w:p>
     <w:p>
@@ -4254,7 +5200,25 @@
           <w:sz w:val="20"/>
           <w:lang w:val="en-US"/>
         </w:rPr>
-        <w:t>    currentState = S_STOPPED;</w:t>
+        <w:t xml:space="preserve">    </w:t>
+      </w:r>
+      <w:proofErr w:type="spellStart"/>
+      <w:r>
+        <w:rPr>
+          <w:rFonts w:ascii="Courier New" w:hAnsi="Courier New" w:cs="Courier New"/>
+          <w:sz w:val="20"/>
+          <w:lang w:val="en-US"/>
+        </w:rPr>
+        <w:t>currentState</w:t>
+      </w:r>
+      <w:proofErr w:type="spellEnd"/>
+      <w:r>
+        <w:rPr>
+          <w:rFonts w:ascii="Courier New" w:hAnsi="Courier New" w:cs="Courier New"/>
+          <w:sz w:val="20"/>
+          <w:lang w:val="en-US"/>
+        </w:rPr>
+        <w:t xml:space="preserve"> = S_STOPPED;</w:t>
       </w:r>
     </w:p>
     <w:p>
@@ -4300,7 +5264,25 @@
           <w:sz w:val="20"/>
           <w:lang w:val="en-US"/>
         </w:rPr>
-        <w:t>  switch (currentState) {</w:t>
+        <w:t>  switch (</w:t>
+      </w:r>
+      <w:proofErr w:type="spellStart"/>
+      <w:r>
+        <w:rPr>
+          <w:rFonts w:ascii="Courier New" w:hAnsi="Courier New" w:cs="Courier New"/>
+          <w:sz w:val="20"/>
+          <w:lang w:val="en-US"/>
+        </w:rPr>
+        <w:t>currentState</w:t>
+      </w:r>
+      <w:proofErr w:type="spellEnd"/>
+      <w:r>
+        <w:rPr>
+          <w:rFonts w:ascii="Courier New" w:hAnsi="Courier New" w:cs="Courier New"/>
+          <w:sz w:val="20"/>
+          <w:lang w:val="en-US"/>
+        </w:rPr>
+        <w:t>) {</w:t>
       </w:r>
     </w:p>
     <w:p>
@@ -4354,61 +5336,116 @@
           <w:sz w:val="20"/>
           <w:lang w:val="en-US"/>
         </w:rPr>
-        <w:t>      digitalWrite(PIN_Y1_OPEN, LOW);</w:t>
-      </w:r>
-    </w:p>
-    <w:p>
-      <w:pPr>
-        <w:spacing w:after="0" w:line="240" w:lineRule="auto"/>
-        <w:rPr>
-          <w:rFonts w:ascii="Courier New" w:hAnsi="Courier New" w:cs="Courier New"/>
-          <w:sz w:val="20"/>
-          <w:lang w:val="en-US"/>
-        </w:rPr>
-      </w:pPr>
-      <w:r>
-        <w:rPr>
-          <w:rFonts w:ascii="Courier New" w:hAnsi="Courier New" w:cs="Courier New"/>
-          <w:sz w:val="20"/>
-          <w:lang w:val="en-US"/>
-        </w:rPr>
-        <w:t>      digitalWrite(PIN_Y2_CLOSE, LOW);</w:t>
-      </w:r>
-    </w:p>
-    <w:p>
-      <w:pPr>
-        <w:spacing w:after="0" w:line="240" w:lineRule="auto"/>
-        <w:rPr>
-          <w:rFonts w:ascii="Courier New" w:hAnsi="Courier New" w:cs="Courier New"/>
-          <w:sz w:val="20"/>
-          <w:lang w:val="en-US"/>
-        </w:rPr>
-      </w:pPr>
-      <w:r>
-        <w:rPr>
-          <w:rFonts w:ascii="Courier New" w:hAnsi="Courier New" w:cs="Courier New"/>
-          <w:sz w:val="20"/>
-          <w:lang w:val="en-US"/>
-        </w:rPr>
         <w:t xml:space="preserve">      </w:t>
       </w:r>
-    </w:p>
-    <w:p>
-      <w:pPr>
-        <w:spacing w:after="0" w:line="240" w:lineRule="auto"/>
-        <w:rPr>
-          <w:rFonts w:ascii="Courier New" w:hAnsi="Courier New" w:cs="Courier New"/>
-          <w:sz w:val="20"/>
-          <w:lang w:val="en-US"/>
-        </w:rPr>
-      </w:pPr>
-      <w:r>
-        <w:rPr>
-          <w:rFonts w:ascii="Courier New" w:hAnsi="Courier New" w:cs="Courier New"/>
-          <w:sz w:val="20"/>
-          <w:lang w:val="en-US"/>
-        </w:rPr>
-        <w:lastRenderedPageBreak/>
+      <w:proofErr w:type="spellStart"/>
+      <w:proofErr w:type="gramStart"/>
+      <w:r>
+        <w:rPr>
+          <w:rFonts w:ascii="Courier New" w:hAnsi="Courier New" w:cs="Courier New"/>
+          <w:sz w:val="20"/>
+          <w:lang w:val="en-US"/>
+        </w:rPr>
+        <w:t>digitalWrite</w:t>
+      </w:r>
+      <w:proofErr w:type="spellEnd"/>
+      <w:r>
+        <w:rPr>
+          <w:rFonts w:ascii="Courier New" w:hAnsi="Courier New" w:cs="Courier New"/>
+          <w:sz w:val="20"/>
+          <w:lang w:val="en-US"/>
+        </w:rPr>
+        <w:t>(</w:t>
+      </w:r>
+      <w:proofErr w:type="gramEnd"/>
+      <w:r>
+        <w:rPr>
+          <w:rFonts w:ascii="Courier New" w:hAnsi="Courier New" w:cs="Courier New"/>
+          <w:sz w:val="20"/>
+          <w:lang w:val="en-US"/>
+        </w:rPr>
+        <w:t>PIN_Y1_OPEN, LOW);</w:t>
+      </w:r>
+    </w:p>
+    <w:p>
+      <w:pPr>
+        <w:spacing w:after="0" w:line="240" w:lineRule="auto"/>
+        <w:rPr>
+          <w:rFonts w:ascii="Courier New" w:hAnsi="Courier New" w:cs="Courier New"/>
+          <w:sz w:val="20"/>
+          <w:lang w:val="en-US"/>
+        </w:rPr>
+      </w:pPr>
+      <w:r>
+        <w:rPr>
+          <w:rFonts w:ascii="Courier New" w:hAnsi="Courier New" w:cs="Courier New"/>
+          <w:sz w:val="20"/>
+          <w:lang w:val="en-US"/>
+        </w:rPr>
+        <w:t xml:space="preserve">      </w:t>
+      </w:r>
+      <w:proofErr w:type="spellStart"/>
+      <w:proofErr w:type="gramStart"/>
+      <w:r>
+        <w:rPr>
+          <w:rFonts w:ascii="Courier New" w:hAnsi="Courier New" w:cs="Courier New"/>
+          <w:sz w:val="20"/>
+          <w:lang w:val="en-US"/>
+        </w:rPr>
+        <w:t>digitalWrite</w:t>
+      </w:r>
+      <w:proofErr w:type="spellEnd"/>
+      <w:r>
+        <w:rPr>
+          <w:rFonts w:ascii="Courier New" w:hAnsi="Courier New" w:cs="Courier New"/>
+          <w:sz w:val="20"/>
+          <w:lang w:val="en-US"/>
+        </w:rPr>
+        <w:t>(</w:t>
+      </w:r>
+      <w:proofErr w:type="gramEnd"/>
+      <w:r>
+        <w:rPr>
+          <w:rFonts w:ascii="Courier New" w:hAnsi="Courier New" w:cs="Courier New"/>
+          <w:sz w:val="20"/>
+          <w:lang w:val="en-US"/>
+        </w:rPr>
+        <w:t>PIN_Y2_CLOSE, LOW);</w:t>
+      </w:r>
+    </w:p>
+    <w:p>
+      <w:pPr>
+        <w:spacing w:after="0" w:line="240" w:lineRule="auto"/>
+        <w:rPr>
+          <w:rFonts w:ascii="Courier New" w:hAnsi="Courier New" w:cs="Courier New"/>
+          <w:sz w:val="20"/>
+          <w:lang w:val="en-US"/>
+        </w:rPr>
+      </w:pPr>
+      <w:r>
+        <w:rPr>
+          <w:rFonts w:ascii="Courier New" w:hAnsi="Courier New" w:cs="Courier New"/>
+          <w:sz w:val="20"/>
+          <w:lang w:val="en-US"/>
+        </w:rPr>
+        <w:t xml:space="preserve">      </w:t>
+      </w:r>
+    </w:p>
+    <w:p>
+      <w:pPr>
+        <w:spacing w:after="0" w:line="240" w:lineRule="auto"/>
+        <w:rPr>
+          <w:rFonts w:ascii="Courier New" w:hAnsi="Courier New" w:cs="Courier New"/>
+          <w:sz w:val="20"/>
+          <w:lang w:val="en-US"/>
+        </w:rPr>
+      </w:pPr>
+      <w:r>
+        <w:rPr>
+          <w:rFonts w:ascii="Courier New" w:hAnsi="Courier New" w:cs="Courier New"/>
+          <w:sz w:val="20"/>
+          <w:lang w:val="en-US"/>
+        </w:rPr>
         <w:t>      if (X1 == 1) {</w:t>
       </w:r>
     </w:p>
@@ -4427,7 +5464,25 @@
           <w:sz w:val="20"/>
           <w:lang w:val="en-US"/>
         </w:rPr>
-        <w:t>        currentState = S1_OPENING;</w:t>
+        <w:t xml:space="preserve">        </w:t>
+      </w:r>
+      <w:proofErr w:type="spellStart"/>
+      <w:r>
+        <w:rPr>
+          <w:rFonts w:ascii="Courier New" w:hAnsi="Courier New" w:cs="Courier New"/>
+          <w:sz w:val="20"/>
+          <w:lang w:val="en-US"/>
+        </w:rPr>
+        <w:t>currentState</w:t>
+      </w:r>
+      <w:proofErr w:type="spellEnd"/>
+      <w:r>
+        <w:rPr>
+          <w:rFonts w:ascii="Courier New" w:hAnsi="Courier New" w:cs="Courier New"/>
+          <w:sz w:val="20"/>
+          <w:lang w:val="en-US"/>
+        </w:rPr>
+        <w:t xml:space="preserve"> = S1_OPENING;</w:t>
       </w:r>
     </w:p>
     <w:p>
@@ -4509,44 +5564,100 @@
           <w:sz w:val="20"/>
           <w:lang w:val="en-US"/>
         </w:rPr>
-        <w:t>      digitalWrite(PIN_Y1_OPEN, HIGH);</w:t>
-      </w:r>
-    </w:p>
-    <w:p>
-      <w:pPr>
-        <w:spacing w:after="0" w:line="240" w:lineRule="auto"/>
-        <w:rPr>
-          <w:rFonts w:ascii="Courier New" w:hAnsi="Courier New" w:cs="Courier New"/>
-          <w:sz w:val="20"/>
-          <w:lang w:val="en-US"/>
-        </w:rPr>
-      </w:pPr>
-      <w:r>
-        <w:rPr>
-          <w:rFonts w:ascii="Courier New" w:hAnsi="Courier New" w:cs="Courier New"/>
-          <w:sz w:val="20"/>
-          <w:lang w:val="en-US"/>
-        </w:rPr>
-        <w:t>      digitalWrite(PIN_Y2_CLOSE, LOW);</w:t>
-      </w:r>
-    </w:p>
-    <w:p>
-      <w:pPr>
-        <w:spacing w:after="0" w:line="240" w:lineRule="auto"/>
-        <w:rPr>
-          <w:rFonts w:ascii="Courier New" w:hAnsi="Courier New" w:cs="Courier New"/>
-          <w:sz w:val="20"/>
-          <w:lang w:val="en-US"/>
-        </w:rPr>
-      </w:pPr>
-      <w:r>
-        <w:rPr>
-          <w:rFonts w:ascii="Courier New" w:hAnsi="Courier New" w:cs="Courier New"/>
-          <w:sz w:val="20"/>
-          <w:lang w:val="en-US"/>
-        </w:rPr>
         <w:t xml:space="preserve">      </w:t>
       </w:r>
+      <w:proofErr w:type="spellStart"/>
+      <w:proofErr w:type="gramStart"/>
+      <w:r>
+        <w:rPr>
+          <w:rFonts w:ascii="Courier New" w:hAnsi="Courier New" w:cs="Courier New"/>
+          <w:sz w:val="20"/>
+          <w:lang w:val="en-US"/>
+        </w:rPr>
+        <w:t>digitalWrite</w:t>
+      </w:r>
+      <w:proofErr w:type="spellEnd"/>
+      <w:r>
+        <w:rPr>
+          <w:rFonts w:ascii="Courier New" w:hAnsi="Courier New" w:cs="Courier New"/>
+          <w:sz w:val="20"/>
+          <w:lang w:val="en-US"/>
+        </w:rPr>
+        <w:t>(</w:t>
+      </w:r>
+      <w:proofErr w:type="gramEnd"/>
+      <w:r>
+        <w:rPr>
+          <w:rFonts w:ascii="Courier New" w:hAnsi="Courier New" w:cs="Courier New"/>
+          <w:sz w:val="20"/>
+          <w:lang w:val="en-US"/>
+        </w:rPr>
+        <w:t>PIN_Y1_OPEN, HIGH);</w:t>
+      </w:r>
+    </w:p>
+    <w:p>
+      <w:pPr>
+        <w:spacing w:after="0" w:line="240" w:lineRule="auto"/>
+        <w:rPr>
+          <w:rFonts w:ascii="Courier New" w:hAnsi="Courier New" w:cs="Courier New"/>
+          <w:sz w:val="20"/>
+          <w:lang w:val="en-US"/>
+        </w:rPr>
+      </w:pPr>
+      <w:r>
+        <w:rPr>
+          <w:rFonts w:ascii="Courier New" w:hAnsi="Courier New" w:cs="Courier New"/>
+          <w:sz w:val="20"/>
+          <w:lang w:val="en-US"/>
+        </w:rPr>
+        <w:t xml:space="preserve">      </w:t>
+      </w:r>
+      <w:proofErr w:type="spellStart"/>
+      <w:proofErr w:type="gramStart"/>
+      <w:r>
+        <w:rPr>
+          <w:rFonts w:ascii="Courier New" w:hAnsi="Courier New" w:cs="Courier New"/>
+          <w:sz w:val="20"/>
+          <w:lang w:val="en-US"/>
+        </w:rPr>
+        <w:t>digitalWrite</w:t>
+      </w:r>
+      <w:proofErr w:type="spellEnd"/>
+      <w:r>
+        <w:rPr>
+          <w:rFonts w:ascii="Courier New" w:hAnsi="Courier New" w:cs="Courier New"/>
+          <w:sz w:val="20"/>
+          <w:lang w:val="en-US"/>
+        </w:rPr>
+        <w:t>(</w:t>
+      </w:r>
+      <w:proofErr w:type="gramEnd"/>
+      <w:r>
+        <w:rPr>
+          <w:rFonts w:ascii="Courier New" w:hAnsi="Courier New" w:cs="Courier New"/>
+          <w:sz w:val="20"/>
+          <w:lang w:val="en-US"/>
+        </w:rPr>
+        <w:t>PIN_Y2_CLOSE, LOW);</w:t>
+      </w:r>
+    </w:p>
+    <w:p>
+      <w:pPr>
+        <w:spacing w:after="0" w:line="240" w:lineRule="auto"/>
+        <w:rPr>
+          <w:rFonts w:ascii="Courier New" w:hAnsi="Courier New" w:cs="Courier New"/>
+          <w:sz w:val="20"/>
+          <w:lang w:val="en-US"/>
+        </w:rPr>
+      </w:pPr>
+      <w:r>
+        <w:rPr>
+          <w:rFonts w:ascii="Courier New" w:hAnsi="Courier New" w:cs="Courier New"/>
+          <w:sz w:val="20"/>
+          <w:lang w:val="en-US"/>
+        </w:rPr>
+        <w:t xml:space="preserve">      </w:t>
+      </w:r>
     </w:p>
     <w:p>
       <w:pPr>
@@ -4581,61 +5692,171 @@
           <w:sz w:val="20"/>
           <w:lang w:val="en-US"/>
         </w:rPr>
-        <w:t>        digitalWrite(PIN_Y1_OPEN, LOW);</w:t>
-      </w:r>
-    </w:p>
-    <w:p>
-      <w:pPr>
-        <w:spacing w:after="0" w:line="240" w:lineRule="auto"/>
-        <w:rPr>
-          <w:rFonts w:ascii="Courier New" w:hAnsi="Courier New" w:cs="Courier New"/>
-          <w:sz w:val="20"/>
-          <w:lang w:val="en-US"/>
-        </w:rPr>
-      </w:pPr>
-      <w:r>
-        <w:rPr>
-          <w:rFonts w:ascii="Courier New" w:hAnsi="Courier New" w:cs="Courier New"/>
-          <w:sz w:val="20"/>
-          <w:lang w:val="en-US"/>
-        </w:rPr>
-        <w:t xml:space="preserve">        timerStart = millis(); </w:t>
-      </w:r>
-    </w:p>
-    <w:p>
-      <w:pPr>
-        <w:spacing w:after="0" w:line="240" w:lineRule="auto"/>
-        <w:rPr>
-          <w:rFonts w:ascii="Courier New" w:hAnsi="Courier New" w:cs="Courier New"/>
-          <w:sz w:val="20"/>
-          <w:lang w:val="en-US"/>
-        </w:rPr>
-      </w:pPr>
-      <w:r>
-        <w:rPr>
-          <w:rFonts w:ascii="Courier New" w:hAnsi="Courier New" w:cs="Courier New"/>
-          <w:sz w:val="20"/>
-          <w:lang w:val="en-US"/>
-        </w:rPr>
-        <w:t>        Tend = false;</w:t>
-      </w:r>
-    </w:p>
-    <w:p>
-      <w:pPr>
-        <w:spacing w:after="0" w:line="240" w:lineRule="auto"/>
-        <w:rPr>
-          <w:rFonts w:ascii="Courier New" w:hAnsi="Courier New" w:cs="Courier New"/>
-          <w:sz w:val="20"/>
-          <w:lang w:val="en-US"/>
-        </w:rPr>
-      </w:pPr>
-      <w:r>
-        <w:rPr>
-          <w:rFonts w:ascii="Courier New" w:hAnsi="Courier New" w:cs="Courier New"/>
-          <w:sz w:val="20"/>
-          <w:lang w:val="en-US"/>
-        </w:rPr>
-        <w:t>        currentState = S2_OPENED;</w:t>
+        <w:t xml:space="preserve">        </w:t>
+      </w:r>
+      <w:proofErr w:type="spellStart"/>
+      <w:proofErr w:type="gramStart"/>
+      <w:r>
+        <w:rPr>
+          <w:rFonts w:ascii="Courier New" w:hAnsi="Courier New" w:cs="Courier New"/>
+          <w:sz w:val="20"/>
+          <w:lang w:val="en-US"/>
+        </w:rPr>
+        <w:t>digitalWrite</w:t>
+      </w:r>
+      <w:proofErr w:type="spellEnd"/>
+      <w:r>
+        <w:rPr>
+          <w:rFonts w:ascii="Courier New" w:hAnsi="Courier New" w:cs="Courier New"/>
+          <w:sz w:val="20"/>
+          <w:lang w:val="en-US"/>
+        </w:rPr>
+        <w:t>(</w:t>
+      </w:r>
+      <w:proofErr w:type="gramEnd"/>
+      <w:r>
+        <w:rPr>
+          <w:rFonts w:ascii="Courier New" w:hAnsi="Courier New" w:cs="Courier New"/>
+          <w:sz w:val="20"/>
+          <w:lang w:val="en-US"/>
+        </w:rPr>
+        <w:t>PIN_Y1_OPEN, LOW);</w:t>
+      </w:r>
+    </w:p>
+    <w:p>
+      <w:pPr>
+        <w:spacing w:after="0" w:line="240" w:lineRule="auto"/>
+        <w:rPr>
+          <w:rFonts w:ascii="Courier New" w:hAnsi="Courier New" w:cs="Courier New"/>
+          <w:sz w:val="20"/>
+          <w:lang w:val="en-US"/>
+        </w:rPr>
+      </w:pPr>
+      <w:r>
+        <w:rPr>
+          <w:rFonts w:ascii="Courier New" w:hAnsi="Courier New" w:cs="Courier New"/>
+          <w:sz w:val="20"/>
+          <w:lang w:val="en-US"/>
+        </w:rPr>
+        <w:t xml:space="preserve">        </w:t>
+      </w:r>
+      <w:proofErr w:type="spellStart"/>
+      <w:r>
+        <w:rPr>
+          <w:rFonts w:ascii="Courier New" w:hAnsi="Courier New" w:cs="Courier New"/>
+          <w:sz w:val="20"/>
+          <w:lang w:val="en-US"/>
+        </w:rPr>
+        <w:t>timerStart</w:t>
+      </w:r>
+      <w:proofErr w:type="spellEnd"/>
+      <w:r>
+        <w:rPr>
+          <w:rFonts w:ascii="Courier New" w:hAnsi="Courier New" w:cs="Courier New"/>
+          <w:sz w:val="20"/>
+          <w:lang w:val="en-US"/>
+        </w:rPr>
+        <w:t xml:space="preserve"> = </w:t>
+      </w:r>
+      <w:proofErr w:type="spellStart"/>
+      <w:proofErr w:type="gramStart"/>
+      <w:r>
+        <w:rPr>
+          <w:rFonts w:ascii="Courier New" w:hAnsi="Courier New" w:cs="Courier New"/>
+          <w:sz w:val="20"/>
+          <w:lang w:val="en-US"/>
+        </w:rPr>
+        <w:t>millis</w:t>
+      </w:r>
+      <w:proofErr w:type="spellEnd"/>
+      <w:r>
+        <w:rPr>
+          <w:rFonts w:ascii="Courier New" w:hAnsi="Courier New" w:cs="Courier New"/>
+          <w:sz w:val="20"/>
+          <w:lang w:val="en-US"/>
+        </w:rPr>
+        <w:t>(</w:t>
+      </w:r>
+      <w:proofErr w:type="gramEnd"/>
+      <w:r>
+        <w:rPr>
+          <w:rFonts w:ascii="Courier New" w:hAnsi="Courier New" w:cs="Courier New"/>
+          <w:sz w:val="20"/>
+          <w:lang w:val="en-US"/>
+        </w:rPr>
+        <w:t xml:space="preserve">); </w:t>
+      </w:r>
+    </w:p>
+    <w:p>
+      <w:pPr>
+        <w:spacing w:after="0" w:line="240" w:lineRule="auto"/>
+        <w:rPr>
+          <w:rFonts w:ascii="Courier New" w:hAnsi="Courier New" w:cs="Courier New"/>
+          <w:sz w:val="20"/>
+          <w:lang w:val="en-US"/>
+        </w:rPr>
+      </w:pPr>
+      <w:r>
+        <w:rPr>
+          <w:rFonts w:ascii="Courier New" w:hAnsi="Courier New" w:cs="Courier New"/>
+          <w:sz w:val="20"/>
+          <w:lang w:val="en-US"/>
+        </w:rPr>
+        <w:t xml:space="preserve">        </w:t>
+      </w:r>
+      <w:proofErr w:type="spellStart"/>
+      <w:r>
+        <w:rPr>
+          <w:rFonts w:ascii="Courier New" w:hAnsi="Courier New" w:cs="Courier New"/>
+          <w:sz w:val="20"/>
+          <w:lang w:val="en-US"/>
+        </w:rPr>
+        <w:t>Tend</w:t>
+      </w:r>
+      <w:proofErr w:type="spellEnd"/>
+      <w:r>
+        <w:rPr>
+          <w:rFonts w:ascii="Courier New" w:hAnsi="Courier New" w:cs="Courier New"/>
+          <w:sz w:val="20"/>
+          <w:lang w:val="en-US"/>
+        </w:rPr>
+        <w:t xml:space="preserve"> = false;</w:t>
+      </w:r>
+    </w:p>
+    <w:p>
+      <w:pPr>
+        <w:spacing w:after="0" w:line="240" w:lineRule="auto"/>
+        <w:rPr>
+          <w:rFonts w:ascii="Courier New" w:hAnsi="Courier New" w:cs="Courier New"/>
+          <w:sz w:val="20"/>
+          <w:lang w:val="en-US"/>
+        </w:rPr>
+      </w:pPr>
+      <w:r>
+        <w:rPr>
+          <w:rFonts w:ascii="Courier New" w:hAnsi="Courier New" w:cs="Courier New"/>
+          <w:sz w:val="20"/>
+          <w:lang w:val="en-US"/>
+        </w:rPr>
+        <w:t xml:space="preserve">        </w:t>
+      </w:r>
+      <w:proofErr w:type="spellStart"/>
+      <w:r>
+        <w:rPr>
+          <w:rFonts w:ascii="Courier New" w:hAnsi="Courier New" w:cs="Courier New"/>
+          <w:sz w:val="20"/>
+          <w:lang w:val="en-US"/>
+        </w:rPr>
+        <w:t>currentState</w:t>
+      </w:r>
+      <w:proofErr w:type="spellEnd"/>
+      <w:r>
+        <w:rPr>
+          <w:rFonts w:ascii="Courier New" w:hAnsi="Courier New" w:cs="Courier New"/>
+          <w:sz w:val="20"/>
+          <w:lang w:val="en-US"/>
+        </w:rPr>
+        <w:t xml:space="preserve"> = S2_OPENED;</w:t>
       </w:r>
     </w:p>
     <w:p>
@@ -4717,44 +5938,100 @@
           <w:sz w:val="20"/>
           <w:lang w:val="en-US"/>
         </w:rPr>
-        <w:t>      digitalWrite(PIN_Y1_OPEN, LOW);</w:t>
-      </w:r>
-    </w:p>
-    <w:p>
-      <w:pPr>
-        <w:spacing w:after="0" w:line="240" w:lineRule="auto"/>
-        <w:rPr>
-          <w:rFonts w:ascii="Courier New" w:hAnsi="Courier New" w:cs="Courier New"/>
-          <w:sz w:val="20"/>
-          <w:lang w:val="en-US"/>
-        </w:rPr>
-      </w:pPr>
-      <w:r>
-        <w:rPr>
-          <w:rFonts w:ascii="Courier New" w:hAnsi="Courier New" w:cs="Courier New"/>
-          <w:sz w:val="20"/>
-          <w:lang w:val="en-US"/>
-        </w:rPr>
-        <w:t>      digitalWrite(PIN_Y2_CLOSE, LOW);</w:t>
-      </w:r>
-    </w:p>
-    <w:p>
-      <w:pPr>
-        <w:spacing w:after="0" w:line="240" w:lineRule="auto"/>
-        <w:rPr>
-          <w:rFonts w:ascii="Courier New" w:hAnsi="Courier New" w:cs="Courier New"/>
-          <w:sz w:val="20"/>
-          <w:lang w:val="en-US"/>
-        </w:rPr>
-      </w:pPr>
-      <w:r>
-        <w:rPr>
-          <w:rFonts w:ascii="Courier New" w:hAnsi="Courier New" w:cs="Courier New"/>
-          <w:sz w:val="20"/>
-          <w:lang w:val="en-US"/>
-        </w:rPr>
         <w:t xml:space="preserve">      </w:t>
       </w:r>
+      <w:proofErr w:type="spellStart"/>
+      <w:proofErr w:type="gramStart"/>
+      <w:r>
+        <w:rPr>
+          <w:rFonts w:ascii="Courier New" w:hAnsi="Courier New" w:cs="Courier New"/>
+          <w:sz w:val="20"/>
+          <w:lang w:val="en-US"/>
+        </w:rPr>
+        <w:t>digitalWrite</w:t>
+      </w:r>
+      <w:proofErr w:type="spellEnd"/>
+      <w:r>
+        <w:rPr>
+          <w:rFonts w:ascii="Courier New" w:hAnsi="Courier New" w:cs="Courier New"/>
+          <w:sz w:val="20"/>
+          <w:lang w:val="en-US"/>
+        </w:rPr>
+        <w:t>(</w:t>
+      </w:r>
+      <w:proofErr w:type="gramEnd"/>
+      <w:r>
+        <w:rPr>
+          <w:rFonts w:ascii="Courier New" w:hAnsi="Courier New" w:cs="Courier New"/>
+          <w:sz w:val="20"/>
+          <w:lang w:val="en-US"/>
+        </w:rPr>
+        <w:t>PIN_Y1_OPEN, LOW);</w:t>
+      </w:r>
+    </w:p>
+    <w:p>
+      <w:pPr>
+        <w:spacing w:after="0" w:line="240" w:lineRule="auto"/>
+        <w:rPr>
+          <w:rFonts w:ascii="Courier New" w:hAnsi="Courier New" w:cs="Courier New"/>
+          <w:sz w:val="20"/>
+          <w:lang w:val="en-US"/>
+        </w:rPr>
+      </w:pPr>
+      <w:r>
+        <w:rPr>
+          <w:rFonts w:ascii="Courier New" w:hAnsi="Courier New" w:cs="Courier New"/>
+          <w:sz w:val="20"/>
+          <w:lang w:val="en-US"/>
+        </w:rPr>
+        <w:t xml:space="preserve">      </w:t>
+      </w:r>
+      <w:proofErr w:type="spellStart"/>
+      <w:proofErr w:type="gramStart"/>
+      <w:r>
+        <w:rPr>
+          <w:rFonts w:ascii="Courier New" w:hAnsi="Courier New" w:cs="Courier New"/>
+          <w:sz w:val="20"/>
+          <w:lang w:val="en-US"/>
+        </w:rPr>
+        <w:t>digitalWrite</w:t>
+      </w:r>
+      <w:proofErr w:type="spellEnd"/>
+      <w:r>
+        <w:rPr>
+          <w:rFonts w:ascii="Courier New" w:hAnsi="Courier New" w:cs="Courier New"/>
+          <w:sz w:val="20"/>
+          <w:lang w:val="en-US"/>
+        </w:rPr>
+        <w:t>(</w:t>
+      </w:r>
+      <w:proofErr w:type="gramEnd"/>
+      <w:r>
+        <w:rPr>
+          <w:rFonts w:ascii="Courier New" w:hAnsi="Courier New" w:cs="Courier New"/>
+          <w:sz w:val="20"/>
+          <w:lang w:val="en-US"/>
+        </w:rPr>
+        <w:t>PIN_Y2_CLOSE, LOW);</w:t>
+      </w:r>
+    </w:p>
+    <w:p>
+      <w:pPr>
+        <w:spacing w:after="0" w:line="240" w:lineRule="auto"/>
+        <w:rPr>
+          <w:rFonts w:ascii="Courier New" w:hAnsi="Courier New" w:cs="Courier New"/>
+          <w:sz w:val="20"/>
+          <w:lang w:val="en-US"/>
+        </w:rPr>
+      </w:pPr>
+      <w:r>
+        <w:rPr>
+          <w:rFonts w:ascii="Courier New" w:hAnsi="Courier New" w:cs="Courier New"/>
+          <w:sz w:val="20"/>
+          <w:lang w:val="en-US"/>
+        </w:rPr>
+        <w:t xml:space="preserve">      </w:t>
+      </w:r>
     </w:p>
     <w:p>
       <w:pPr>
@@ -4809,6 +6086,7 @@
         </w:rPr>
         <w:t>           </w:t>
       </w:r>
+      <w:proofErr w:type="spellStart"/>
       <w:r>
         <w:rPr>
           <w:rFonts w:ascii="Courier New" w:hAnsi="Courier New" w:cs="Courier New"/>
@@ -4823,7 +6101,15 @@
           <w:rFonts w:ascii="Courier New" w:hAnsi="Courier New" w:cs="Courier New"/>
           <w:sz w:val="20"/>
         </w:rPr>
-        <w:t>.println("ИНФО: Зафиксировано движение! Таймер</w:t>
+        <w:t>.println</w:t>
+      </w:r>
+      <w:proofErr w:type="spellEnd"/>
+      <w:r>
+        <w:rPr>
+          <w:rFonts w:ascii="Courier New" w:hAnsi="Courier New" w:cs="Courier New"/>
+          <w:sz w:val="20"/>
+        </w:rPr>
+        <w:t>("ИНФО: Зафиксировано движение! Таймер</w:t>
       </w:r>
       <w:r>
         <w:rPr>
@@ -4882,25 +6168,89 @@
           <w:sz w:val="20"/>
           <w:lang w:val="en-US"/>
         </w:rPr>
-        <w:t>        timerStart = millis();</w:t>
-      </w:r>
-    </w:p>
-    <w:p>
-      <w:pPr>
-        <w:spacing w:after="0" w:line="240" w:lineRule="auto"/>
-        <w:rPr>
-          <w:rFonts w:ascii="Courier New" w:hAnsi="Courier New" w:cs="Courier New"/>
-          <w:sz w:val="20"/>
-          <w:lang w:val="en-US"/>
-        </w:rPr>
-      </w:pPr>
-      <w:r>
-        <w:rPr>
-          <w:rFonts w:ascii="Courier New" w:hAnsi="Courier New" w:cs="Courier New"/>
-          <w:sz w:val="20"/>
-          <w:lang w:val="en-US"/>
-        </w:rPr>
-        <w:t>        Tend = false;</w:t>
+        <w:t xml:space="preserve">        </w:t>
+      </w:r>
+      <w:proofErr w:type="spellStart"/>
+      <w:r>
+        <w:rPr>
+          <w:rFonts w:ascii="Courier New" w:hAnsi="Courier New" w:cs="Courier New"/>
+          <w:sz w:val="20"/>
+          <w:lang w:val="en-US"/>
+        </w:rPr>
+        <w:t>timerStart</w:t>
+      </w:r>
+      <w:proofErr w:type="spellEnd"/>
+      <w:r>
+        <w:rPr>
+          <w:rFonts w:ascii="Courier New" w:hAnsi="Courier New" w:cs="Courier New"/>
+          <w:sz w:val="20"/>
+          <w:lang w:val="en-US"/>
+        </w:rPr>
+        <w:t xml:space="preserve"> = </w:t>
+      </w:r>
+      <w:proofErr w:type="spellStart"/>
+      <w:proofErr w:type="gramStart"/>
+      <w:r>
+        <w:rPr>
+          <w:rFonts w:ascii="Courier New" w:hAnsi="Courier New" w:cs="Courier New"/>
+          <w:sz w:val="20"/>
+          <w:lang w:val="en-US"/>
+        </w:rPr>
+        <w:t>millis</w:t>
+      </w:r>
+      <w:proofErr w:type="spellEnd"/>
+      <w:r>
+        <w:rPr>
+          <w:rFonts w:ascii="Courier New" w:hAnsi="Courier New" w:cs="Courier New"/>
+          <w:sz w:val="20"/>
+          <w:lang w:val="en-US"/>
+        </w:rPr>
+        <w:t>(</w:t>
+      </w:r>
+      <w:proofErr w:type="gramEnd"/>
+      <w:r>
+        <w:rPr>
+          <w:rFonts w:ascii="Courier New" w:hAnsi="Courier New" w:cs="Courier New"/>
+          <w:sz w:val="20"/>
+          <w:lang w:val="en-US"/>
+        </w:rPr>
+        <w:t>);</w:t>
+      </w:r>
+    </w:p>
+    <w:p>
+      <w:pPr>
+        <w:spacing w:after="0" w:line="240" w:lineRule="auto"/>
+        <w:rPr>
+          <w:rFonts w:ascii="Courier New" w:hAnsi="Courier New" w:cs="Courier New"/>
+          <w:sz w:val="20"/>
+          <w:lang w:val="en-US"/>
+        </w:rPr>
+      </w:pPr>
+      <w:r>
+        <w:rPr>
+          <w:rFonts w:ascii="Courier New" w:hAnsi="Courier New" w:cs="Courier New"/>
+          <w:sz w:val="20"/>
+          <w:lang w:val="en-US"/>
+        </w:rPr>
+        <w:t xml:space="preserve">        </w:t>
+      </w:r>
+      <w:proofErr w:type="spellStart"/>
+      <w:r>
+        <w:rPr>
+          <w:rFonts w:ascii="Courier New" w:hAnsi="Courier New" w:cs="Courier New"/>
+          <w:sz w:val="20"/>
+          <w:lang w:val="en-US"/>
+        </w:rPr>
+        <w:t>Tend</w:t>
+      </w:r>
+      <w:proofErr w:type="spellEnd"/>
+      <w:r>
+        <w:rPr>
+          <w:rFonts w:ascii="Courier New" w:hAnsi="Courier New" w:cs="Courier New"/>
+          <w:sz w:val="20"/>
+          <w:lang w:val="en-US"/>
+        </w:rPr>
+        <w:t xml:space="preserve"> = false;</w:t>
       </w:r>
     </w:p>
     <w:p>
@@ -4954,7 +6304,53 @@
           <w:sz w:val="20"/>
           <w:lang w:val="en-US"/>
         </w:rPr>
-        <w:t>      if (millis() - timerStart &gt;= HOLD_TIME) {</w:t>
+        <w:t>      if (</w:t>
+      </w:r>
+      <w:proofErr w:type="spellStart"/>
+      <w:proofErr w:type="gramStart"/>
+      <w:r>
+        <w:rPr>
+          <w:rFonts w:ascii="Courier New" w:hAnsi="Courier New" w:cs="Courier New"/>
+          <w:sz w:val="20"/>
+          <w:lang w:val="en-US"/>
+        </w:rPr>
+        <w:t>millis</w:t>
+      </w:r>
+      <w:proofErr w:type="spellEnd"/>
+      <w:r>
+        <w:rPr>
+          <w:rFonts w:ascii="Courier New" w:hAnsi="Courier New" w:cs="Courier New"/>
+          <w:sz w:val="20"/>
+          <w:lang w:val="en-US"/>
+        </w:rPr>
+        <w:t>(</w:t>
+      </w:r>
+      <w:proofErr w:type="gramEnd"/>
+      <w:r>
+        <w:rPr>
+          <w:rFonts w:ascii="Courier New" w:hAnsi="Courier New" w:cs="Courier New"/>
+          <w:sz w:val="20"/>
+          <w:lang w:val="en-US"/>
+        </w:rPr>
+        <w:t xml:space="preserve">) - </w:t>
+      </w:r>
+      <w:proofErr w:type="spellStart"/>
+      <w:r>
+        <w:rPr>
+          <w:rFonts w:ascii="Courier New" w:hAnsi="Courier New" w:cs="Courier New"/>
+          <w:sz w:val="20"/>
+          <w:lang w:val="en-US"/>
+        </w:rPr>
+        <w:t>timerStart</w:t>
+      </w:r>
+      <w:proofErr w:type="spellEnd"/>
+      <w:r>
+        <w:rPr>
+          <w:rFonts w:ascii="Courier New" w:hAnsi="Courier New" w:cs="Courier New"/>
+          <w:sz w:val="20"/>
+          <w:lang w:val="en-US"/>
+        </w:rPr>
+        <w:t xml:space="preserve"> &gt;= HOLD_TIME) {</w:t>
       </w:r>
     </w:p>
     <w:p>
@@ -4992,6 +6388,7 @@
         </w:rPr>
         <w:t>           </w:t>
       </w:r>
+      <w:proofErr w:type="spellStart"/>
       <w:r>
         <w:rPr>
           <w:rFonts w:ascii="Courier New" w:hAnsi="Courier New" w:cs="Courier New"/>
@@ -5008,7 +6405,16 @@
           <w:sz w:val="20"/>
           <w:lang w:val="en-US"/>
         </w:rPr>
-        <w:t>.println("</w:t>
+        <w:t>.println</w:t>
+      </w:r>
+      <w:proofErr w:type="spellEnd"/>
+      <w:r>
+        <w:rPr>
+          <w:rFonts w:ascii="Courier New" w:hAnsi="Courier New" w:cs="Courier New"/>
+          <w:sz w:val="20"/>
+          <w:lang w:val="en-US"/>
+        </w:rPr>
+        <w:t>("</w:t>
       </w:r>
       <w:r>
         <w:rPr>
@@ -5089,7 +6495,25 @@
           <w:sz w:val="20"/>
           <w:lang w:val="en-US"/>
         </w:rPr>
-        <w:t>        Tend = true;</w:t>
+        <w:t xml:space="preserve">        </w:t>
+      </w:r>
+      <w:proofErr w:type="spellStart"/>
+      <w:r>
+        <w:rPr>
+          <w:rFonts w:ascii="Courier New" w:hAnsi="Courier New" w:cs="Courier New"/>
+          <w:sz w:val="20"/>
+          <w:lang w:val="en-US"/>
+        </w:rPr>
+        <w:t>Tend</w:t>
+      </w:r>
+      <w:proofErr w:type="spellEnd"/>
+      <w:r>
+        <w:rPr>
+          <w:rFonts w:ascii="Courier New" w:hAnsi="Courier New" w:cs="Courier New"/>
+          <w:sz w:val="20"/>
+          <w:lang w:val="en-US"/>
+        </w:rPr>
+        <w:t xml:space="preserve"> = true;</w:t>
       </w:r>
     </w:p>
     <w:p>
@@ -5153,7 +6577,25 @@
           <w:sz w:val="20"/>
           <w:lang w:val="en-US"/>
         </w:rPr>
-        <w:t>        currentState = S3_CLOSING;</w:t>
+        <w:t xml:space="preserve">        </w:t>
+      </w:r>
+      <w:proofErr w:type="spellStart"/>
+      <w:r>
+        <w:rPr>
+          <w:rFonts w:ascii="Courier New" w:hAnsi="Courier New" w:cs="Courier New"/>
+          <w:sz w:val="20"/>
+          <w:lang w:val="en-US"/>
+        </w:rPr>
+        <w:t>currentState</w:t>
+      </w:r>
+      <w:proofErr w:type="spellEnd"/>
+      <w:r>
+        <w:rPr>
+          <w:rFonts w:ascii="Courier New" w:hAnsi="Courier New" w:cs="Courier New"/>
+          <w:sz w:val="20"/>
+          <w:lang w:val="en-US"/>
+        </w:rPr>
+        <w:t xml:space="preserve"> = S3_CLOSING;</w:t>
       </w:r>
     </w:p>
     <w:p>
@@ -5235,44 +6677,100 @@
           <w:sz w:val="20"/>
           <w:lang w:val="en-US"/>
         </w:rPr>
-        <w:t>      digitalWrite(PIN_Y1_OPEN, LOW);</w:t>
-      </w:r>
-    </w:p>
-    <w:p>
-      <w:pPr>
-        <w:spacing w:after="0" w:line="240" w:lineRule="auto"/>
-        <w:rPr>
-          <w:rFonts w:ascii="Courier New" w:hAnsi="Courier New" w:cs="Courier New"/>
-          <w:sz w:val="20"/>
-          <w:lang w:val="en-US"/>
-        </w:rPr>
-      </w:pPr>
-      <w:r>
-        <w:rPr>
-          <w:rFonts w:ascii="Courier New" w:hAnsi="Courier New" w:cs="Courier New"/>
-          <w:sz w:val="20"/>
-          <w:lang w:val="en-US"/>
-        </w:rPr>
-        <w:t>      digitalWrite(PIN_Y2_CLOSE, HIGH);</w:t>
-      </w:r>
-    </w:p>
-    <w:p>
-      <w:pPr>
-        <w:spacing w:after="0" w:line="240" w:lineRule="auto"/>
-        <w:rPr>
-          <w:rFonts w:ascii="Courier New" w:hAnsi="Courier New" w:cs="Courier New"/>
-          <w:sz w:val="20"/>
-          <w:lang w:val="en-US"/>
-        </w:rPr>
-      </w:pPr>
-      <w:r>
-        <w:rPr>
-          <w:rFonts w:ascii="Courier New" w:hAnsi="Courier New" w:cs="Courier New"/>
-          <w:sz w:val="20"/>
-          <w:lang w:val="en-US"/>
-        </w:rPr>
         <w:t xml:space="preserve">      </w:t>
       </w:r>
+      <w:proofErr w:type="spellStart"/>
+      <w:proofErr w:type="gramStart"/>
+      <w:r>
+        <w:rPr>
+          <w:rFonts w:ascii="Courier New" w:hAnsi="Courier New" w:cs="Courier New"/>
+          <w:sz w:val="20"/>
+          <w:lang w:val="en-US"/>
+        </w:rPr>
+        <w:t>digitalWrite</w:t>
+      </w:r>
+      <w:proofErr w:type="spellEnd"/>
+      <w:r>
+        <w:rPr>
+          <w:rFonts w:ascii="Courier New" w:hAnsi="Courier New" w:cs="Courier New"/>
+          <w:sz w:val="20"/>
+          <w:lang w:val="en-US"/>
+        </w:rPr>
+        <w:t>(</w:t>
+      </w:r>
+      <w:proofErr w:type="gramEnd"/>
+      <w:r>
+        <w:rPr>
+          <w:rFonts w:ascii="Courier New" w:hAnsi="Courier New" w:cs="Courier New"/>
+          <w:sz w:val="20"/>
+          <w:lang w:val="en-US"/>
+        </w:rPr>
+        <w:t>PIN_Y1_OPEN, LOW);</w:t>
+      </w:r>
+    </w:p>
+    <w:p>
+      <w:pPr>
+        <w:spacing w:after="0" w:line="240" w:lineRule="auto"/>
+        <w:rPr>
+          <w:rFonts w:ascii="Courier New" w:hAnsi="Courier New" w:cs="Courier New"/>
+          <w:sz w:val="20"/>
+          <w:lang w:val="en-US"/>
+        </w:rPr>
+      </w:pPr>
+      <w:r>
+        <w:rPr>
+          <w:rFonts w:ascii="Courier New" w:hAnsi="Courier New" w:cs="Courier New"/>
+          <w:sz w:val="20"/>
+          <w:lang w:val="en-US"/>
+        </w:rPr>
+        <w:t xml:space="preserve">      </w:t>
+      </w:r>
+      <w:proofErr w:type="spellStart"/>
+      <w:proofErr w:type="gramStart"/>
+      <w:r>
+        <w:rPr>
+          <w:rFonts w:ascii="Courier New" w:hAnsi="Courier New" w:cs="Courier New"/>
+          <w:sz w:val="20"/>
+          <w:lang w:val="en-US"/>
+        </w:rPr>
+        <w:t>digitalWrite</w:t>
+      </w:r>
+      <w:proofErr w:type="spellEnd"/>
+      <w:r>
+        <w:rPr>
+          <w:rFonts w:ascii="Courier New" w:hAnsi="Courier New" w:cs="Courier New"/>
+          <w:sz w:val="20"/>
+          <w:lang w:val="en-US"/>
+        </w:rPr>
+        <w:t>(</w:t>
+      </w:r>
+      <w:proofErr w:type="gramEnd"/>
+      <w:r>
+        <w:rPr>
+          <w:rFonts w:ascii="Courier New" w:hAnsi="Courier New" w:cs="Courier New"/>
+          <w:sz w:val="20"/>
+          <w:lang w:val="en-US"/>
+        </w:rPr>
+        <w:t>PIN_Y2_CLOSE, HIGH);</w:t>
+      </w:r>
+    </w:p>
+    <w:p>
+      <w:pPr>
+        <w:spacing w:after="0" w:line="240" w:lineRule="auto"/>
+        <w:rPr>
+          <w:rFonts w:ascii="Courier New" w:hAnsi="Courier New" w:cs="Courier New"/>
+          <w:sz w:val="20"/>
+          <w:lang w:val="en-US"/>
+        </w:rPr>
+      </w:pPr>
+      <w:r>
+        <w:rPr>
+          <w:rFonts w:ascii="Courier New" w:hAnsi="Courier New" w:cs="Courier New"/>
+          <w:sz w:val="20"/>
+          <w:lang w:val="en-US"/>
+        </w:rPr>
+        <w:t xml:space="preserve">      </w:t>
+      </w:r>
     </w:p>
     <w:p>
       <w:pPr>
@@ -5307,26 +6805,55 @@
           <w:sz w:val="20"/>
           <w:lang w:val="en-US"/>
         </w:rPr>
-        <w:t>        digitalWrite(PIN_Y2_CLOSE, LOW);</w:t>
-      </w:r>
-    </w:p>
-    <w:p>
-      <w:pPr>
-        <w:spacing w:after="0" w:line="240" w:lineRule="auto"/>
-        <w:rPr>
-          <w:rFonts w:ascii="Courier New" w:hAnsi="Courier New" w:cs="Courier New"/>
-          <w:sz w:val="20"/>
-          <w:lang w:val="en-US"/>
-        </w:rPr>
-      </w:pPr>
-      <w:r>
-        <w:rPr>
-          <w:rFonts w:ascii="Courier New" w:hAnsi="Courier New" w:cs="Courier New"/>
-          <w:sz w:val="20"/>
-          <w:lang w:val="en-US"/>
-        </w:rPr>
         <w:t xml:space="preserve">        </w:t>
       </w:r>
+      <w:proofErr w:type="spellStart"/>
+      <w:proofErr w:type="gramStart"/>
+      <w:r>
+        <w:rPr>
+          <w:rFonts w:ascii="Courier New" w:hAnsi="Courier New" w:cs="Courier New"/>
+          <w:sz w:val="20"/>
+          <w:lang w:val="en-US"/>
+        </w:rPr>
+        <w:t>digitalWrite</w:t>
+      </w:r>
+      <w:proofErr w:type="spellEnd"/>
+      <w:r>
+        <w:rPr>
+          <w:rFonts w:ascii="Courier New" w:hAnsi="Courier New" w:cs="Courier New"/>
+          <w:sz w:val="20"/>
+          <w:lang w:val="en-US"/>
+        </w:rPr>
+        <w:t>(</w:t>
+      </w:r>
+      <w:proofErr w:type="gramEnd"/>
+      <w:r>
+        <w:rPr>
+          <w:rFonts w:ascii="Courier New" w:hAnsi="Courier New" w:cs="Courier New"/>
+          <w:sz w:val="20"/>
+          <w:lang w:val="en-US"/>
+        </w:rPr>
+        <w:t>PIN_Y2_CLOSE, LOW);</w:t>
+      </w:r>
+    </w:p>
+    <w:p>
+      <w:pPr>
+        <w:spacing w:after="0" w:line="240" w:lineRule="auto"/>
+        <w:rPr>
+          <w:rFonts w:ascii="Courier New" w:hAnsi="Courier New" w:cs="Courier New"/>
+          <w:sz w:val="20"/>
+          <w:lang w:val="en-US"/>
+        </w:rPr>
+      </w:pPr>
+      <w:r>
+        <w:rPr>
+          <w:rFonts w:ascii="Courier New" w:hAnsi="Courier New" w:cs="Courier New"/>
+          <w:sz w:val="20"/>
+          <w:lang w:val="en-US"/>
+        </w:rPr>
+        <w:t xml:space="preserve">        </w:t>
+      </w:r>
+      <w:proofErr w:type="spellStart"/>
       <w:r>
         <w:rPr>
           <w:rFonts w:ascii="Courier New" w:hAnsi="Courier New" w:cs="Courier New"/>
@@ -5341,7 +6868,15 @@
           <w:rFonts w:ascii="Courier New" w:hAnsi="Courier New" w:cs="Courier New"/>
           <w:sz w:val="20"/>
         </w:rPr>
-        <w:t>.println("ВНИМАНИЕ! В проёме объект. ЭКСТРЕННЫЙ</w:t>
+        <w:t>.println</w:t>
+      </w:r>
+      <w:proofErr w:type="spellEnd"/>
+      <w:r>
+        <w:rPr>
+          <w:rFonts w:ascii="Courier New" w:hAnsi="Courier New" w:cs="Courier New"/>
+          <w:sz w:val="20"/>
+        </w:rPr>
+        <w:t>("ВНИМАНИЕ! В проёме объект. ЭКСТРЕННЫЙ</w:t>
       </w:r>
       <w:r>
         <w:rPr>
@@ -5382,7 +6917,26 @@
           <w:sz w:val="20"/>
           <w:lang w:val="en-US"/>
         </w:rPr>
-        <w:t>        currentState = S1_OPENING;</w:t>
+        <w:lastRenderedPageBreak/>
+        <w:t xml:space="preserve">        </w:t>
+      </w:r>
+      <w:proofErr w:type="spellStart"/>
+      <w:r>
+        <w:rPr>
+          <w:rFonts w:ascii="Courier New" w:hAnsi="Courier New" w:cs="Courier New"/>
+          <w:sz w:val="20"/>
+          <w:lang w:val="en-US"/>
+        </w:rPr>
+        <w:t>currentState</w:t>
+      </w:r>
+      <w:proofErr w:type="spellEnd"/>
+      <w:r>
+        <w:rPr>
+          <w:rFonts w:ascii="Courier New" w:hAnsi="Courier New" w:cs="Courier New"/>
+          <w:sz w:val="20"/>
+          <w:lang w:val="en-US"/>
+        </w:rPr>
+        <w:t xml:space="preserve"> = S1_OPENING;</w:t>
       </w:r>
     </w:p>
     <w:p>
@@ -5464,25 +7018,71 @@
           <w:sz w:val="20"/>
           <w:lang w:val="en-US"/>
         </w:rPr>
-        <w:t>        digitalWrite(PIN_Y2_CLOSE, LOW);</w:t>
-      </w:r>
-    </w:p>
-    <w:p>
-      <w:pPr>
-        <w:spacing w:after="0" w:line="240" w:lineRule="auto"/>
-        <w:rPr>
-          <w:rFonts w:ascii="Courier New" w:hAnsi="Courier New" w:cs="Courier New"/>
-          <w:sz w:val="20"/>
-          <w:lang w:val="en-US"/>
-        </w:rPr>
-      </w:pPr>
-      <w:r>
-        <w:rPr>
-          <w:rFonts w:ascii="Courier New" w:hAnsi="Courier New" w:cs="Courier New"/>
-          <w:sz w:val="20"/>
-          <w:lang w:val="en-US"/>
-        </w:rPr>
-        <w:t>        currentState = S0_WAIT;</w:t>
+        <w:t xml:space="preserve">        </w:t>
+      </w:r>
+      <w:proofErr w:type="spellStart"/>
+      <w:proofErr w:type="gramStart"/>
+      <w:r>
+        <w:rPr>
+          <w:rFonts w:ascii="Courier New" w:hAnsi="Courier New" w:cs="Courier New"/>
+          <w:sz w:val="20"/>
+          <w:lang w:val="en-US"/>
+        </w:rPr>
+        <w:t>digitalWrite</w:t>
+      </w:r>
+      <w:proofErr w:type="spellEnd"/>
+      <w:r>
+        <w:rPr>
+          <w:rFonts w:ascii="Courier New" w:hAnsi="Courier New" w:cs="Courier New"/>
+          <w:sz w:val="20"/>
+          <w:lang w:val="en-US"/>
+        </w:rPr>
+        <w:t>(</w:t>
+      </w:r>
+      <w:proofErr w:type="gramEnd"/>
+      <w:r>
+        <w:rPr>
+          <w:rFonts w:ascii="Courier New" w:hAnsi="Courier New" w:cs="Courier New"/>
+          <w:sz w:val="20"/>
+          <w:lang w:val="en-US"/>
+        </w:rPr>
+        <w:t>PIN_Y2_CLOSE, LOW);</w:t>
+      </w:r>
+    </w:p>
+    <w:p>
+      <w:pPr>
+        <w:spacing w:after="0" w:line="240" w:lineRule="auto"/>
+        <w:rPr>
+          <w:rFonts w:ascii="Courier New" w:hAnsi="Courier New" w:cs="Courier New"/>
+          <w:sz w:val="20"/>
+          <w:lang w:val="en-US"/>
+        </w:rPr>
+      </w:pPr>
+      <w:r>
+        <w:rPr>
+          <w:rFonts w:ascii="Courier New" w:hAnsi="Courier New" w:cs="Courier New"/>
+          <w:sz w:val="20"/>
+          <w:lang w:val="en-US"/>
+        </w:rPr>
+        <w:t xml:space="preserve">        </w:t>
+      </w:r>
+      <w:proofErr w:type="spellStart"/>
+      <w:r>
+        <w:rPr>
+          <w:rFonts w:ascii="Courier New" w:hAnsi="Courier New" w:cs="Courier New"/>
+          <w:sz w:val="20"/>
+          <w:lang w:val="en-US"/>
+        </w:rPr>
+        <w:t>currentState</w:t>
+      </w:r>
+      <w:proofErr w:type="spellEnd"/>
+      <w:r>
+        <w:rPr>
+          <w:rFonts w:ascii="Courier New" w:hAnsi="Courier New" w:cs="Courier New"/>
+          <w:sz w:val="20"/>
+          <w:lang w:val="en-US"/>
+        </w:rPr>
+        <w:t xml:space="preserve"> = S0_WAIT;</w:t>
       </w:r>
     </w:p>
     <w:p>
@@ -5564,45 +7164,100 @@
           <w:sz w:val="20"/>
           <w:lang w:val="en-US"/>
         </w:rPr>
-        <w:lastRenderedPageBreak/>
-        <w:t>      digitalWrite(PIN_Y1_OPEN, LOW);</w:t>
-      </w:r>
-    </w:p>
-    <w:p>
-      <w:pPr>
-        <w:spacing w:after="0" w:line="240" w:lineRule="auto"/>
-        <w:rPr>
-          <w:rFonts w:ascii="Courier New" w:hAnsi="Courier New" w:cs="Courier New"/>
-          <w:sz w:val="20"/>
-          <w:lang w:val="en-US"/>
-        </w:rPr>
-      </w:pPr>
-      <w:r>
-        <w:rPr>
-          <w:rFonts w:ascii="Courier New" w:hAnsi="Courier New" w:cs="Courier New"/>
-          <w:sz w:val="20"/>
-          <w:lang w:val="en-US"/>
-        </w:rPr>
-        <w:t>      digitalWrite(PIN_Y2_CLOSE, LOW);</w:t>
-      </w:r>
-    </w:p>
-    <w:p>
-      <w:pPr>
-        <w:spacing w:after="0" w:line="240" w:lineRule="auto"/>
-        <w:rPr>
-          <w:rFonts w:ascii="Courier New" w:hAnsi="Courier New" w:cs="Courier New"/>
-          <w:sz w:val="20"/>
-          <w:lang w:val="en-US"/>
-        </w:rPr>
-      </w:pPr>
-      <w:r>
-        <w:rPr>
-          <w:rFonts w:ascii="Courier New" w:hAnsi="Courier New" w:cs="Courier New"/>
-          <w:sz w:val="20"/>
-          <w:lang w:val="en-US"/>
-        </w:rPr>
         <w:t xml:space="preserve">      </w:t>
       </w:r>
+      <w:proofErr w:type="spellStart"/>
+      <w:proofErr w:type="gramStart"/>
+      <w:r>
+        <w:rPr>
+          <w:rFonts w:ascii="Courier New" w:hAnsi="Courier New" w:cs="Courier New"/>
+          <w:sz w:val="20"/>
+          <w:lang w:val="en-US"/>
+        </w:rPr>
+        <w:t>digitalWrite</w:t>
+      </w:r>
+      <w:proofErr w:type="spellEnd"/>
+      <w:r>
+        <w:rPr>
+          <w:rFonts w:ascii="Courier New" w:hAnsi="Courier New" w:cs="Courier New"/>
+          <w:sz w:val="20"/>
+          <w:lang w:val="en-US"/>
+        </w:rPr>
+        <w:t>(</w:t>
+      </w:r>
+      <w:proofErr w:type="gramEnd"/>
+      <w:r>
+        <w:rPr>
+          <w:rFonts w:ascii="Courier New" w:hAnsi="Courier New" w:cs="Courier New"/>
+          <w:sz w:val="20"/>
+          <w:lang w:val="en-US"/>
+        </w:rPr>
+        <w:t>PIN_Y1_OPEN, LOW);</w:t>
+      </w:r>
+    </w:p>
+    <w:p>
+      <w:pPr>
+        <w:spacing w:after="0" w:line="240" w:lineRule="auto"/>
+        <w:rPr>
+          <w:rFonts w:ascii="Courier New" w:hAnsi="Courier New" w:cs="Courier New"/>
+          <w:sz w:val="20"/>
+          <w:lang w:val="en-US"/>
+        </w:rPr>
+      </w:pPr>
+      <w:r>
+        <w:rPr>
+          <w:rFonts w:ascii="Courier New" w:hAnsi="Courier New" w:cs="Courier New"/>
+          <w:sz w:val="20"/>
+          <w:lang w:val="en-US"/>
+        </w:rPr>
+        <w:t xml:space="preserve">      </w:t>
+      </w:r>
+      <w:proofErr w:type="spellStart"/>
+      <w:proofErr w:type="gramStart"/>
+      <w:r>
+        <w:rPr>
+          <w:rFonts w:ascii="Courier New" w:hAnsi="Courier New" w:cs="Courier New"/>
+          <w:sz w:val="20"/>
+          <w:lang w:val="en-US"/>
+        </w:rPr>
+        <w:t>digitalWrite</w:t>
+      </w:r>
+      <w:proofErr w:type="spellEnd"/>
+      <w:r>
+        <w:rPr>
+          <w:rFonts w:ascii="Courier New" w:hAnsi="Courier New" w:cs="Courier New"/>
+          <w:sz w:val="20"/>
+          <w:lang w:val="en-US"/>
+        </w:rPr>
+        <w:t>(</w:t>
+      </w:r>
+      <w:proofErr w:type="gramEnd"/>
+      <w:r>
+        <w:rPr>
+          <w:rFonts w:ascii="Courier New" w:hAnsi="Courier New" w:cs="Courier New"/>
+          <w:sz w:val="20"/>
+          <w:lang w:val="en-US"/>
+        </w:rPr>
+        <w:t>PIN_Y2_CLOSE, LOW);</w:t>
+      </w:r>
+    </w:p>
+    <w:p>
+      <w:pPr>
+        <w:spacing w:after="0" w:line="240" w:lineRule="auto"/>
+        <w:rPr>
+          <w:rFonts w:ascii="Courier New" w:hAnsi="Courier New" w:cs="Courier New"/>
+          <w:sz w:val="20"/>
+          <w:lang w:val="en-US"/>
+        </w:rPr>
+      </w:pPr>
+      <w:r>
+        <w:rPr>
+          <w:rFonts w:ascii="Courier New" w:hAnsi="Courier New" w:cs="Courier New"/>
+          <w:sz w:val="20"/>
+          <w:lang w:val="en-US"/>
+        </w:rPr>
+        <w:t xml:space="preserve">      </w:t>
+      </w:r>
       <w:r>
         <w:rPr>
           <w:rFonts w:ascii="Courier New" w:hAnsi="Courier New" w:cs="Courier New"/>
@@ -5667,18 +7322,30 @@
           <w:lang w:val="en-US"/>
         </w:rPr>
       </w:pPr>
+      <w:proofErr w:type="spellStart"/>
+      <w:proofErr w:type="gramStart"/>
       <w:r>
         <w:rPr>
           <w:rFonts w:ascii="Times New Roman" w:hAnsi="Times New Roman" w:cs="Times New Roman"/>
           <w:sz w:val="20"/>
           <w:lang w:val="en-US"/>
         </w:rPr>
-        <w:t xml:space="preserve">diagram.json </w:t>
-      </w:r>
+        <w:t>diagram.json</w:t>
+      </w:r>
+      <w:proofErr w:type="spellEnd"/>
+      <w:proofErr w:type="gramEnd"/>
       <w:r>
         <w:rPr>
           <w:rFonts w:ascii="Times New Roman" w:hAnsi="Times New Roman" w:cs="Times New Roman"/>
           <w:sz w:val="20"/>
+          <w:lang w:val="en-US"/>
+        </w:rPr>
+        <w:t xml:space="preserve"> </w:t>
+      </w:r>
+      <w:r>
+        <w:rPr>
+          <w:rFonts w:ascii="Times New Roman" w:hAnsi="Times New Roman" w:cs="Times New Roman"/>
+          <w:sz w:val="20"/>
         </w:rPr>
         <w:t>из</w:t>
       </w:r>
@@ -5688,8 +7355,18 @@
           <w:sz w:val="20"/>
           <w:lang w:val="en-US"/>
         </w:rPr>
-        <w:t xml:space="preserve"> wokwi</w:t>
-      </w:r>
+        <w:t xml:space="preserve"> </w:t>
+      </w:r>
+      <w:proofErr w:type="spellStart"/>
+      <w:r>
+        <w:rPr>
+          <w:rFonts w:ascii="Times New Roman" w:hAnsi="Times New Roman" w:cs="Times New Roman"/>
+          <w:sz w:val="20"/>
+          <w:lang w:val="en-US"/>
+        </w:rPr>
+        <w:t>wokwi</w:t>
+      </w:r>
+      <w:proofErr w:type="spellEnd"/>
       <w:r>
         <w:rPr>
           <w:rFonts w:ascii="Consolas" w:hAnsi="Consolas" w:cs="Times New Roman"/>
@@ -5768,7 +7445,25 @@
           <w:sz w:val="20"/>
           <w:lang w:val="en-US"/>
         </w:rPr>
-        <w:t>  "editor": "wokwi",</w:t>
+        <w:t>  "editor": "</w:t>
+      </w:r>
+      <w:proofErr w:type="spellStart"/>
+      <w:r>
+        <w:rPr>
+          <w:rFonts w:ascii="Consolas" w:hAnsi="Consolas" w:cs="Times New Roman"/>
+          <w:sz w:val="20"/>
+          <w:lang w:val="en-US"/>
+        </w:rPr>
+        <w:t>wokwi</w:t>
+      </w:r>
+      <w:proofErr w:type="spellEnd"/>
+      <w:r>
+        <w:rPr>
+          <w:rFonts w:ascii="Consolas" w:hAnsi="Consolas" w:cs="Times New Roman"/>
+          <w:sz w:val="20"/>
+          <w:lang w:val="en-US"/>
+        </w:rPr>
+        <w:t>",</w:t>
       </w:r>
     </w:p>
     <w:p>
@@ -5804,25 +7499,187 @@
           <w:sz w:val="20"/>
           <w:lang w:val="en-US"/>
         </w:rPr>
-        <w:t>    { "type": "wokwi-arduino-uno", "id": "uno", "top": 140, "left": 40, "attrs": {} },</w:t>
-      </w:r>
-    </w:p>
-    <w:p>
-      <w:pPr>
-        <w:spacing w:after="0" w:line="240" w:lineRule="auto"/>
-        <w:rPr>
-          <w:rFonts w:ascii="Consolas" w:hAnsi="Consolas" w:cs="Times New Roman"/>
-          <w:sz w:val="20"/>
-          <w:lang w:val="en-US"/>
-        </w:rPr>
-      </w:pPr>
-      <w:r>
-        <w:rPr>
-          <w:rFonts w:ascii="Consolas" w:hAnsi="Consolas" w:cs="Times New Roman"/>
-          <w:sz w:val="20"/>
-          <w:lang w:val="en-US"/>
-        </w:rPr>
-        <w:t>    { "type": "wokwi-pushbutton", "id": "btn1", "top": -120, "left": -140, "attrs": { "color": "green", "label": "X1 (</w:t>
+        <w:t xml:space="preserve">    </w:t>
+      </w:r>
+      <w:proofErr w:type="gramStart"/>
+      <w:r>
+        <w:rPr>
+          <w:rFonts w:ascii="Consolas" w:hAnsi="Consolas" w:cs="Times New Roman"/>
+          <w:sz w:val="20"/>
+          <w:lang w:val="en-US"/>
+        </w:rPr>
+        <w:t>{ "</w:t>
+      </w:r>
+      <w:proofErr w:type="gramEnd"/>
+      <w:r>
+        <w:rPr>
+          <w:rFonts w:ascii="Consolas" w:hAnsi="Consolas" w:cs="Times New Roman"/>
+          <w:sz w:val="20"/>
+          <w:lang w:val="en-US"/>
+        </w:rPr>
+        <w:t>type": "</w:t>
+      </w:r>
+      <w:proofErr w:type="spellStart"/>
+      <w:r>
+        <w:rPr>
+          <w:rFonts w:ascii="Consolas" w:hAnsi="Consolas" w:cs="Times New Roman"/>
+          <w:sz w:val="20"/>
+          <w:lang w:val="en-US"/>
+        </w:rPr>
+        <w:t>wokwi</w:t>
+      </w:r>
+      <w:proofErr w:type="spellEnd"/>
+      <w:r>
+        <w:rPr>
+          <w:rFonts w:ascii="Consolas" w:hAnsi="Consolas" w:cs="Times New Roman"/>
+          <w:sz w:val="20"/>
+          <w:lang w:val="en-US"/>
+        </w:rPr>
+        <w:t>-</w:t>
+      </w:r>
+      <w:proofErr w:type="spellStart"/>
+      <w:r>
+        <w:rPr>
+          <w:rFonts w:ascii="Consolas" w:hAnsi="Consolas" w:cs="Times New Roman"/>
+          <w:sz w:val="20"/>
+          <w:lang w:val="en-US"/>
+        </w:rPr>
+        <w:t>arduino</w:t>
+      </w:r>
+      <w:proofErr w:type="spellEnd"/>
+      <w:r>
+        <w:rPr>
+          <w:rFonts w:ascii="Consolas" w:hAnsi="Consolas" w:cs="Times New Roman"/>
+          <w:sz w:val="20"/>
+          <w:lang w:val="en-US"/>
+        </w:rPr>
+        <w:t>-uno", "id": "uno", "top": 140, "left": 40, "</w:t>
+      </w:r>
+      <w:proofErr w:type="spellStart"/>
+      <w:r>
+        <w:rPr>
+          <w:rFonts w:ascii="Consolas" w:hAnsi="Consolas" w:cs="Times New Roman"/>
+          <w:sz w:val="20"/>
+          <w:lang w:val="en-US"/>
+        </w:rPr>
+        <w:t>attrs</w:t>
+      </w:r>
+      <w:proofErr w:type="spellEnd"/>
+      <w:r>
+        <w:rPr>
+          <w:rFonts w:ascii="Consolas" w:hAnsi="Consolas" w:cs="Times New Roman"/>
+          <w:sz w:val="20"/>
+          <w:lang w:val="en-US"/>
+        </w:rPr>
+        <w:t>": {</w:t>
+      </w:r>
+      <w:proofErr w:type="gramStart"/>
+      <w:r>
+        <w:rPr>
+          <w:rFonts w:ascii="Consolas" w:hAnsi="Consolas" w:cs="Times New Roman"/>
+          <w:sz w:val="20"/>
+          <w:lang w:val="en-US"/>
+        </w:rPr>
+        <w:t>} }</w:t>
+      </w:r>
+      <w:proofErr w:type="gramEnd"/>
+      <w:r>
+        <w:rPr>
+          <w:rFonts w:ascii="Consolas" w:hAnsi="Consolas" w:cs="Times New Roman"/>
+          <w:sz w:val="20"/>
+          <w:lang w:val="en-US"/>
+        </w:rPr>
+        <w:t>,</w:t>
+      </w:r>
+    </w:p>
+    <w:p>
+      <w:pPr>
+        <w:spacing w:after="0" w:line="240" w:lineRule="auto"/>
+        <w:rPr>
+          <w:rFonts w:ascii="Consolas" w:hAnsi="Consolas" w:cs="Times New Roman"/>
+          <w:sz w:val="20"/>
+          <w:lang w:val="en-US"/>
+        </w:rPr>
+      </w:pPr>
+      <w:r>
+        <w:rPr>
+          <w:rFonts w:ascii="Consolas" w:hAnsi="Consolas" w:cs="Times New Roman"/>
+          <w:sz w:val="20"/>
+          <w:lang w:val="en-US"/>
+        </w:rPr>
+        <w:t xml:space="preserve">    </w:t>
+      </w:r>
+      <w:proofErr w:type="gramStart"/>
+      <w:r>
+        <w:rPr>
+          <w:rFonts w:ascii="Consolas" w:hAnsi="Consolas" w:cs="Times New Roman"/>
+          <w:sz w:val="20"/>
+          <w:lang w:val="en-US"/>
+        </w:rPr>
+        <w:t>{ "</w:t>
+      </w:r>
+      <w:proofErr w:type="gramEnd"/>
+      <w:r>
+        <w:rPr>
+          <w:rFonts w:ascii="Consolas" w:hAnsi="Consolas" w:cs="Times New Roman"/>
+          <w:sz w:val="20"/>
+          <w:lang w:val="en-US"/>
+        </w:rPr>
+        <w:t>type": "</w:t>
+      </w:r>
+      <w:proofErr w:type="spellStart"/>
+      <w:r>
+        <w:rPr>
+          <w:rFonts w:ascii="Consolas" w:hAnsi="Consolas" w:cs="Times New Roman"/>
+          <w:sz w:val="20"/>
+          <w:lang w:val="en-US"/>
+        </w:rPr>
+        <w:t>wokwi</w:t>
+      </w:r>
+      <w:proofErr w:type="spellEnd"/>
+      <w:r>
+        <w:rPr>
+          <w:rFonts w:ascii="Consolas" w:hAnsi="Consolas" w:cs="Times New Roman"/>
+          <w:sz w:val="20"/>
+          <w:lang w:val="en-US"/>
+        </w:rPr>
+        <w:t>-pushbutton", "id": "btn1", "top": -120, "left": -140, "</w:t>
+      </w:r>
+      <w:proofErr w:type="spellStart"/>
+      <w:r>
+        <w:rPr>
+          <w:rFonts w:ascii="Consolas" w:hAnsi="Consolas" w:cs="Times New Roman"/>
+          <w:sz w:val="20"/>
+          <w:lang w:val="en-US"/>
+        </w:rPr>
+        <w:t>attrs</w:t>
+      </w:r>
+      <w:proofErr w:type="spellEnd"/>
+      <w:r>
+        <w:rPr>
+          <w:rFonts w:ascii="Consolas" w:hAnsi="Consolas" w:cs="Times New Roman"/>
+          <w:sz w:val="20"/>
+          <w:lang w:val="en-US"/>
+        </w:rPr>
+        <w:t xml:space="preserve">": </w:t>
+      </w:r>
+      <w:proofErr w:type="gramStart"/>
+      <w:r>
+        <w:rPr>
+          <w:rFonts w:ascii="Consolas" w:hAnsi="Consolas" w:cs="Times New Roman"/>
+          <w:sz w:val="20"/>
+          <w:lang w:val="en-US"/>
+        </w:rPr>
+        <w:t>{ "</w:t>
+      </w:r>
+      <w:proofErr w:type="gramEnd"/>
+      <w:r>
+        <w:rPr>
+          <w:rFonts w:ascii="Consolas" w:hAnsi="Consolas" w:cs="Times New Roman"/>
+          <w:sz w:val="20"/>
+          <w:lang w:val="en-US"/>
+        </w:rPr>
+        <w:t>color": "green", "label": "X1 (</w:t>
       </w:r>
       <w:r>
         <w:rPr>
@@ -5837,25 +7694,115 @@
           <w:sz w:val="20"/>
           <w:lang w:val="en-US"/>
         </w:rPr>
-        <w:t>)" } },</w:t>
-      </w:r>
-    </w:p>
-    <w:p>
-      <w:pPr>
-        <w:spacing w:after="0" w:line="240" w:lineRule="auto"/>
-        <w:rPr>
-          <w:rFonts w:ascii="Consolas" w:hAnsi="Consolas" w:cs="Times New Roman"/>
-          <w:sz w:val="20"/>
-          <w:lang w:val="en-US"/>
-        </w:rPr>
-      </w:pPr>
-      <w:r>
-        <w:rPr>
-          <w:rFonts w:ascii="Consolas" w:hAnsi="Consolas" w:cs="Times New Roman"/>
-          <w:sz w:val="20"/>
-          <w:lang w:val="en-US"/>
-        </w:rPr>
-        <w:t>    { "type": "wokwi-pushbutton", "id": "btn2", "top": -120, "left": -20, "attrs": { "color": "blue", "label": "X2 (</w:t>
+        <w:t>)</w:t>
+      </w:r>
+      <w:proofErr w:type="gramStart"/>
+      <w:r>
+        <w:rPr>
+          <w:rFonts w:ascii="Consolas" w:hAnsi="Consolas" w:cs="Times New Roman"/>
+          <w:sz w:val="20"/>
+          <w:lang w:val="en-US"/>
+        </w:rPr>
+        <w:t>" }</w:t>
+      </w:r>
+      <w:proofErr w:type="gramEnd"/>
+      <w:r>
+        <w:rPr>
+          <w:rFonts w:ascii="Consolas" w:hAnsi="Consolas" w:cs="Times New Roman"/>
+          <w:sz w:val="20"/>
+          <w:lang w:val="en-US"/>
+        </w:rPr>
+        <w:t xml:space="preserve"> },</w:t>
+      </w:r>
+    </w:p>
+    <w:p>
+      <w:pPr>
+        <w:spacing w:after="0" w:line="240" w:lineRule="auto"/>
+        <w:rPr>
+          <w:rFonts w:ascii="Consolas" w:hAnsi="Consolas" w:cs="Times New Roman"/>
+          <w:sz w:val="20"/>
+          <w:lang w:val="en-US"/>
+        </w:rPr>
+      </w:pPr>
+      <w:r>
+        <w:rPr>
+          <w:rFonts w:ascii="Consolas" w:hAnsi="Consolas" w:cs="Times New Roman"/>
+          <w:sz w:val="20"/>
+          <w:lang w:val="en-US"/>
+        </w:rPr>
+        <w:t xml:space="preserve">    </w:t>
+      </w:r>
+      <w:proofErr w:type="gramStart"/>
+      <w:r>
+        <w:rPr>
+          <w:rFonts w:ascii="Consolas" w:hAnsi="Consolas" w:cs="Times New Roman"/>
+          <w:sz w:val="20"/>
+          <w:lang w:val="en-US"/>
+        </w:rPr>
+        <w:t>{ "</w:t>
+      </w:r>
+      <w:proofErr w:type="gramEnd"/>
+      <w:r>
+        <w:rPr>
+          <w:rFonts w:ascii="Consolas" w:hAnsi="Consolas" w:cs="Times New Roman"/>
+          <w:sz w:val="20"/>
+          <w:lang w:val="en-US"/>
+        </w:rPr>
+        <w:t>type": "</w:t>
+      </w:r>
+      <w:proofErr w:type="spellStart"/>
+      <w:r>
+        <w:rPr>
+          <w:rFonts w:ascii="Consolas" w:hAnsi="Consolas" w:cs="Times New Roman"/>
+          <w:sz w:val="20"/>
+          <w:lang w:val="en-US"/>
+        </w:rPr>
+        <w:t>wokwi</w:t>
+      </w:r>
+      <w:proofErr w:type="spellEnd"/>
+      <w:r>
+        <w:rPr>
+          <w:rFonts w:ascii="Consolas" w:hAnsi="Consolas" w:cs="Times New Roman"/>
+          <w:sz w:val="20"/>
+          <w:lang w:val="en-US"/>
+        </w:rPr>
+        <w:t>-pushbutton", "id": "btn2", "top": -120, "left": -20, "</w:t>
+      </w:r>
+      <w:proofErr w:type="spellStart"/>
+      <w:r>
+        <w:rPr>
+          <w:rFonts w:ascii="Consolas" w:hAnsi="Consolas" w:cs="Times New Roman"/>
+          <w:sz w:val="20"/>
+          <w:lang w:val="en-US"/>
+        </w:rPr>
+        <w:t>attrs</w:t>
+      </w:r>
+      <w:proofErr w:type="spellEnd"/>
+      <w:r>
+        <w:rPr>
+          <w:rFonts w:ascii="Consolas" w:hAnsi="Consolas" w:cs="Times New Roman"/>
+          <w:sz w:val="20"/>
+          <w:lang w:val="en-US"/>
+        </w:rPr>
+        <w:t xml:space="preserve">": </w:t>
+      </w:r>
+      <w:proofErr w:type="gramStart"/>
+      <w:r>
+        <w:rPr>
+          <w:rFonts w:ascii="Consolas" w:hAnsi="Consolas" w:cs="Times New Roman"/>
+          <w:sz w:val="20"/>
+          <w:lang w:val="en-US"/>
+        </w:rPr>
+        <w:t>{ "</w:t>
+      </w:r>
+      <w:proofErr w:type="gramEnd"/>
+      <w:r>
+        <w:rPr>
+          <w:rFonts w:ascii="Consolas" w:hAnsi="Consolas" w:cs="Times New Roman"/>
+          <w:sz w:val="20"/>
+          <w:lang w:val="en-US"/>
+        </w:rPr>
+        <w:t>color": "blue", "label": "X2 (</w:t>
       </w:r>
       <w:r>
         <w:rPr>
@@ -5870,25 +7817,115 @@
           <w:sz w:val="20"/>
           <w:lang w:val="en-US"/>
         </w:rPr>
-        <w:t>)" } },</w:t>
-      </w:r>
-    </w:p>
-    <w:p>
-      <w:pPr>
-        <w:spacing w:after="0" w:line="240" w:lineRule="auto"/>
-        <w:rPr>
-          <w:rFonts w:ascii="Consolas" w:hAnsi="Consolas" w:cs="Times New Roman"/>
-          <w:sz w:val="20"/>
-          <w:lang w:val="en-US"/>
-        </w:rPr>
-      </w:pPr>
-      <w:r>
-        <w:rPr>
-          <w:rFonts w:ascii="Consolas" w:hAnsi="Consolas" w:cs="Times New Roman"/>
-          <w:sz w:val="20"/>
-          <w:lang w:val="en-US"/>
-        </w:rPr>
-        <w:t>    { "type": "wokwi-pushbutton", "id": "btn3", "top": -120, "left": 100, "attrs": { "color": "yellow", "label": "X3 (</w:t>
+        <w:t>)</w:t>
+      </w:r>
+      <w:proofErr w:type="gramStart"/>
+      <w:r>
+        <w:rPr>
+          <w:rFonts w:ascii="Consolas" w:hAnsi="Consolas" w:cs="Times New Roman"/>
+          <w:sz w:val="20"/>
+          <w:lang w:val="en-US"/>
+        </w:rPr>
+        <w:t>" }</w:t>
+      </w:r>
+      <w:proofErr w:type="gramEnd"/>
+      <w:r>
+        <w:rPr>
+          <w:rFonts w:ascii="Consolas" w:hAnsi="Consolas" w:cs="Times New Roman"/>
+          <w:sz w:val="20"/>
+          <w:lang w:val="en-US"/>
+        </w:rPr>
+        <w:t xml:space="preserve"> },</w:t>
+      </w:r>
+    </w:p>
+    <w:p>
+      <w:pPr>
+        <w:spacing w:after="0" w:line="240" w:lineRule="auto"/>
+        <w:rPr>
+          <w:rFonts w:ascii="Consolas" w:hAnsi="Consolas" w:cs="Times New Roman"/>
+          <w:sz w:val="20"/>
+          <w:lang w:val="en-US"/>
+        </w:rPr>
+      </w:pPr>
+      <w:r>
+        <w:rPr>
+          <w:rFonts w:ascii="Consolas" w:hAnsi="Consolas" w:cs="Times New Roman"/>
+          <w:sz w:val="20"/>
+          <w:lang w:val="en-US"/>
+        </w:rPr>
+        <w:t xml:space="preserve">    </w:t>
+      </w:r>
+      <w:proofErr w:type="gramStart"/>
+      <w:r>
+        <w:rPr>
+          <w:rFonts w:ascii="Consolas" w:hAnsi="Consolas" w:cs="Times New Roman"/>
+          <w:sz w:val="20"/>
+          <w:lang w:val="en-US"/>
+        </w:rPr>
+        <w:t>{ "</w:t>
+      </w:r>
+      <w:proofErr w:type="gramEnd"/>
+      <w:r>
+        <w:rPr>
+          <w:rFonts w:ascii="Consolas" w:hAnsi="Consolas" w:cs="Times New Roman"/>
+          <w:sz w:val="20"/>
+          <w:lang w:val="en-US"/>
+        </w:rPr>
+        <w:t>type": "</w:t>
+      </w:r>
+      <w:proofErr w:type="spellStart"/>
+      <w:r>
+        <w:rPr>
+          <w:rFonts w:ascii="Consolas" w:hAnsi="Consolas" w:cs="Times New Roman"/>
+          <w:sz w:val="20"/>
+          <w:lang w:val="en-US"/>
+        </w:rPr>
+        <w:t>wokwi</w:t>
+      </w:r>
+      <w:proofErr w:type="spellEnd"/>
+      <w:r>
+        <w:rPr>
+          <w:rFonts w:ascii="Consolas" w:hAnsi="Consolas" w:cs="Times New Roman"/>
+          <w:sz w:val="20"/>
+          <w:lang w:val="en-US"/>
+        </w:rPr>
+        <w:t>-pushbutton", "id": "btn3", "top": -120, "left": 100, "</w:t>
+      </w:r>
+      <w:proofErr w:type="spellStart"/>
+      <w:r>
+        <w:rPr>
+          <w:rFonts w:ascii="Consolas" w:hAnsi="Consolas" w:cs="Times New Roman"/>
+          <w:sz w:val="20"/>
+          <w:lang w:val="en-US"/>
+        </w:rPr>
+        <w:t>attrs</w:t>
+      </w:r>
+      <w:proofErr w:type="spellEnd"/>
+      <w:r>
+        <w:rPr>
+          <w:rFonts w:ascii="Consolas" w:hAnsi="Consolas" w:cs="Times New Roman"/>
+          <w:sz w:val="20"/>
+          <w:lang w:val="en-US"/>
+        </w:rPr>
+        <w:t xml:space="preserve">": </w:t>
+      </w:r>
+      <w:proofErr w:type="gramStart"/>
+      <w:r>
+        <w:rPr>
+          <w:rFonts w:ascii="Consolas" w:hAnsi="Consolas" w:cs="Times New Roman"/>
+          <w:sz w:val="20"/>
+          <w:lang w:val="en-US"/>
+        </w:rPr>
+        <w:t>{ "</w:t>
+      </w:r>
+      <w:proofErr w:type="gramEnd"/>
+      <w:r>
+        <w:rPr>
+          <w:rFonts w:ascii="Consolas" w:hAnsi="Consolas" w:cs="Times New Roman"/>
+          <w:sz w:val="20"/>
+          <w:lang w:val="en-US"/>
+        </w:rPr>
+        <w:t>color": "yellow", "label": "X3 (</w:t>
       </w:r>
       <w:r>
         <w:rPr>
@@ -5903,25 +7940,115 @@
           <w:sz w:val="20"/>
           <w:lang w:val="en-US"/>
         </w:rPr>
-        <w:t>)" } },</w:t>
-      </w:r>
-    </w:p>
-    <w:p>
-      <w:pPr>
-        <w:spacing w:after="0" w:line="240" w:lineRule="auto"/>
-        <w:rPr>
-          <w:rFonts w:ascii="Consolas" w:hAnsi="Consolas" w:cs="Times New Roman"/>
-          <w:sz w:val="20"/>
-          <w:lang w:val="en-US"/>
-        </w:rPr>
-      </w:pPr>
-      <w:r>
-        <w:rPr>
-          <w:rFonts w:ascii="Consolas" w:hAnsi="Consolas" w:cs="Times New Roman"/>
-          <w:sz w:val="20"/>
-          <w:lang w:val="en-US"/>
-        </w:rPr>
-        <w:t>    { "type": "wokwi-pushbutton", "id": "btn4", "top": -120, "left": 220, "attrs": { "color": "yellow", "label": "X4 (</w:t>
+        <w:t>)</w:t>
+      </w:r>
+      <w:proofErr w:type="gramStart"/>
+      <w:r>
+        <w:rPr>
+          <w:rFonts w:ascii="Consolas" w:hAnsi="Consolas" w:cs="Times New Roman"/>
+          <w:sz w:val="20"/>
+          <w:lang w:val="en-US"/>
+        </w:rPr>
+        <w:t>" }</w:t>
+      </w:r>
+      <w:proofErr w:type="gramEnd"/>
+      <w:r>
+        <w:rPr>
+          <w:rFonts w:ascii="Consolas" w:hAnsi="Consolas" w:cs="Times New Roman"/>
+          <w:sz w:val="20"/>
+          <w:lang w:val="en-US"/>
+        </w:rPr>
+        <w:t xml:space="preserve"> },</w:t>
+      </w:r>
+    </w:p>
+    <w:p>
+      <w:pPr>
+        <w:spacing w:after="0" w:line="240" w:lineRule="auto"/>
+        <w:rPr>
+          <w:rFonts w:ascii="Consolas" w:hAnsi="Consolas" w:cs="Times New Roman"/>
+          <w:sz w:val="20"/>
+          <w:lang w:val="en-US"/>
+        </w:rPr>
+      </w:pPr>
+      <w:r>
+        <w:rPr>
+          <w:rFonts w:ascii="Consolas" w:hAnsi="Consolas" w:cs="Times New Roman"/>
+          <w:sz w:val="20"/>
+          <w:lang w:val="en-US"/>
+        </w:rPr>
+        <w:t xml:space="preserve">    </w:t>
+      </w:r>
+      <w:proofErr w:type="gramStart"/>
+      <w:r>
+        <w:rPr>
+          <w:rFonts w:ascii="Consolas" w:hAnsi="Consolas" w:cs="Times New Roman"/>
+          <w:sz w:val="20"/>
+          <w:lang w:val="en-US"/>
+        </w:rPr>
+        <w:t>{ "</w:t>
+      </w:r>
+      <w:proofErr w:type="gramEnd"/>
+      <w:r>
+        <w:rPr>
+          <w:rFonts w:ascii="Consolas" w:hAnsi="Consolas" w:cs="Times New Roman"/>
+          <w:sz w:val="20"/>
+          <w:lang w:val="en-US"/>
+        </w:rPr>
+        <w:t>type": "</w:t>
+      </w:r>
+      <w:proofErr w:type="spellStart"/>
+      <w:r>
+        <w:rPr>
+          <w:rFonts w:ascii="Consolas" w:hAnsi="Consolas" w:cs="Times New Roman"/>
+          <w:sz w:val="20"/>
+          <w:lang w:val="en-US"/>
+        </w:rPr>
+        <w:t>wokwi</w:t>
+      </w:r>
+      <w:proofErr w:type="spellEnd"/>
+      <w:r>
+        <w:rPr>
+          <w:rFonts w:ascii="Consolas" w:hAnsi="Consolas" w:cs="Times New Roman"/>
+          <w:sz w:val="20"/>
+          <w:lang w:val="en-US"/>
+        </w:rPr>
+        <w:t>-pushbutton", "id": "btn4", "top": -120, "left": 220, "</w:t>
+      </w:r>
+      <w:proofErr w:type="spellStart"/>
+      <w:r>
+        <w:rPr>
+          <w:rFonts w:ascii="Consolas" w:hAnsi="Consolas" w:cs="Times New Roman"/>
+          <w:sz w:val="20"/>
+          <w:lang w:val="en-US"/>
+        </w:rPr>
+        <w:t>attrs</w:t>
+      </w:r>
+      <w:proofErr w:type="spellEnd"/>
+      <w:r>
+        <w:rPr>
+          <w:rFonts w:ascii="Consolas" w:hAnsi="Consolas" w:cs="Times New Roman"/>
+          <w:sz w:val="20"/>
+          <w:lang w:val="en-US"/>
+        </w:rPr>
+        <w:t xml:space="preserve">": </w:t>
+      </w:r>
+      <w:proofErr w:type="gramStart"/>
+      <w:r>
+        <w:rPr>
+          <w:rFonts w:ascii="Consolas" w:hAnsi="Consolas" w:cs="Times New Roman"/>
+          <w:sz w:val="20"/>
+          <w:lang w:val="en-US"/>
+        </w:rPr>
+        <w:t>{ "</w:t>
+      </w:r>
+      <w:proofErr w:type="gramEnd"/>
+      <w:r>
+        <w:rPr>
+          <w:rFonts w:ascii="Consolas" w:hAnsi="Consolas" w:cs="Times New Roman"/>
+          <w:sz w:val="20"/>
+          <w:lang w:val="en-US"/>
+        </w:rPr>
+        <w:t>color": "yellow", "label": "X4 (</w:t>
       </w:r>
       <w:r>
         <w:rPr>
@@ -5936,43 +8063,241 @@
           <w:sz w:val="20"/>
           <w:lang w:val="en-US"/>
         </w:rPr>
-        <w:t>)" } },</w:t>
-      </w:r>
-    </w:p>
-    <w:p>
-      <w:pPr>
-        <w:spacing w:after="0" w:line="240" w:lineRule="auto"/>
-        <w:rPr>
-          <w:rFonts w:ascii="Consolas" w:hAnsi="Consolas" w:cs="Times New Roman"/>
-          <w:sz w:val="20"/>
-          <w:lang w:val="en-US"/>
-        </w:rPr>
-      </w:pPr>
-      <w:r>
-        <w:rPr>
-          <w:rFonts w:ascii="Consolas" w:hAnsi="Consolas" w:cs="Times New Roman"/>
-          <w:sz w:val="20"/>
-          <w:lang w:val="en-US"/>
-        </w:rPr>
-        <w:t>    { "type": "wokwi-pushbutton", "id": "btn_stop", "top": -120, "left": 340, "attrs": { "color": "red", "label": "STOP" } },</w:t>
-      </w:r>
-    </w:p>
-    <w:p>
-      <w:pPr>
-        <w:spacing w:after="0" w:line="240" w:lineRule="auto"/>
-        <w:rPr>
-          <w:rFonts w:ascii="Consolas" w:hAnsi="Consolas" w:cs="Times New Roman"/>
-          <w:sz w:val="20"/>
-          <w:lang w:val="en-US"/>
-        </w:rPr>
-      </w:pPr>
-      <w:r>
-        <w:rPr>
-          <w:rFonts w:ascii="Consolas" w:hAnsi="Consolas" w:cs="Times New Roman"/>
-          <w:sz w:val="20"/>
-          <w:lang w:val="en-US"/>
-        </w:rPr>
-        <w:t>    { "type": "wokwi-led", "id": "led1", "top": -140, "left": 480, "attrs": { "color": "green", "label": "Y1 (</w:t>
+        <w:t>)</w:t>
+      </w:r>
+      <w:proofErr w:type="gramStart"/>
+      <w:r>
+        <w:rPr>
+          <w:rFonts w:ascii="Consolas" w:hAnsi="Consolas" w:cs="Times New Roman"/>
+          <w:sz w:val="20"/>
+          <w:lang w:val="en-US"/>
+        </w:rPr>
+        <w:t>" }</w:t>
+      </w:r>
+      <w:proofErr w:type="gramEnd"/>
+      <w:r>
+        <w:rPr>
+          <w:rFonts w:ascii="Consolas" w:hAnsi="Consolas" w:cs="Times New Roman"/>
+          <w:sz w:val="20"/>
+          <w:lang w:val="en-US"/>
+        </w:rPr>
+        <w:t xml:space="preserve"> },</w:t>
+      </w:r>
+    </w:p>
+    <w:p>
+      <w:pPr>
+        <w:spacing w:after="0" w:line="240" w:lineRule="auto"/>
+        <w:rPr>
+          <w:rFonts w:ascii="Consolas" w:hAnsi="Consolas" w:cs="Times New Roman"/>
+          <w:sz w:val="20"/>
+          <w:lang w:val="en-US"/>
+        </w:rPr>
+      </w:pPr>
+      <w:r>
+        <w:rPr>
+          <w:rFonts w:ascii="Consolas" w:hAnsi="Consolas" w:cs="Times New Roman"/>
+          <w:sz w:val="20"/>
+          <w:lang w:val="en-US"/>
+        </w:rPr>
+        <w:t xml:space="preserve">    </w:t>
+      </w:r>
+      <w:proofErr w:type="gramStart"/>
+      <w:r>
+        <w:rPr>
+          <w:rFonts w:ascii="Consolas" w:hAnsi="Consolas" w:cs="Times New Roman"/>
+          <w:sz w:val="20"/>
+          <w:lang w:val="en-US"/>
+        </w:rPr>
+        <w:t>{ "</w:t>
+      </w:r>
+      <w:proofErr w:type="gramEnd"/>
+      <w:r>
+        <w:rPr>
+          <w:rFonts w:ascii="Consolas" w:hAnsi="Consolas" w:cs="Times New Roman"/>
+          <w:sz w:val="20"/>
+          <w:lang w:val="en-US"/>
+        </w:rPr>
+        <w:t>type": "</w:t>
+      </w:r>
+      <w:proofErr w:type="spellStart"/>
+      <w:r>
+        <w:rPr>
+          <w:rFonts w:ascii="Consolas" w:hAnsi="Consolas" w:cs="Times New Roman"/>
+          <w:sz w:val="20"/>
+          <w:lang w:val="en-US"/>
+        </w:rPr>
+        <w:t>wokwi</w:t>
+      </w:r>
+      <w:proofErr w:type="spellEnd"/>
+      <w:r>
+        <w:rPr>
+          <w:rFonts w:ascii="Consolas" w:hAnsi="Consolas" w:cs="Times New Roman"/>
+          <w:sz w:val="20"/>
+          <w:lang w:val="en-US"/>
+        </w:rPr>
+        <w:t>-pushbutton", "id": "</w:t>
+      </w:r>
+      <w:proofErr w:type="spellStart"/>
+      <w:r>
+        <w:rPr>
+          <w:rFonts w:ascii="Consolas" w:hAnsi="Consolas" w:cs="Times New Roman"/>
+          <w:sz w:val="20"/>
+          <w:lang w:val="en-US"/>
+        </w:rPr>
+        <w:t>btn_stop</w:t>
+      </w:r>
+      <w:proofErr w:type="spellEnd"/>
+      <w:r>
+        <w:rPr>
+          <w:rFonts w:ascii="Consolas" w:hAnsi="Consolas" w:cs="Times New Roman"/>
+          <w:sz w:val="20"/>
+          <w:lang w:val="en-US"/>
+        </w:rPr>
+        <w:t>", "top": -120, "left": 340, "</w:t>
+      </w:r>
+      <w:proofErr w:type="spellStart"/>
+      <w:r>
+        <w:rPr>
+          <w:rFonts w:ascii="Consolas" w:hAnsi="Consolas" w:cs="Times New Roman"/>
+          <w:sz w:val="20"/>
+          <w:lang w:val="en-US"/>
+        </w:rPr>
+        <w:t>attrs</w:t>
+      </w:r>
+      <w:proofErr w:type="spellEnd"/>
+      <w:r>
+        <w:rPr>
+          <w:rFonts w:ascii="Consolas" w:hAnsi="Consolas" w:cs="Times New Roman"/>
+          <w:sz w:val="20"/>
+          <w:lang w:val="en-US"/>
+        </w:rPr>
+        <w:t xml:space="preserve">": </w:t>
+      </w:r>
+      <w:proofErr w:type="gramStart"/>
+      <w:r>
+        <w:rPr>
+          <w:rFonts w:ascii="Consolas" w:hAnsi="Consolas" w:cs="Times New Roman"/>
+          <w:sz w:val="20"/>
+          <w:lang w:val="en-US"/>
+        </w:rPr>
+        <w:t>{ "</w:t>
+      </w:r>
+      <w:proofErr w:type="gramEnd"/>
+      <w:r>
+        <w:rPr>
+          <w:rFonts w:ascii="Consolas" w:hAnsi="Consolas" w:cs="Times New Roman"/>
+          <w:sz w:val="20"/>
+          <w:lang w:val="en-US"/>
+        </w:rPr>
+        <w:t>color": "red", "label": "STOP</w:t>
+      </w:r>
+      <w:proofErr w:type="gramStart"/>
+      <w:r>
+        <w:rPr>
+          <w:rFonts w:ascii="Consolas" w:hAnsi="Consolas" w:cs="Times New Roman"/>
+          <w:sz w:val="20"/>
+          <w:lang w:val="en-US"/>
+        </w:rPr>
+        <w:t>" }</w:t>
+      </w:r>
+      <w:proofErr w:type="gramEnd"/>
+      <w:r>
+        <w:rPr>
+          <w:rFonts w:ascii="Consolas" w:hAnsi="Consolas" w:cs="Times New Roman"/>
+          <w:sz w:val="20"/>
+          <w:lang w:val="en-US"/>
+        </w:rPr>
+        <w:t xml:space="preserve"> },</w:t>
+      </w:r>
+    </w:p>
+    <w:p>
+      <w:pPr>
+        <w:spacing w:after="0" w:line="240" w:lineRule="auto"/>
+        <w:rPr>
+          <w:rFonts w:ascii="Consolas" w:hAnsi="Consolas" w:cs="Times New Roman"/>
+          <w:sz w:val="20"/>
+          <w:lang w:val="en-US"/>
+        </w:rPr>
+      </w:pPr>
+      <w:r>
+        <w:rPr>
+          <w:rFonts w:ascii="Consolas" w:hAnsi="Consolas" w:cs="Times New Roman"/>
+          <w:sz w:val="20"/>
+          <w:lang w:val="en-US"/>
+        </w:rPr>
+        <w:t xml:space="preserve">    </w:t>
+      </w:r>
+      <w:proofErr w:type="gramStart"/>
+      <w:r>
+        <w:rPr>
+          <w:rFonts w:ascii="Consolas" w:hAnsi="Consolas" w:cs="Times New Roman"/>
+          <w:sz w:val="20"/>
+          <w:lang w:val="en-US"/>
+        </w:rPr>
+        <w:t>{ "</w:t>
+      </w:r>
+      <w:proofErr w:type="gramEnd"/>
+      <w:r>
+        <w:rPr>
+          <w:rFonts w:ascii="Consolas" w:hAnsi="Consolas" w:cs="Times New Roman"/>
+          <w:sz w:val="20"/>
+          <w:lang w:val="en-US"/>
+        </w:rPr>
+        <w:t>type": "</w:t>
+      </w:r>
+      <w:proofErr w:type="spellStart"/>
+      <w:r>
+        <w:rPr>
+          <w:rFonts w:ascii="Consolas" w:hAnsi="Consolas" w:cs="Times New Roman"/>
+          <w:sz w:val="20"/>
+          <w:lang w:val="en-US"/>
+        </w:rPr>
+        <w:t>wokwi</w:t>
+      </w:r>
+      <w:proofErr w:type="spellEnd"/>
+      <w:r>
+        <w:rPr>
+          <w:rFonts w:ascii="Consolas" w:hAnsi="Consolas" w:cs="Times New Roman"/>
+          <w:sz w:val="20"/>
+          <w:lang w:val="en-US"/>
+        </w:rPr>
+        <w:t>-led", "id": "led1", "top": -140, "left": 480, "</w:t>
+      </w:r>
+      <w:proofErr w:type="spellStart"/>
+      <w:r>
+        <w:rPr>
+          <w:rFonts w:ascii="Consolas" w:hAnsi="Consolas" w:cs="Times New Roman"/>
+          <w:sz w:val="20"/>
+          <w:lang w:val="en-US"/>
+        </w:rPr>
+        <w:t>attrs</w:t>
+      </w:r>
+      <w:proofErr w:type="spellEnd"/>
+      <w:r>
+        <w:rPr>
+          <w:rFonts w:ascii="Consolas" w:hAnsi="Consolas" w:cs="Times New Roman"/>
+          <w:sz w:val="20"/>
+          <w:lang w:val="en-US"/>
+        </w:rPr>
+        <w:t xml:space="preserve">": </w:t>
+      </w:r>
+      <w:proofErr w:type="gramStart"/>
+      <w:r>
+        <w:rPr>
+          <w:rFonts w:ascii="Consolas" w:hAnsi="Consolas" w:cs="Times New Roman"/>
+          <w:sz w:val="20"/>
+          <w:lang w:val="en-US"/>
+        </w:rPr>
+        <w:t>{ "</w:t>
+      </w:r>
+      <w:proofErr w:type="gramEnd"/>
+      <w:r>
+        <w:rPr>
+          <w:rFonts w:ascii="Consolas" w:hAnsi="Consolas" w:cs="Times New Roman"/>
+          <w:sz w:val="20"/>
+          <w:lang w:val="en-US"/>
+        </w:rPr>
+        <w:t>color": "green", "label": "Y1 (</w:t>
       </w:r>
       <w:r>
         <w:rPr>
@@ -5987,25 +8312,115 @@
           <w:sz w:val="20"/>
           <w:lang w:val="en-US"/>
         </w:rPr>
-        <w:t>)" } },</w:t>
-      </w:r>
-    </w:p>
-    <w:p>
-      <w:pPr>
-        <w:spacing w:after="0" w:line="240" w:lineRule="auto"/>
-        <w:rPr>
-          <w:rFonts w:ascii="Consolas" w:hAnsi="Consolas" w:cs="Times New Roman"/>
-          <w:sz w:val="20"/>
-          <w:lang w:val="en-US"/>
-        </w:rPr>
-      </w:pPr>
-      <w:r>
-        <w:rPr>
-          <w:rFonts w:ascii="Consolas" w:hAnsi="Consolas" w:cs="Times New Roman"/>
-          <w:sz w:val="20"/>
-          <w:lang w:val="en-US"/>
-        </w:rPr>
-        <w:t>    { "type": "wokwi-led", "id": "led2", "top": -140, "left": 560, "attrs": { "color": "red", "label": "Y2 (</w:t>
+        <w:t>)</w:t>
+      </w:r>
+      <w:proofErr w:type="gramStart"/>
+      <w:r>
+        <w:rPr>
+          <w:rFonts w:ascii="Consolas" w:hAnsi="Consolas" w:cs="Times New Roman"/>
+          <w:sz w:val="20"/>
+          <w:lang w:val="en-US"/>
+        </w:rPr>
+        <w:t>" }</w:t>
+      </w:r>
+      <w:proofErr w:type="gramEnd"/>
+      <w:r>
+        <w:rPr>
+          <w:rFonts w:ascii="Consolas" w:hAnsi="Consolas" w:cs="Times New Roman"/>
+          <w:sz w:val="20"/>
+          <w:lang w:val="en-US"/>
+        </w:rPr>
+        <w:t xml:space="preserve"> },</w:t>
+      </w:r>
+    </w:p>
+    <w:p>
+      <w:pPr>
+        <w:spacing w:after="0" w:line="240" w:lineRule="auto"/>
+        <w:rPr>
+          <w:rFonts w:ascii="Consolas" w:hAnsi="Consolas" w:cs="Times New Roman"/>
+          <w:sz w:val="20"/>
+          <w:lang w:val="en-US"/>
+        </w:rPr>
+      </w:pPr>
+      <w:r>
+        <w:rPr>
+          <w:rFonts w:ascii="Consolas" w:hAnsi="Consolas" w:cs="Times New Roman"/>
+          <w:sz w:val="20"/>
+          <w:lang w:val="en-US"/>
+        </w:rPr>
+        <w:t xml:space="preserve">    </w:t>
+      </w:r>
+      <w:proofErr w:type="gramStart"/>
+      <w:r>
+        <w:rPr>
+          <w:rFonts w:ascii="Consolas" w:hAnsi="Consolas" w:cs="Times New Roman"/>
+          <w:sz w:val="20"/>
+          <w:lang w:val="en-US"/>
+        </w:rPr>
+        <w:t>{ "</w:t>
+      </w:r>
+      <w:proofErr w:type="gramEnd"/>
+      <w:r>
+        <w:rPr>
+          <w:rFonts w:ascii="Consolas" w:hAnsi="Consolas" w:cs="Times New Roman"/>
+          <w:sz w:val="20"/>
+          <w:lang w:val="en-US"/>
+        </w:rPr>
+        <w:t>type": "</w:t>
+      </w:r>
+      <w:proofErr w:type="spellStart"/>
+      <w:r>
+        <w:rPr>
+          <w:rFonts w:ascii="Consolas" w:hAnsi="Consolas" w:cs="Times New Roman"/>
+          <w:sz w:val="20"/>
+          <w:lang w:val="en-US"/>
+        </w:rPr>
+        <w:t>wokwi</w:t>
+      </w:r>
+      <w:proofErr w:type="spellEnd"/>
+      <w:r>
+        <w:rPr>
+          <w:rFonts w:ascii="Consolas" w:hAnsi="Consolas" w:cs="Times New Roman"/>
+          <w:sz w:val="20"/>
+          <w:lang w:val="en-US"/>
+        </w:rPr>
+        <w:t>-led", "id": "led2", "top": -140, "left": 560, "</w:t>
+      </w:r>
+      <w:proofErr w:type="spellStart"/>
+      <w:r>
+        <w:rPr>
+          <w:rFonts w:ascii="Consolas" w:hAnsi="Consolas" w:cs="Times New Roman"/>
+          <w:sz w:val="20"/>
+          <w:lang w:val="en-US"/>
+        </w:rPr>
+        <w:t>attrs</w:t>
+      </w:r>
+      <w:proofErr w:type="spellEnd"/>
+      <w:r>
+        <w:rPr>
+          <w:rFonts w:ascii="Consolas" w:hAnsi="Consolas" w:cs="Times New Roman"/>
+          <w:sz w:val="20"/>
+          <w:lang w:val="en-US"/>
+        </w:rPr>
+        <w:t xml:space="preserve">": </w:t>
+      </w:r>
+      <w:proofErr w:type="gramStart"/>
+      <w:r>
+        <w:rPr>
+          <w:rFonts w:ascii="Consolas" w:hAnsi="Consolas" w:cs="Times New Roman"/>
+          <w:sz w:val="20"/>
+          <w:lang w:val="en-US"/>
+        </w:rPr>
+        <w:t>{ "</w:t>
+      </w:r>
+      <w:proofErr w:type="gramEnd"/>
+      <w:r>
+        <w:rPr>
+          <w:rFonts w:ascii="Consolas" w:hAnsi="Consolas" w:cs="Times New Roman"/>
+          <w:sz w:val="20"/>
+          <w:lang w:val="en-US"/>
+        </w:rPr>
+        <w:t>color": "red", "label": "Y2 (</w:t>
       </w:r>
       <w:r>
         <w:rPr>
@@ -6020,43 +8435,241 @@
           <w:sz w:val="20"/>
           <w:lang w:val="en-US"/>
         </w:rPr>
-        <w:t>)" } },</w:t>
-      </w:r>
-    </w:p>
-    <w:p>
-      <w:pPr>
-        <w:spacing w:after="0" w:line="240" w:lineRule="auto"/>
-        <w:rPr>
-          <w:rFonts w:ascii="Consolas" w:hAnsi="Consolas" w:cs="Times New Roman"/>
-          <w:sz w:val="20"/>
-          <w:lang w:val="en-US"/>
-        </w:rPr>
-      </w:pPr>
-      <w:r>
-        <w:rPr>
-          <w:rFonts w:ascii="Consolas" w:hAnsi="Consolas" w:cs="Times New Roman"/>
-          <w:sz w:val="20"/>
-          <w:lang w:val="en-US"/>
-        </w:rPr>
-        <w:t>    { "type": "wokwi-resistor", "id": "r1", "top": -50, "left": 470, "attrs": { "value": "220", "rot": "90" } },</w:t>
-      </w:r>
-    </w:p>
-    <w:p>
-      <w:pPr>
-        <w:spacing w:after="0" w:line="240" w:lineRule="auto"/>
-        <w:rPr>
-          <w:rFonts w:ascii="Consolas" w:hAnsi="Consolas" w:cs="Times New Roman"/>
-          <w:sz w:val="20"/>
-          <w:lang w:val="en-US"/>
-        </w:rPr>
-      </w:pPr>
-      <w:r>
-        <w:rPr>
-          <w:rFonts w:ascii="Consolas" w:hAnsi="Consolas" w:cs="Times New Roman"/>
-          <w:sz w:val="20"/>
-          <w:lang w:val="en-US"/>
-        </w:rPr>
-        <w:t>    { "type": "wokwi-resistor", "id": "r2", "top": -50, "left": 550, "attrs": { "value": "220", "rot": "90" } }</w:t>
+        <w:t>)</w:t>
+      </w:r>
+      <w:proofErr w:type="gramStart"/>
+      <w:r>
+        <w:rPr>
+          <w:rFonts w:ascii="Consolas" w:hAnsi="Consolas" w:cs="Times New Roman"/>
+          <w:sz w:val="20"/>
+          <w:lang w:val="en-US"/>
+        </w:rPr>
+        <w:t>" }</w:t>
+      </w:r>
+      <w:proofErr w:type="gramEnd"/>
+      <w:r>
+        <w:rPr>
+          <w:rFonts w:ascii="Consolas" w:hAnsi="Consolas" w:cs="Times New Roman"/>
+          <w:sz w:val="20"/>
+          <w:lang w:val="en-US"/>
+        </w:rPr>
+        <w:t xml:space="preserve"> },</w:t>
+      </w:r>
+    </w:p>
+    <w:p>
+      <w:pPr>
+        <w:spacing w:after="0" w:line="240" w:lineRule="auto"/>
+        <w:rPr>
+          <w:rFonts w:ascii="Consolas" w:hAnsi="Consolas" w:cs="Times New Roman"/>
+          <w:sz w:val="20"/>
+          <w:lang w:val="en-US"/>
+        </w:rPr>
+      </w:pPr>
+      <w:r>
+        <w:rPr>
+          <w:rFonts w:ascii="Consolas" w:hAnsi="Consolas" w:cs="Times New Roman"/>
+          <w:sz w:val="20"/>
+          <w:lang w:val="en-US"/>
+        </w:rPr>
+        <w:t xml:space="preserve">    </w:t>
+      </w:r>
+      <w:proofErr w:type="gramStart"/>
+      <w:r>
+        <w:rPr>
+          <w:rFonts w:ascii="Consolas" w:hAnsi="Consolas" w:cs="Times New Roman"/>
+          <w:sz w:val="20"/>
+          <w:lang w:val="en-US"/>
+        </w:rPr>
+        <w:t>{ "</w:t>
+      </w:r>
+      <w:proofErr w:type="gramEnd"/>
+      <w:r>
+        <w:rPr>
+          <w:rFonts w:ascii="Consolas" w:hAnsi="Consolas" w:cs="Times New Roman"/>
+          <w:sz w:val="20"/>
+          <w:lang w:val="en-US"/>
+        </w:rPr>
+        <w:t>type": "</w:t>
+      </w:r>
+      <w:proofErr w:type="spellStart"/>
+      <w:r>
+        <w:rPr>
+          <w:rFonts w:ascii="Consolas" w:hAnsi="Consolas" w:cs="Times New Roman"/>
+          <w:sz w:val="20"/>
+          <w:lang w:val="en-US"/>
+        </w:rPr>
+        <w:t>wokwi</w:t>
+      </w:r>
+      <w:proofErr w:type="spellEnd"/>
+      <w:r>
+        <w:rPr>
+          <w:rFonts w:ascii="Consolas" w:hAnsi="Consolas" w:cs="Times New Roman"/>
+          <w:sz w:val="20"/>
+          <w:lang w:val="en-US"/>
+        </w:rPr>
+        <w:t>-resistor", "id": "r1", "top": -50, "left": 470, "</w:t>
+      </w:r>
+      <w:proofErr w:type="spellStart"/>
+      <w:r>
+        <w:rPr>
+          <w:rFonts w:ascii="Consolas" w:hAnsi="Consolas" w:cs="Times New Roman"/>
+          <w:sz w:val="20"/>
+          <w:lang w:val="en-US"/>
+        </w:rPr>
+        <w:t>attrs</w:t>
+      </w:r>
+      <w:proofErr w:type="spellEnd"/>
+      <w:r>
+        <w:rPr>
+          <w:rFonts w:ascii="Consolas" w:hAnsi="Consolas" w:cs="Times New Roman"/>
+          <w:sz w:val="20"/>
+          <w:lang w:val="en-US"/>
+        </w:rPr>
+        <w:t xml:space="preserve">": </w:t>
+      </w:r>
+      <w:proofErr w:type="gramStart"/>
+      <w:r>
+        <w:rPr>
+          <w:rFonts w:ascii="Consolas" w:hAnsi="Consolas" w:cs="Times New Roman"/>
+          <w:sz w:val="20"/>
+          <w:lang w:val="en-US"/>
+        </w:rPr>
+        <w:t>{ "</w:t>
+      </w:r>
+      <w:proofErr w:type="gramEnd"/>
+      <w:r>
+        <w:rPr>
+          <w:rFonts w:ascii="Consolas" w:hAnsi="Consolas" w:cs="Times New Roman"/>
+          <w:sz w:val="20"/>
+          <w:lang w:val="en-US"/>
+        </w:rPr>
+        <w:t>value": "220", "rot": "90</w:t>
+      </w:r>
+      <w:proofErr w:type="gramStart"/>
+      <w:r>
+        <w:rPr>
+          <w:rFonts w:ascii="Consolas" w:hAnsi="Consolas" w:cs="Times New Roman"/>
+          <w:sz w:val="20"/>
+          <w:lang w:val="en-US"/>
+        </w:rPr>
+        <w:t>" }</w:t>
+      </w:r>
+      <w:proofErr w:type="gramEnd"/>
+      <w:r>
+        <w:rPr>
+          <w:rFonts w:ascii="Consolas" w:hAnsi="Consolas" w:cs="Times New Roman"/>
+          <w:sz w:val="20"/>
+          <w:lang w:val="en-US"/>
+        </w:rPr>
+        <w:t xml:space="preserve"> },</w:t>
+      </w:r>
+    </w:p>
+    <w:p>
+      <w:pPr>
+        <w:spacing w:after="0" w:line="240" w:lineRule="auto"/>
+        <w:rPr>
+          <w:rFonts w:ascii="Consolas" w:hAnsi="Consolas" w:cs="Times New Roman"/>
+          <w:sz w:val="20"/>
+          <w:lang w:val="en-US"/>
+        </w:rPr>
+      </w:pPr>
+      <w:r>
+        <w:rPr>
+          <w:rFonts w:ascii="Consolas" w:hAnsi="Consolas" w:cs="Times New Roman"/>
+          <w:sz w:val="20"/>
+          <w:lang w:val="en-US"/>
+        </w:rPr>
+        <w:t xml:space="preserve">    </w:t>
+      </w:r>
+      <w:proofErr w:type="gramStart"/>
+      <w:r>
+        <w:rPr>
+          <w:rFonts w:ascii="Consolas" w:hAnsi="Consolas" w:cs="Times New Roman"/>
+          <w:sz w:val="20"/>
+          <w:lang w:val="en-US"/>
+        </w:rPr>
+        <w:t>{ "</w:t>
+      </w:r>
+      <w:proofErr w:type="gramEnd"/>
+      <w:r>
+        <w:rPr>
+          <w:rFonts w:ascii="Consolas" w:hAnsi="Consolas" w:cs="Times New Roman"/>
+          <w:sz w:val="20"/>
+          <w:lang w:val="en-US"/>
+        </w:rPr>
+        <w:t>type": "</w:t>
+      </w:r>
+      <w:proofErr w:type="spellStart"/>
+      <w:r>
+        <w:rPr>
+          <w:rFonts w:ascii="Consolas" w:hAnsi="Consolas" w:cs="Times New Roman"/>
+          <w:sz w:val="20"/>
+          <w:lang w:val="en-US"/>
+        </w:rPr>
+        <w:t>wokwi</w:t>
+      </w:r>
+      <w:proofErr w:type="spellEnd"/>
+      <w:r>
+        <w:rPr>
+          <w:rFonts w:ascii="Consolas" w:hAnsi="Consolas" w:cs="Times New Roman"/>
+          <w:sz w:val="20"/>
+          <w:lang w:val="en-US"/>
+        </w:rPr>
+        <w:t>-resistor", "id": "r2", "top": -50, "left": 550, "</w:t>
+      </w:r>
+      <w:proofErr w:type="spellStart"/>
+      <w:r>
+        <w:rPr>
+          <w:rFonts w:ascii="Consolas" w:hAnsi="Consolas" w:cs="Times New Roman"/>
+          <w:sz w:val="20"/>
+          <w:lang w:val="en-US"/>
+        </w:rPr>
+        <w:t>attrs</w:t>
+      </w:r>
+      <w:proofErr w:type="spellEnd"/>
+      <w:r>
+        <w:rPr>
+          <w:rFonts w:ascii="Consolas" w:hAnsi="Consolas" w:cs="Times New Roman"/>
+          <w:sz w:val="20"/>
+          <w:lang w:val="en-US"/>
+        </w:rPr>
+        <w:t xml:space="preserve">": </w:t>
+      </w:r>
+      <w:proofErr w:type="gramStart"/>
+      <w:r>
+        <w:rPr>
+          <w:rFonts w:ascii="Consolas" w:hAnsi="Consolas" w:cs="Times New Roman"/>
+          <w:sz w:val="20"/>
+          <w:lang w:val="en-US"/>
+        </w:rPr>
+        <w:t>{ "</w:t>
+      </w:r>
+      <w:proofErr w:type="gramEnd"/>
+      <w:r>
+        <w:rPr>
+          <w:rFonts w:ascii="Consolas" w:hAnsi="Consolas" w:cs="Times New Roman"/>
+          <w:sz w:val="20"/>
+          <w:lang w:val="en-US"/>
+        </w:rPr>
+        <w:t>value": "220", "rot": "90</w:t>
+      </w:r>
+      <w:proofErr w:type="gramStart"/>
+      <w:r>
+        <w:rPr>
+          <w:rFonts w:ascii="Consolas" w:hAnsi="Consolas" w:cs="Times New Roman"/>
+          <w:sz w:val="20"/>
+          <w:lang w:val="en-US"/>
+        </w:rPr>
+        <w:t>" }</w:t>
+      </w:r>
+      <w:proofErr w:type="gramEnd"/>
+      <w:r>
+        <w:rPr>
+          <w:rFonts w:ascii="Consolas" w:hAnsi="Consolas" w:cs="Times New Roman"/>
+          <w:sz w:val="20"/>
+          <w:lang w:val="en-US"/>
+        </w:rPr>
+        <w:t xml:space="preserve"> }</w:t>
       </w:r>
     </w:p>
     <w:p>
@@ -6110,79 +8723,349 @@
           <w:sz w:val="20"/>
           <w:lang w:val="en-US"/>
         </w:rPr>
-        <w:t>    [ "btn1:1.l", "uno:GND.1", "black", [ "v-20", "h420", "v180" ] ],</w:t>
-      </w:r>
-    </w:p>
-    <w:p>
-      <w:pPr>
-        <w:spacing w:after="0" w:line="240" w:lineRule="auto"/>
-        <w:rPr>
-          <w:rFonts w:ascii="Consolas" w:hAnsi="Consolas" w:cs="Times New Roman"/>
-          <w:sz w:val="20"/>
-          <w:lang w:val="en-US"/>
-        </w:rPr>
-      </w:pPr>
-      <w:r>
-        <w:rPr>
-          <w:rFonts w:ascii="Consolas" w:hAnsi="Consolas" w:cs="Times New Roman"/>
-          <w:sz w:val="20"/>
-          <w:lang w:val="en-US"/>
-        </w:rPr>
-        <w:t>    [ "btn2:1.l", "uno:GND.1", "black", [ "v-20", "h300", "v180" ] ],</w:t>
-      </w:r>
-    </w:p>
-    <w:p>
-      <w:pPr>
-        <w:spacing w:after="0" w:line="240" w:lineRule="auto"/>
-        <w:rPr>
-          <w:rFonts w:ascii="Consolas" w:hAnsi="Consolas" w:cs="Times New Roman"/>
-          <w:sz w:val="20"/>
-          <w:lang w:val="en-US"/>
-        </w:rPr>
-      </w:pPr>
-      <w:r>
-        <w:rPr>
-          <w:rFonts w:ascii="Consolas" w:hAnsi="Consolas" w:cs="Times New Roman"/>
-          <w:sz w:val="20"/>
-          <w:lang w:val="en-US"/>
-        </w:rPr>
-        <w:t>    [ "btn3:1.l", "uno:GND.1", "black", [ "v-20", "h180", "v180" ] ],</w:t>
-      </w:r>
-    </w:p>
-    <w:p>
-      <w:pPr>
-        <w:spacing w:after="0" w:line="240" w:lineRule="auto"/>
-        <w:rPr>
-          <w:rFonts w:ascii="Consolas" w:hAnsi="Consolas" w:cs="Times New Roman"/>
-          <w:sz w:val="20"/>
-          <w:lang w:val="en-US"/>
-        </w:rPr>
-      </w:pPr>
-      <w:r>
-        <w:rPr>
-          <w:rFonts w:ascii="Consolas" w:hAnsi="Consolas" w:cs="Times New Roman"/>
-          <w:sz w:val="20"/>
-          <w:lang w:val="en-US"/>
-        </w:rPr>
-        <w:t>    [ "btn4:1.l", "uno:GND.1", "black", [ "v-20", "h60", "v180" ] ],</w:t>
-      </w:r>
-    </w:p>
-    <w:p>
-      <w:pPr>
-        <w:spacing w:after="0" w:line="240" w:lineRule="auto"/>
-        <w:rPr>
-          <w:rFonts w:ascii="Consolas" w:hAnsi="Consolas" w:cs="Times New Roman"/>
-          <w:sz w:val="20"/>
-          <w:lang w:val="en-US"/>
-        </w:rPr>
-      </w:pPr>
-      <w:r>
-        <w:rPr>
-          <w:rFonts w:ascii="Consolas" w:hAnsi="Consolas" w:cs="Times New Roman"/>
-          <w:sz w:val="20"/>
-          <w:lang w:val="en-US"/>
-        </w:rPr>
-        <w:t>    [ "btn_stop:1.l", "uno:GND.1", "black", [ "v-20", "h-60", "v180" ] ],</w:t>
+        <w:t>    [ "btn</w:t>
+      </w:r>
+      <w:proofErr w:type="gramStart"/>
+      <w:r>
+        <w:rPr>
+          <w:rFonts w:ascii="Consolas" w:hAnsi="Consolas" w:cs="Times New Roman"/>
+          <w:sz w:val="20"/>
+          <w:lang w:val="en-US"/>
+        </w:rPr>
+        <w:t>1:1.l</w:t>
+      </w:r>
+      <w:proofErr w:type="gramEnd"/>
+      <w:r>
+        <w:rPr>
+          <w:rFonts w:ascii="Consolas" w:hAnsi="Consolas" w:cs="Times New Roman"/>
+          <w:sz w:val="20"/>
+          <w:lang w:val="en-US"/>
+        </w:rPr>
+        <w:t>", "</w:t>
+      </w:r>
+      <w:proofErr w:type="gramStart"/>
+      <w:r>
+        <w:rPr>
+          <w:rFonts w:ascii="Consolas" w:hAnsi="Consolas" w:cs="Times New Roman"/>
+          <w:sz w:val="20"/>
+          <w:lang w:val="en-US"/>
+        </w:rPr>
+        <w:t>uno:GND.</w:t>
+      </w:r>
+      <w:proofErr w:type="gramEnd"/>
+      <w:r>
+        <w:rPr>
+          <w:rFonts w:ascii="Consolas" w:hAnsi="Consolas" w:cs="Times New Roman"/>
+          <w:sz w:val="20"/>
+          <w:lang w:val="en-US"/>
+        </w:rPr>
+        <w:t>1", "black", [ "v-20", "h420", "v180</w:t>
+      </w:r>
+      <w:proofErr w:type="gramStart"/>
+      <w:r>
+        <w:rPr>
+          <w:rFonts w:ascii="Consolas" w:hAnsi="Consolas" w:cs="Times New Roman"/>
+          <w:sz w:val="20"/>
+          <w:lang w:val="en-US"/>
+        </w:rPr>
+        <w:t>" ]</w:t>
+      </w:r>
+      <w:proofErr w:type="gramEnd"/>
+      <w:r>
+        <w:rPr>
+          <w:rFonts w:ascii="Consolas" w:hAnsi="Consolas" w:cs="Times New Roman"/>
+          <w:sz w:val="20"/>
+          <w:lang w:val="en-US"/>
+        </w:rPr>
+        <w:t xml:space="preserve"> ],</w:t>
+      </w:r>
+    </w:p>
+    <w:p>
+      <w:pPr>
+        <w:spacing w:after="0" w:line="240" w:lineRule="auto"/>
+        <w:rPr>
+          <w:rFonts w:ascii="Consolas" w:hAnsi="Consolas" w:cs="Times New Roman"/>
+          <w:sz w:val="20"/>
+          <w:lang w:val="en-US"/>
+        </w:rPr>
+      </w:pPr>
+      <w:r>
+        <w:rPr>
+          <w:rFonts w:ascii="Consolas" w:hAnsi="Consolas" w:cs="Times New Roman"/>
+          <w:sz w:val="20"/>
+          <w:lang w:val="en-US"/>
+        </w:rPr>
+        <w:t>    [ "btn</w:t>
+      </w:r>
+      <w:proofErr w:type="gramStart"/>
+      <w:r>
+        <w:rPr>
+          <w:rFonts w:ascii="Consolas" w:hAnsi="Consolas" w:cs="Times New Roman"/>
+          <w:sz w:val="20"/>
+          <w:lang w:val="en-US"/>
+        </w:rPr>
+        <w:t>2:1.l</w:t>
+      </w:r>
+      <w:proofErr w:type="gramEnd"/>
+      <w:r>
+        <w:rPr>
+          <w:rFonts w:ascii="Consolas" w:hAnsi="Consolas" w:cs="Times New Roman"/>
+          <w:sz w:val="20"/>
+          <w:lang w:val="en-US"/>
+        </w:rPr>
+        <w:t>", "</w:t>
+      </w:r>
+      <w:proofErr w:type="gramStart"/>
+      <w:r>
+        <w:rPr>
+          <w:rFonts w:ascii="Consolas" w:hAnsi="Consolas" w:cs="Times New Roman"/>
+          <w:sz w:val="20"/>
+          <w:lang w:val="en-US"/>
+        </w:rPr>
+        <w:t>uno:GND.</w:t>
+      </w:r>
+      <w:proofErr w:type="gramEnd"/>
+      <w:r>
+        <w:rPr>
+          <w:rFonts w:ascii="Consolas" w:hAnsi="Consolas" w:cs="Times New Roman"/>
+          <w:sz w:val="20"/>
+          <w:lang w:val="en-US"/>
+        </w:rPr>
+        <w:t>1", "black", [ "v-20", "h300", "v180</w:t>
+      </w:r>
+      <w:proofErr w:type="gramStart"/>
+      <w:r>
+        <w:rPr>
+          <w:rFonts w:ascii="Consolas" w:hAnsi="Consolas" w:cs="Times New Roman"/>
+          <w:sz w:val="20"/>
+          <w:lang w:val="en-US"/>
+        </w:rPr>
+        <w:t>" ]</w:t>
+      </w:r>
+      <w:proofErr w:type="gramEnd"/>
+      <w:r>
+        <w:rPr>
+          <w:rFonts w:ascii="Consolas" w:hAnsi="Consolas" w:cs="Times New Roman"/>
+          <w:sz w:val="20"/>
+          <w:lang w:val="en-US"/>
+        </w:rPr>
+        <w:t xml:space="preserve"> ],</w:t>
+      </w:r>
+    </w:p>
+    <w:p>
+      <w:pPr>
+        <w:spacing w:after="0" w:line="240" w:lineRule="auto"/>
+        <w:rPr>
+          <w:rFonts w:ascii="Consolas" w:hAnsi="Consolas" w:cs="Times New Roman"/>
+          <w:sz w:val="20"/>
+          <w:lang w:val="en-US"/>
+        </w:rPr>
+      </w:pPr>
+      <w:r>
+        <w:rPr>
+          <w:rFonts w:ascii="Consolas" w:hAnsi="Consolas" w:cs="Times New Roman"/>
+          <w:sz w:val="20"/>
+          <w:lang w:val="en-US"/>
+        </w:rPr>
+        <w:t>    [ "btn</w:t>
+      </w:r>
+      <w:proofErr w:type="gramStart"/>
+      <w:r>
+        <w:rPr>
+          <w:rFonts w:ascii="Consolas" w:hAnsi="Consolas" w:cs="Times New Roman"/>
+          <w:sz w:val="20"/>
+          <w:lang w:val="en-US"/>
+        </w:rPr>
+        <w:t>3:1.l</w:t>
+      </w:r>
+      <w:proofErr w:type="gramEnd"/>
+      <w:r>
+        <w:rPr>
+          <w:rFonts w:ascii="Consolas" w:hAnsi="Consolas" w:cs="Times New Roman"/>
+          <w:sz w:val="20"/>
+          <w:lang w:val="en-US"/>
+        </w:rPr>
+        <w:t>", "</w:t>
+      </w:r>
+      <w:proofErr w:type="gramStart"/>
+      <w:r>
+        <w:rPr>
+          <w:rFonts w:ascii="Consolas" w:hAnsi="Consolas" w:cs="Times New Roman"/>
+          <w:sz w:val="20"/>
+          <w:lang w:val="en-US"/>
+        </w:rPr>
+        <w:t>uno:GND.</w:t>
+      </w:r>
+      <w:proofErr w:type="gramEnd"/>
+      <w:r>
+        <w:rPr>
+          <w:rFonts w:ascii="Consolas" w:hAnsi="Consolas" w:cs="Times New Roman"/>
+          <w:sz w:val="20"/>
+          <w:lang w:val="en-US"/>
+        </w:rPr>
+        <w:t>1", "black", [ "v-20", "h180", "v180</w:t>
+      </w:r>
+      <w:proofErr w:type="gramStart"/>
+      <w:r>
+        <w:rPr>
+          <w:rFonts w:ascii="Consolas" w:hAnsi="Consolas" w:cs="Times New Roman"/>
+          <w:sz w:val="20"/>
+          <w:lang w:val="en-US"/>
+        </w:rPr>
+        <w:t>" ]</w:t>
+      </w:r>
+      <w:proofErr w:type="gramEnd"/>
+      <w:r>
+        <w:rPr>
+          <w:rFonts w:ascii="Consolas" w:hAnsi="Consolas" w:cs="Times New Roman"/>
+          <w:sz w:val="20"/>
+          <w:lang w:val="en-US"/>
+        </w:rPr>
+        <w:t xml:space="preserve"> ],</w:t>
+      </w:r>
+    </w:p>
+    <w:p>
+      <w:pPr>
+        <w:spacing w:after="0" w:line="240" w:lineRule="auto"/>
+        <w:rPr>
+          <w:rFonts w:ascii="Consolas" w:hAnsi="Consolas" w:cs="Times New Roman"/>
+          <w:sz w:val="20"/>
+          <w:lang w:val="en-US"/>
+        </w:rPr>
+      </w:pPr>
+      <w:r>
+        <w:rPr>
+          <w:rFonts w:ascii="Consolas" w:hAnsi="Consolas" w:cs="Times New Roman"/>
+          <w:sz w:val="20"/>
+          <w:lang w:val="en-US"/>
+        </w:rPr>
+        <w:t>    [ "btn</w:t>
+      </w:r>
+      <w:proofErr w:type="gramStart"/>
+      <w:r>
+        <w:rPr>
+          <w:rFonts w:ascii="Consolas" w:hAnsi="Consolas" w:cs="Times New Roman"/>
+          <w:sz w:val="20"/>
+          <w:lang w:val="en-US"/>
+        </w:rPr>
+        <w:t>4:1.l</w:t>
+      </w:r>
+      <w:proofErr w:type="gramEnd"/>
+      <w:r>
+        <w:rPr>
+          <w:rFonts w:ascii="Consolas" w:hAnsi="Consolas" w:cs="Times New Roman"/>
+          <w:sz w:val="20"/>
+          <w:lang w:val="en-US"/>
+        </w:rPr>
+        <w:t>", "</w:t>
+      </w:r>
+      <w:proofErr w:type="gramStart"/>
+      <w:r>
+        <w:rPr>
+          <w:rFonts w:ascii="Consolas" w:hAnsi="Consolas" w:cs="Times New Roman"/>
+          <w:sz w:val="20"/>
+          <w:lang w:val="en-US"/>
+        </w:rPr>
+        <w:t>uno:GND.</w:t>
+      </w:r>
+      <w:proofErr w:type="gramEnd"/>
+      <w:r>
+        <w:rPr>
+          <w:rFonts w:ascii="Consolas" w:hAnsi="Consolas" w:cs="Times New Roman"/>
+          <w:sz w:val="20"/>
+          <w:lang w:val="en-US"/>
+        </w:rPr>
+        <w:t>1", "black", [ "v-20", "h60", "v180</w:t>
+      </w:r>
+      <w:proofErr w:type="gramStart"/>
+      <w:r>
+        <w:rPr>
+          <w:rFonts w:ascii="Consolas" w:hAnsi="Consolas" w:cs="Times New Roman"/>
+          <w:sz w:val="20"/>
+          <w:lang w:val="en-US"/>
+        </w:rPr>
+        <w:t>" ]</w:t>
+      </w:r>
+      <w:proofErr w:type="gramEnd"/>
+      <w:r>
+        <w:rPr>
+          <w:rFonts w:ascii="Consolas" w:hAnsi="Consolas" w:cs="Times New Roman"/>
+          <w:sz w:val="20"/>
+          <w:lang w:val="en-US"/>
+        </w:rPr>
+        <w:t xml:space="preserve"> ],</w:t>
+      </w:r>
+    </w:p>
+    <w:p>
+      <w:pPr>
+        <w:spacing w:after="0" w:line="240" w:lineRule="auto"/>
+        <w:rPr>
+          <w:rFonts w:ascii="Consolas" w:hAnsi="Consolas" w:cs="Times New Roman"/>
+          <w:sz w:val="20"/>
+          <w:lang w:val="en-US"/>
+        </w:rPr>
+      </w:pPr>
+      <w:r>
+        <w:rPr>
+          <w:rFonts w:ascii="Consolas" w:hAnsi="Consolas" w:cs="Times New Roman"/>
+          <w:sz w:val="20"/>
+          <w:lang w:val="en-US"/>
+        </w:rPr>
+        <w:t>    [ "btn_stop:</w:t>
+      </w:r>
+      <w:proofErr w:type="gramStart"/>
+      <w:r>
+        <w:rPr>
+          <w:rFonts w:ascii="Consolas" w:hAnsi="Consolas" w:cs="Times New Roman"/>
+          <w:sz w:val="20"/>
+          <w:lang w:val="en-US"/>
+        </w:rPr>
+        <w:t>1.l</w:t>
+      </w:r>
+      <w:proofErr w:type="gramEnd"/>
+      <w:r>
+        <w:rPr>
+          <w:rFonts w:ascii="Consolas" w:hAnsi="Consolas" w:cs="Times New Roman"/>
+          <w:sz w:val="20"/>
+          <w:lang w:val="en-US"/>
+        </w:rPr>
+        <w:t>", "</w:t>
+      </w:r>
+      <w:proofErr w:type="gramStart"/>
+      <w:r>
+        <w:rPr>
+          <w:rFonts w:ascii="Consolas" w:hAnsi="Consolas" w:cs="Times New Roman"/>
+          <w:sz w:val="20"/>
+          <w:lang w:val="en-US"/>
+        </w:rPr>
+        <w:t>uno:GND.</w:t>
+      </w:r>
+      <w:proofErr w:type="gramEnd"/>
+      <w:r>
+        <w:rPr>
+          <w:rFonts w:ascii="Consolas" w:hAnsi="Consolas" w:cs="Times New Roman"/>
+          <w:sz w:val="20"/>
+          <w:lang w:val="en-US"/>
+        </w:rPr>
+        <w:t>1", "black", [ "v-20", "h-60", "v180</w:t>
+      </w:r>
+      <w:proofErr w:type="gramStart"/>
+      <w:r>
+        <w:rPr>
+          <w:rFonts w:ascii="Consolas" w:hAnsi="Consolas" w:cs="Times New Roman"/>
+          <w:sz w:val="20"/>
+          <w:lang w:val="en-US"/>
+        </w:rPr>
+        <w:t>" ]</w:t>
+      </w:r>
+      <w:proofErr w:type="gramEnd"/>
+      <w:r>
+        <w:rPr>
+          <w:rFonts w:ascii="Consolas" w:hAnsi="Consolas" w:cs="Times New Roman"/>
+          <w:sz w:val="20"/>
+          <w:lang w:val="en-US"/>
+        </w:rPr>
+        <w:t xml:space="preserve"> ],</w:t>
       </w:r>
     </w:p>
     <w:p>
@@ -6218,79 +9101,259 @@
           <w:sz w:val="20"/>
           <w:lang w:val="en-US"/>
         </w:rPr>
-        <w:t>    [ "btn1:2.l", "uno:2", "green", [ "v40", "h210", "v140" ] ],</w:t>
-      </w:r>
-    </w:p>
-    <w:p>
-      <w:pPr>
-        <w:spacing w:after="0" w:line="240" w:lineRule="auto"/>
-        <w:rPr>
-          <w:rFonts w:ascii="Consolas" w:hAnsi="Consolas" w:cs="Times New Roman"/>
-          <w:sz w:val="20"/>
-          <w:lang w:val="en-US"/>
-        </w:rPr>
-      </w:pPr>
-      <w:r>
-        <w:rPr>
-          <w:rFonts w:ascii="Consolas" w:hAnsi="Consolas" w:cs="Times New Roman"/>
-          <w:sz w:val="20"/>
-          <w:lang w:val="en-US"/>
-        </w:rPr>
-        <w:t>    [ "btn2:2.l", "uno:3", "blue", [ "v30", "h100", "v150" ] ],</w:t>
-      </w:r>
-    </w:p>
-    <w:p>
-      <w:pPr>
-        <w:spacing w:after="0" w:line="240" w:lineRule="auto"/>
-        <w:rPr>
-          <w:rFonts w:ascii="Consolas" w:hAnsi="Consolas" w:cs="Times New Roman"/>
-          <w:sz w:val="20"/>
-          <w:lang w:val="en-US"/>
-        </w:rPr>
-      </w:pPr>
-      <w:r>
-        <w:rPr>
-          <w:rFonts w:ascii="Consolas" w:hAnsi="Consolas" w:cs="Times New Roman"/>
-          <w:sz w:val="20"/>
-          <w:lang w:val="en-US"/>
-        </w:rPr>
-        <w:t>    [ "btn3:2.l", "uno:4", "yellow", [ "v20", "h-10", "v160" ] ],</w:t>
-      </w:r>
-    </w:p>
-    <w:p>
-      <w:pPr>
-        <w:spacing w:after="0" w:line="240" w:lineRule="auto"/>
-        <w:rPr>
-          <w:rFonts w:ascii="Consolas" w:hAnsi="Consolas" w:cs="Times New Roman"/>
-          <w:sz w:val="20"/>
-          <w:lang w:val="en-US"/>
-        </w:rPr>
-      </w:pPr>
-      <w:r>
-        <w:rPr>
-          <w:rFonts w:ascii="Consolas" w:hAnsi="Consolas" w:cs="Times New Roman"/>
-          <w:sz w:val="20"/>
-          <w:lang w:val="en-US"/>
-        </w:rPr>
-        <w:t>    [ "btn4:2.l", "uno:5", "yellow", [ "v10", "h-120", "v170" ] ],</w:t>
-      </w:r>
-    </w:p>
-    <w:p>
-      <w:pPr>
-        <w:spacing w:after="0" w:line="240" w:lineRule="auto"/>
-        <w:rPr>
-          <w:rFonts w:ascii="Consolas" w:hAnsi="Consolas" w:cs="Times New Roman"/>
-          <w:sz w:val="20"/>
-          <w:lang w:val="en-US"/>
-        </w:rPr>
-      </w:pPr>
-      <w:r>
-        <w:rPr>
-          <w:rFonts w:ascii="Consolas" w:hAnsi="Consolas" w:cs="Times New Roman"/>
-          <w:sz w:val="20"/>
-          <w:lang w:val="en-US"/>
-        </w:rPr>
-        <w:t>    [ "btn_stop:2.l", "uno:6", "red", [ "v5", "h-230", "v175" ] ],</w:t>
+        <w:t>    [ "btn</w:t>
+      </w:r>
+      <w:proofErr w:type="gramStart"/>
+      <w:r>
+        <w:rPr>
+          <w:rFonts w:ascii="Consolas" w:hAnsi="Consolas" w:cs="Times New Roman"/>
+          <w:sz w:val="20"/>
+          <w:lang w:val="en-US"/>
+        </w:rPr>
+        <w:t>1:2.l</w:t>
+      </w:r>
+      <w:proofErr w:type="gramEnd"/>
+      <w:r>
+        <w:rPr>
+          <w:rFonts w:ascii="Consolas" w:hAnsi="Consolas" w:cs="Times New Roman"/>
+          <w:sz w:val="20"/>
+          <w:lang w:val="en-US"/>
+        </w:rPr>
+        <w:t>", "uno:2", "green", [ "v40", "h210", "v140</w:t>
+      </w:r>
+      <w:proofErr w:type="gramStart"/>
+      <w:r>
+        <w:rPr>
+          <w:rFonts w:ascii="Consolas" w:hAnsi="Consolas" w:cs="Times New Roman"/>
+          <w:sz w:val="20"/>
+          <w:lang w:val="en-US"/>
+        </w:rPr>
+        <w:t>" ]</w:t>
+      </w:r>
+      <w:proofErr w:type="gramEnd"/>
+      <w:r>
+        <w:rPr>
+          <w:rFonts w:ascii="Consolas" w:hAnsi="Consolas" w:cs="Times New Roman"/>
+          <w:sz w:val="20"/>
+          <w:lang w:val="en-US"/>
+        </w:rPr>
+        <w:t xml:space="preserve"> ],</w:t>
+      </w:r>
+    </w:p>
+    <w:p>
+      <w:pPr>
+        <w:spacing w:after="0" w:line="240" w:lineRule="auto"/>
+        <w:rPr>
+          <w:rFonts w:ascii="Consolas" w:hAnsi="Consolas" w:cs="Times New Roman"/>
+          <w:sz w:val="20"/>
+          <w:lang w:val="en-US"/>
+        </w:rPr>
+      </w:pPr>
+      <w:r>
+        <w:rPr>
+          <w:rFonts w:ascii="Consolas" w:hAnsi="Consolas" w:cs="Times New Roman"/>
+          <w:sz w:val="20"/>
+          <w:lang w:val="en-US"/>
+        </w:rPr>
+        <w:t>    [ "btn</w:t>
+      </w:r>
+      <w:proofErr w:type="gramStart"/>
+      <w:r>
+        <w:rPr>
+          <w:rFonts w:ascii="Consolas" w:hAnsi="Consolas" w:cs="Times New Roman"/>
+          <w:sz w:val="20"/>
+          <w:lang w:val="en-US"/>
+        </w:rPr>
+        <w:t>2:2.l</w:t>
+      </w:r>
+      <w:proofErr w:type="gramEnd"/>
+      <w:r>
+        <w:rPr>
+          <w:rFonts w:ascii="Consolas" w:hAnsi="Consolas" w:cs="Times New Roman"/>
+          <w:sz w:val="20"/>
+          <w:lang w:val="en-US"/>
+        </w:rPr>
+        <w:t>", "uno:3", "blue", [ "v30", "h100", "v150</w:t>
+      </w:r>
+      <w:proofErr w:type="gramStart"/>
+      <w:r>
+        <w:rPr>
+          <w:rFonts w:ascii="Consolas" w:hAnsi="Consolas" w:cs="Times New Roman"/>
+          <w:sz w:val="20"/>
+          <w:lang w:val="en-US"/>
+        </w:rPr>
+        <w:t>" ]</w:t>
+      </w:r>
+      <w:proofErr w:type="gramEnd"/>
+      <w:r>
+        <w:rPr>
+          <w:rFonts w:ascii="Consolas" w:hAnsi="Consolas" w:cs="Times New Roman"/>
+          <w:sz w:val="20"/>
+          <w:lang w:val="en-US"/>
+        </w:rPr>
+        <w:t xml:space="preserve"> ],</w:t>
+      </w:r>
+    </w:p>
+    <w:p>
+      <w:pPr>
+        <w:spacing w:after="0" w:line="240" w:lineRule="auto"/>
+        <w:rPr>
+          <w:rFonts w:ascii="Consolas" w:hAnsi="Consolas" w:cs="Times New Roman"/>
+          <w:sz w:val="20"/>
+          <w:lang w:val="en-US"/>
+        </w:rPr>
+      </w:pPr>
+      <w:r>
+        <w:rPr>
+          <w:rFonts w:ascii="Consolas" w:hAnsi="Consolas" w:cs="Times New Roman"/>
+          <w:sz w:val="20"/>
+          <w:lang w:val="en-US"/>
+        </w:rPr>
+        <w:t>    [ "btn</w:t>
+      </w:r>
+      <w:proofErr w:type="gramStart"/>
+      <w:r>
+        <w:rPr>
+          <w:rFonts w:ascii="Consolas" w:hAnsi="Consolas" w:cs="Times New Roman"/>
+          <w:sz w:val="20"/>
+          <w:lang w:val="en-US"/>
+        </w:rPr>
+        <w:t>3:2.l</w:t>
+      </w:r>
+      <w:proofErr w:type="gramEnd"/>
+      <w:r>
+        <w:rPr>
+          <w:rFonts w:ascii="Consolas" w:hAnsi="Consolas" w:cs="Times New Roman"/>
+          <w:sz w:val="20"/>
+          <w:lang w:val="en-US"/>
+        </w:rPr>
+        <w:t>", "uno:4", "yellow", [ "v20", "h-10", "v160</w:t>
+      </w:r>
+      <w:proofErr w:type="gramStart"/>
+      <w:r>
+        <w:rPr>
+          <w:rFonts w:ascii="Consolas" w:hAnsi="Consolas" w:cs="Times New Roman"/>
+          <w:sz w:val="20"/>
+          <w:lang w:val="en-US"/>
+        </w:rPr>
+        <w:t>" ]</w:t>
+      </w:r>
+      <w:proofErr w:type="gramEnd"/>
+      <w:r>
+        <w:rPr>
+          <w:rFonts w:ascii="Consolas" w:hAnsi="Consolas" w:cs="Times New Roman"/>
+          <w:sz w:val="20"/>
+          <w:lang w:val="en-US"/>
+        </w:rPr>
+        <w:t xml:space="preserve"> ],</w:t>
+      </w:r>
+    </w:p>
+    <w:p>
+      <w:pPr>
+        <w:spacing w:after="0" w:line="240" w:lineRule="auto"/>
+        <w:rPr>
+          <w:rFonts w:ascii="Consolas" w:hAnsi="Consolas" w:cs="Times New Roman"/>
+          <w:sz w:val="20"/>
+          <w:lang w:val="en-US"/>
+        </w:rPr>
+      </w:pPr>
+      <w:r>
+        <w:rPr>
+          <w:rFonts w:ascii="Consolas" w:hAnsi="Consolas" w:cs="Times New Roman"/>
+          <w:sz w:val="20"/>
+          <w:lang w:val="en-US"/>
+        </w:rPr>
+        <w:t>    [ "btn</w:t>
+      </w:r>
+      <w:proofErr w:type="gramStart"/>
+      <w:r>
+        <w:rPr>
+          <w:rFonts w:ascii="Consolas" w:hAnsi="Consolas" w:cs="Times New Roman"/>
+          <w:sz w:val="20"/>
+          <w:lang w:val="en-US"/>
+        </w:rPr>
+        <w:t>4:2.l</w:t>
+      </w:r>
+      <w:proofErr w:type="gramEnd"/>
+      <w:r>
+        <w:rPr>
+          <w:rFonts w:ascii="Consolas" w:hAnsi="Consolas" w:cs="Times New Roman"/>
+          <w:sz w:val="20"/>
+          <w:lang w:val="en-US"/>
+        </w:rPr>
+        <w:t>", "uno:5", "yellow", [ "v10", "h-120", "v170</w:t>
+      </w:r>
+      <w:proofErr w:type="gramStart"/>
+      <w:r>
+        <w:rPr>
+          <w:rFonts w:ascii="Consolas" w:hAnsi="Consolas" w:cs="Times New Roman"/>
+          <w:sz w:val="20"/>
+          <w:lang w:val="en-US"/>
+        </w:rPr>
+        <w:t>" ]</w:t>
+      </w:r>
+      <w:proofErr w:type="gramEnd"/>
+      <w:r>
+        <w:rPr>
+          <w:rFonts w:ascii="Consolas" w:hAnsi="Consolas" w:cs="Times New Roman"/>
+          <w:sz w:val="20"/>
+          <w:lang w:val="en-US"/>
+        </w:rPr>
+        <w:t xml:space="preserve"> ],</w:t>
+      </w:r>
+    </w:p>
+    <w:p>
+      <w:pPr>
+        <w:spacing w:after="0" w:line="240" w:lineRule="auto"/>
+        <w:rPr>
+          <w:rFonts w:ascii="Consolas" w:hAnsi="Consolas" w:cs="Times New Roman"/>
+          <w:sz w:val="20"/>
+          <w:lang w:val="en-US"/>
+        </w:rPr>
+      </w:pPr>
+      <w:r>
+        <w:rPr>
+          <w:rFonts w:ascii="Consolas" w:hAnsi="Consolas" w:cs="Times New Roman"/>
+          <w:sz w:val="20"/>
+          <w:lang w:val="en-US"/>
+        </w:rPr>
+        <w:t>    [ "btn_stop:</w:t>
+      </w:r>
+      <w:proofErr w:type="gramStart"/>
+      <w:r>
+        <w:rPr>
+          <w:rFonts w:ascii="Consolas" w:hAnsi="Consolas" w:cs="Times New Roman"/>
+          <w:sz w:val="20"/>
+          <w:lang w:val="en-US"/>
+        </w:rPr>
+        <w:t>2.l</w:t>
+      </w:r>
+      <w:proofErr w:type="gramEnd"/>
+      <w:r>
+        <w:rPr>
+          <w:rFonts w:ascii="Consolas" w:hAnsi="Consolas" w:cs="Times New Roman"/>
+          <w:sz w:val="20"/>
+          <w:lang w:val="en-US"/>
+        </w:rPr>
+        <w:t>", "uno:6", "red", [ "v5", "h-230", "v175</w:t>
+      </w:r>
+      <w:proofErr w:type="gramStart"/>
+      <w:r>
+        <w:rPr>
+          <w:rFonts w:ascii="Consolas" w:hAnsi="Consolas" w:cs="Times New Roman"/>
+          <w:sz w:val="20"/>
+          <w:lang w:val="en-US"/>
+        </w:rPr>
+        <w:t>" ]</w:t>
+      </w:r>
+      <w:proofErr w:type="gramEnd"/>
+      <w:r>
+        <w:rPr>
+          <w:rFonts w:ascii="Consolas" w:hAnsi="Consolas" w:cs="Times New Roman"/>
+          <w:sz w:val="20"/>
+          <w:lang w:val="en-US"/>
+        </w:rPr>
+        <w:t xml:space="preserve"> ],</w:t>
       </w:r>
     </w:p>
     <w:p>
@@ -6326,43 +9389,134 @@
           <w:sz w:val="20"/>
           <w:lang w:val="en-US"/>
         </w:rPr>
-        <w:t>    [ "led1:A", "uno:8", "green", [ "v40", "h-340", "v120" ] ],</w:t>
-      </w:r>
-    </w:p>
-    <w:p>
-      <w:pPr>
-        <w:spacing w:after="0" w:line="240" w:lineRule="auto"/>
-        <w:rPr>
-          <w:rFonts w:ascii="Consolas" w:hAnsi="Consolas" w:cs="Times New Roman"/>
-          <w:sz w:val="20"/>
-          <w:lang w:val="en-US"/>
-        </w:rPr>
-      </w:pPr>
-      <w:r>
-        <w:rPr>
-          <w:rFonts w:ascii="Consolas" w:hAnsi="Consolas" w:cs="Times New Roman"/>
-          <w:sz w:val="20"/>
-          <w:lang w:val="en-US"/>
-        </w:rPr>
-        <w:t>    [ "led1:C", "r1:1", "black", [ "v0" ] ],</w:t>
-      </w:r>
-    </w:p>
-    <w:p>
-      <w:pPr>
-        <w:spacing w:after="0" w:line="240" w:lineRule="auto"/>
-        <w:rPr>
-          <w:rFonts w:ascii="Consolas" w:hAnsi="Consolas" w:cs="Times New Roman"/>
-          <w:sz w:val="20"/>
-          <w:lang w:val="en-US"/>
-        </w:rPr>
-      </w:pPr>
-      <w:r>
-        <w:rPr>
-          <w:rFonts w:ascii="Consolas" w:hAnsi="Consolas" w:cs="Times New Roman"/>
-          <w:sz w:val="20"/>
-          <w:lang w:val="en-US"/>
-        </w:rPr>
-        <w:t>    [ "r1:2", "uno:GND.2", "black", [ "v10", "h-330" ] ],</w:t>
+        <w:t>    [ "led</w:t>
+      </w:r>
+      <w:proofErr w:type="gramStart"/>
+      <w:r>
+        <w:rPr>
+          <w:rFonts w:ascii="Consolas" w:hAnsi="Consolas" w:cs="Times New Roman"/>
+          <w:sz w:val="20"/>
+          <w:lang w:val="en-US"/>
+        </w:rPr>
+        <w:t>1:A</w:t>
+      </w:r>
+      <w:proofErr w:type="gramEnd"/>
+      <w:r>
+        <w:rPr>
+          <w:rFonts w:ascii="Consolas" w:hAnsi="Consolas" w:cs="Times New Roman"/>
+          <w:sz w:val="20"/>
+          <w:lang w:val="en-US"/>
+        </w:rPr>
+        <w:t>", "uno:8", "green", [ "v40", "h-340", "v120</w:t>
+      </w:r>
+      <w:proofErr w:type="gramStart"/>
+      <w:r>
+        <w:rPr>
+          <w:rFonts w:ascii="Consolas" w:hAnsi="Consolas" w:cs="Times New Roman"/>
+          <w:sz w:val="20"/>
+          <w:lang w:val="en-US"/>
+        </w:rPr>
+        <w:t>" ]</w:t>
+      </w:r>
+      <w:proofErr w:type="gramEnd"/>
+      <w:r>
+        <w:rPr>
+          <w:rFonts w:ascii="Consolas" w:hAnsi="Consolas" w:cs="Times New Roman"/>
+          <w:sz w:val="20"/>
+          <w:lang w:val="en-US"/>
+        </w:rPr>
+        <w:t xml:space="preserve"> ],</w:t>
+      </w:r>
+    </w:p>
+    <w:p>
+      <w:pPr>
+        <w:spacing w:after="0" w:line="240" w:lineRule="auto"/>
+        <w:rPr>
+          <w:rFonts w:ascii="Consolas" w:hAnsi="Consolas" w:cs="Times New Roman"/>
+          <w:sz w:val="20"/>
+          <w:lang w:val="en-US"/>
+        </w:rPr>
+      </w:pPr>
+      <w:r>
+        <w:rPr>
+          <w:rFonts w:ascii="Consolas" w:hAnsi="Consolas" w:cs="Times New Roman"/>
+          <w:sz w:val="20"/>
+          <w:lang w:val="en-US"/>
+        </w:rPr>
+        <w:t>    [ "led1:C", "r1:1", "black", [ "v0</w:t>
+      </w:r>
+      <w:proofErr w:type="gramStart"/>
+      <w:r>
+        <w:rPr>
+          <w:rFonts w:ascii="Consolas" w:hAnsi="Consolas" w:cs="Times New Roman"/>
+          <w:sz w:val="20"/>
+          <w:lang w:val="en-US"/>
+        </w:rPr>
+        <w:t>" ]</w:t>
+      </w:r>
+      <w:proofErr w:type="gramEnd"/>
+      <w:r>
+        <w:rPr>
+          <w:rFonts w:ascii="Consolas" w:hAnsi="Consolas" w:cs="Times New Roman"/>
+          <w:sz w:val="20"/>
+          <w:lang w:val="en-US"/>
+        </w:rPr>
+        <w:t xml:space="preserve"> ],</w:t>
+      </w:r>
+    </w:p>
+    <w:p>
+      <w:pPr>
+        <w:spacing w:after="0" w:line="240" w:lineRule="auto"/>
+        <w:rPr>
+          <w:rFonts w:ascii="Consolas" w:hAnsi="Consolas" w:cs="Times New Roman"/>
+          <w:sz w:val="20"/>
+          <w:lang w:val="en-US"/>
+        </w:rPr>
+      </w:pPr>
+      <w:r>
+        <w:rPr>
+          <w:rFonts w:ascii="Consolas" w:hAnsi="Consolas" w:cs="Times New Roman"/>
+          <w:sz w:val="20"/>
+          <w:lang w:val="en-US"/>
+        </w:rPr>
+        <w:lastRenderedPageBreak/>
+        <w:t>    [ "r1:2", "</w:t>
+      </w:r>
+      <w:proofErr w:type="gramStart"/>
+      <w:r>
+        <w:rPr>
+          <w:rFonts w:ascii="Consolas" w:hAnsi="Consolas" w:cs="Times New Roman"/>
+          <w:sz w:val="20"/>
+          <w:lang w:val="en-US"/>
+        </w:rPr>
+        <w:t>uno:GND.</w:t>
+      </w:r>
+      <w:proofErr w:type="gramEnd"/>
+      <w:r>
+        <w:rPr>
+          <w:rFonts w:ascii="Consolas" w:hAnsi="Consolas" w:cs="Times New Roman"/>
+          <w:sz w:val="20"/>
+          <w:lang w:val="en-US"/>
+        </w:rPr>
+        <w:t>2", "black", [ "v10", "h-330</w:t>
+      </w:r>
+      <w:proofErr w:type="gramStart"/>
+      <w:r>
+        <w:rPr>
+          <w:rFonts w:ascii="Consolas" w:hAnsi="Consolas" w:cs="Times New Roman"/>
+          <w:sz w:val="20"/>
+          <w:lang w:val="en-US"/>
+        </w:rPr>
+        <w:t>" ]</w:t>
+      </w:r>
+      <w:proofErr w:type="gramEnd"/>
+      <w:r>
+        <w:rPr>
+          <w:rFonts w:ascii="Consolas" w:hAnsi="Consolas" w:cs="Times New Roman"/>
+          <w:sz w:val="20"/>
+          <w:lang w:val="en-US"/>
+        </w:rPr>
+        <w:t xml:space="preserve"> ],</w:t>
       </w:r>
     </w:p>
     <w:p>
@@ -6398,43 +9552,133 @@
           <w:sz w:val="20"/>
           <w:lang w:val="en-US"/>
         </w:rPr>
-        <w:t>    [ "led2:A", "uno:9", "red", [ "v50", "h-410", "v110" ] ],</w:t>
-      </w:r>
-    </w:p>
-    <w:p>
-      <w:pPr>
-        <w:spacing w:after="0" w:line="240" w:lineRule="auto"/>
-        <w:rPr>
-          <w:rFonts w:ascii="Consolas" w:hAnsi="Consolas" w:cs="Times New Roman"/>
-          <w:sz w:val="20"/>
-          <w:lang w:val="en-US"/>
-        </w:rPr>
-      </w:pPr>
-      <w:r>
-        <w:rPr>
-          <w:rFonts w:ascii="Consolas" w:hAnsi="Consolas" w:cs="Times New Roman"/>
-          <w:sz w:val="20"/>
-          <w:lang w:val="en-US"/>
-        </w:rPr>
-        <w:t>    [ "led2:C", "r2:1", "black", [ "v0" ] ],</w:t>
-      </w:r>
-    </w:p>
-    <w:p>
-      <w:pPr>
-        <w:spacing w:after="0" w:line="240" w:lineRule="auto"/>
-        <w:rPr>
-          <w:rFonts w:ascii="Consolas" w:hAnsi="Consolas" w:cs="Times New Roman"/>
-          <w:sz w:val="20"/>
-          <w:lang w:val="en-US"/>
-        </w:rPr>
-      </w:pPr>
-      <w:r>
-        <w:rPr>
-          <w:rFonts w:ascii="Consolas" w:hAnsi="Consolas" w:cs="Times New Roman"/>
-          <w:sz w:val="20"/>
-          <w:lang w:val="en-US"/>
-        </w:rPr>
-        <w:t>    [ "r2:2", "uno:GND.2", "black", [ "v0", "h-400" ] ]</w:t>
+        <w:t>    [ "led</w:t>
+      </w:r>
+      <w:proofErr w:type="gramStart"/>
+      <w:r>
+        <w:rPr>
+          <w:rFonts w:ascii="Consolas" w:hAnsi="Consolas" w:cs="Times New Roman"/>
+          <w:sz w:val="20"/>
+          <w:lang w:val="en-US"/>
+        </w:rPr>
+        <w:t>2:A</w:t>
+      </w:r>
+      <w:proofErr w:type="gramEnd"/>
+      <w:r>
+        <w:rPr>
+          <w:rFonts w:ascii="Consolas" w:hAnsi="Consolas" w:cs="Times New Roman"/>
+          <w:sz w:val="20"/>
+          <w:lang w:val="en-US"/>
+        </w:rPr>
+        <w:t>", "uno:9", "red", [ "v50", "h-410", "v110</w:t>
+      </w:r>
+      <w:proofErr w:type="gramStart"/>
+      <w:r>
+        <w:rPr>
+          <w:rFonts w:ascii="Consolas" w:hAnsi="Consolas" w:cs="Times New Roman"/>
+          <w:sz w:val="20"/>
+          <w:lang w:val="en-US"/>
+        </w:rPr>
+        <w:t>" ]</w:t>
+      </w:r>
+      <w:proofErr w:type="gramEnd"/>
+      <w:r>
+        <w:rPr>
+          <w:rFonts w:ascii="Consolas" w:hAnsi="Consolas" w:cs="Times New Roman"/>
+          <w:sz w:val="20"/>
+          <w:lang w:val="en-US"/>
+        </w:rPr>
+        <w:t xml:space="preserve"> ],</w:t>
+      </w:r>
+    </w:p>
+    <w:p>
+      <w:pPr>
+        <w:spacing w:after="0" w:line="240" w:lineRule="auto"/>
+        <w:rPr>
+          <w:rFonts w:ascii="Consolas" w:hAnsi="Consolas" w:cs="Times New Roman"/>
+          <w:sz w:val="20"/>
+          <w:lang w:val="en-US"/>
+        </w:rPr>
+      </w:pPr>
+      <w:r>
+        <w:rPr>
+          <w:rFonts w:ascii="Consolas" w:hAnsi="Consolas" w:cs="Times New Roman"/>
+          <w:sz w:val="20"/>
+          <w:lang w:val="en-US"/>
+        </w:rPr>
+        <w:t>    [ "led2:C", "r2:1", "black", [ "v0</w:t>
+      </w:r>
+      <w:proofErr w:type="gramStart"/>
+      <w:r>
+        <w:rPr>
+          <w:rFonts w:ascii="Consolas" w:hAnsi="Consolas" w:cs="Times New Roman"/>
+          <w:sz w:val="20"/>
+          <w:lang w:val="en-US"/>
+        </w:rPr>
+        <w:t>" ]</w:t>
+      </w:r>
+      <w:proofErr w:type="gramEnd"/>
+      <w:r>
+        <w:rPr>
+          <w:rFonts w:ascii="Consolas" w:hAnsi="Consolas" w:cs="Times New Roman"/>
+          <w:sz w:val="20"/>
+          <w:lang w:val="en-US"/>
+        </w:rPr>
+        <w:t xml:space="preserve"> ],</w:t>
+      </w:r>
+    </w:p>
+    <w:p>
+      <w:pPr>
+        <w:spacing w:after="0" w:line="240" w:lineRule="auto"/>
+        <w:rPr>
+          <w:rFonts w:ascii="Consolas" w:hAnsi="Consolas" w:cs="Times New Roman"/>
+          <w:sz w:val="20"/>
+          <w:lang w:val="en-US"/>
+        </w:rPr>
+      </w:pPr>
+      <w:r>
+        <w:rPr>
+          <w:rFonts w:ascii="Consolas" w:hAnsi="Consolas" w:cs="Times New Roman"/>
+          <w:sz w:val="20"/>
+          <w:lang w:val="en-US"/>
+        </w:rPr>
+        <w:t>    [ "r2:2", "</w:t>
+      </w:r>
+      <w:proofErr w:type="gramStart"/>
+      <w:r>
+        <w:rPr>
+          <w:rFonts w:ascii="Consolas" w:hAnsi="Consolas" w:cs="Times New Roman"/>
+          <w:sz w:val="20"/>
+          <w:lang w:val="en-US"/>
+        </w:rPr>
+        <w:t>uno:GND.</w:t>
+      </w:r>
+      <w:proofErr w:type="gramEnd"/>
+      <w:r>
+        <w:rPr>
+          <w:rFonts w:ascii="Consolas" w:hAnsi="Consolas" w:cs="Times New Roman"/>
+          <w:sz w:val="20"/>
+          <w:lang w:val="en-US"/>
+        </w:rPr>
+        <w:t>2", "black", [ "v0", "h-400</w:t>
+      </w:r>
+      <w:proofErr w:type="gramStart"/>
+      <w:r>
+        <w:rPr>
+          <w:rFonts w:ascii="Consolas" w:hAnsi="Consolas" w:cs="Times New Roman"/>
+          <w:sz w:val="20"/>
+          <w:lang w:val="en-US"/>
+        </w:rPr>
+        <w:t>" ]</w:t>
+      </w:r>
+      <w:proofErr w:type="gramEnd"/>
+      <w:r>
+        <w:rPr>
+          <w:rFonts w:ascii="Consolas" w:hAnsi="Consolas" w:cs="Times New Roman"/>
+          <w:sz w:val="20"/>
+          <w:lang w:val="en-US"/>
+        </w:rPr>
+        <w:t xml:space="preserve"> ]</w:t>
       </w:r>
     </w:p>
     <w:p>
@@ -6474,7 +9718,23 @@
           <w:rFonts w:ascii="Consolas" w:hAnsi="Consolas" w:cs="Times New Roman"/>
           <w:sz w:val="20"/>
         </w:rPr>
-        <w:t>  "dependencies": {}</w:t>
+        <w:t>  "</w:t>
+      </w:r>
+      <w:proofErr w:type="spellStart"/>
+      <w:r>
+        <w:rPr>
+          <w:rFonts w:ascii="Consolas" w:hAnsi="Consolas" w:cs="Times New Roman"/>
+          <w:sz w:val="20"/>
+        </w:rPr>
+        <w:t>dependencies</w:t>
+      </w:r>
+      <w:proofErr w:type="spellEnd"/>
+      <w:r>
+        <w:rPr>
+          <w:rFonts w:ascii="Consolas" w:hAnsi="Consolas" w:cs="Times New Roman"/>
+          <w:sz w:val="20"/>
+        </w:rPr>
+        <w:t>": {}</w:t>
       </w:r>
     </w:p>
     <w:p>
@@ -6517,7 +9777,6 @@
           <w:sz w:val="28"/>
           <w:szCs w:val="28"/>
         </w:rPr>
-        <w:lastRenderedPageBreak/>
         <w:br/>
       </w:r>
     </w:p>
@@ -13707,6 +16966,7 @@
   <w:style w:type="character" w:default="1" w:styleId="a0">
     <w:name w:val="Default Paragraph Font"/>
     <w:uiPriority w:val="1"/>
+    <w:semiHidden/>
     <w:unhideWhenUsed/>
   </w:style>
   <w:style w:type="table" w:default="1" w:styleId="a1">
